--- a/Propuesta de proyecto de estancia 2026.docx
+++ b/Propuesta de proyecto de estancia 2026.docx
@@ -370,6 +370,53 @@
               <w:t>AbogadoSoft</w:t>
             </w:r>
             <w:proofErr w:type="spellEnd"/>
+            <w:r>
+              <w:rPr>
+                <w:rFonts w:ascii="Arial" w:hAnsi="Arial" w:cs="Arial"/>
+                <w:kern w:val="2"/>
+                <w:sz w:val="22"/>
+                <w:szCs w:val="22"/>
+              </w:rPr>
+              <w:t xml:space="preserve"> (</w:t>
+            </w:r>
+            <w:proofErr w:type="spellStart"/>
+            <w:r>
+              <w:rPr>
+                <w:rFonts w:ascii="Arial" w:hAnsi="Arial" w:cs="Arial"/>
+                <w:kern w:val="2"/>
+                <w:sz w:val="22"/>
+                <w:szCs w:val="22"/>
+              </w:rPr>
+              <w:t>Back</w:t>
+            </w:r>
+            <w:r>
+              <w:rPr>
+                <w:rFonts w:ascii="Arial" w:hAnsi="Arial" w:cs="Arial"/>
+                <w:kern w:val="2"/>
+                <w:sz w:val="22"/>
+                <w:szCs w:val="22"/>
+              </w:rPr>
+              <w:t>e</w:t>
+            </w:r>
+            <w:r>
+              <w:rPr>
+                <w:rFonts w:ascii="Arial" w:hAnsi="Arial" w:cs="Arial"/>
+                <w:kern w:val="2"/>
+                <w:sz w:val="22"/>
+                <w:szCs w:val="22"/>
+              </w:rPr>
+              <w:t>nd</w:t>
+            </w:r>
+            <w:proofErr w:type="spellEnd"/>
+            <w:r>
+              <w:rPr>
+                <w:rFonts w:ascii="Arial" w:hAnsi="Arial" w:cs="Arial"/>
+                <w:kern w:val="2"/>
+                <w:sz w:val="22"/>
+                <w:szCs w:val="22"/>
+              </w:rPr>
+              <w:t>)</w:t>
+            </w:r>
           </w:p>
         </w:tc>
       </w:tr>
@@ -1057,6 +1104,12 @@
                 <w:rFonts w:ascii="Arial" w:hAnsi="Arial" w:cs="Arial"/>
               </w:rPr>
             </w:pPr>
+            <w:r>
+              <w:rPr>
+                <w:rFonts w:ascii="Arial" w:hAnsi="Arial" w:cs="Arial"/>
+              </w:rPr>
+              <w:t>9982463069</w:t>
+            </w:r>
           </w:p>
         </w:tc>
         <w:tc>
@@ -1176,6 +1229,13 @@
                 <w:kern w:val="2"/>
               </w:rPr>
               <w:t>Rectoría</w:t>
+            </w:r>
+            <w:r>
+              <w:rPr>
+                <w:rFonts w:ascii="Arial" w:hAnsi="Arial" w:cs="Arial"/>
+                <w:kern w:val="2"/>
+              </w:rPr>
+              <w:t xml:space="preserve"> (Abogado General)</w:t>
             </w:r>
           </w:p>
         </w:tc>
@@ -1335,6 +1395,7 @@
               <w:spacing w:before="120" w:after="120"/>
               <w:ind w:left="72"/>
               <w:contextualSpacing w:val="0"/>
+              <w:jc w:val="both"/>
               <w:rPr>
                 <w:rFonts w:ascii="Arial" w:hAnsi="Arial"/>
                 <w:kern w:val="2"/>
@@ -1342,6 +1403,105 @@
                 <w:szCs w:val="22"/>
               </w:rPr>
             </w:pPr>
+            <w:r>
+              <w:rPr>
+                <w:rFonts w:ascii="Arial" w:hAnsi="Arial"/>
+                <w:kern w:val="2"/>
+                <w:sz w:val="22"/>
+                <w:szCs w:val="22"/>
+              </w:rPr>
+              <w:t xml:space="preserve">Los abogados de la universidad necesitan gestionar documentos (contratos, demandas, convenios) de forma colaborativa y segura, con acceso desde </w:t>
+            </w:r>
+            <w:r>
+              <w:rPr>
+                <w:rFonts w:ascii="Arial" w:hAnsi="Arial"/>
+                <w:kern w:val="2"/>
+                <w:sz w:val="22"/>
+                <w:szCs w:val="22"/>
+              </w:rPr>
+              <w:t>cualquiera de sus</w:t>
+            </w:r>
+            <w:r>
+              <w:rPr>
+                <w:rFonts w:ascii="Arial" w:hAnsi="Arial"/>
+                <w:kern w:val="2"/>
+                <w:sz w:val="22"/>
+                <w:szCs w:val="22"/>
+              </w:rPr>
+              <w:t xml:space="preserve"> equipos y sincronización con una nube institucional</w:t>
+            </w:r>
+            <w:r>
+              <w:rPr>
+                <w:rFonts w:ascii="Arial" w:hAnsi="Arial"/>
+                <w:kern w:val="2"/>
+                <w:sz w:val="22"/>
+                <w:szCs w:val="22"/>
+              </w:rPr>
+              <w:t xml:space="preserve"> con guardado automatizado para la nube y local</w:t>
+            </w:r>
+            <w:r>
+              <w:rPr>
+                <w:rFonts w:ascii="Arial" w:hAnsi="Arial"/>
+                <w:kern w:val="2"/>
+                <w:sz w:val="22"/>
+                <w:szCs w:val="22"/>
+              </w:rPr>
+              <w:t>. Actualmente no existe una herramienta unificada que reúna: gestión documental colaborativa con permisos</w:t>
+            </w:r>
+            <w:r>
+              <w:rPr>
+                <w:rFonts w:ascii="Arial" w:hAnsi="Arial"/>
+                <w:kern w:val="2"/>
+                <w:sz w:val="22"/>
+                <w:szCs w:val="22"/>
+              </w:rPr>
+              <w:t xml:space="preserve"> y asignaciones</w:t>
+            </w:r>
+            <w:r>
+              <w:rPr>
+                <w:rFonts w:ascii="Arial" w:hAnsi="Arial"/>
+                <w:kern w:val="2"/>
+                <w:sz w:val="22"/>
+                <w:szCs w:val="22"/>
+              </w:rPr>
+              <w:t xml:space="preserve"> por grupos, sincronización automática nube-local, gestión de convenios universidad-abogados con soporte tipo Excel,</w:t>
+            </w:r>
+            <w:r>
+              <w:rPr>
+                <w:rFonts w:ascii="Arial" w:hAnsi="Arial"/>
+                <w:kern w:val="2"/>
+                <w:sz w:val="22"/>
+                <w:szCs w:val="22"/>
+              </w:rPr>
+              <w:t xml:space="preserve"> trazabilidad de los cambios colaborativos hechos en los </w:t>
+            </w:r>
+            <w:r>
+              <w:rPr>
+                <w:rFonts w:ascii="Arial" w:hAnsi="Arial"/>
+                <w:kern w:val="2"/>
+                <w:sz w:val="22"/>
+                <w:szCs w:val="22"/>
+              </w:rPr>
+              <w:t xml:space="preserve">documentos </w:t>
+            </w:r>
+            <w:r>
+              <w:rPr>
+                <w:rFonts w:ascii="Arial" w:hAnsi="Arial"/>
+                <w:kern w:val="2"/>
+                <w:sz w:val="22"/>
+                <w:szCs w:val="22"/>
+              </w:rPr>
+              <w:t>y</w:t>
+            </w:r>
+            <w:r>
+              <w:rPr>
+                <w:rFonts w:ascii="Arial" w:hAnsi="Arial"/>
+                <w:kern w:val="2"/>
+                <w:sz w:val="22"/>
+                <w:szCs w:val="22"/>
+              </w:rPr>
+              <w:t xml:space="preserve"> una interfaz pensada para usuarios no técnicos (accesibilidad, botones grandes, texto legible, flujos simples).</w:t>
+            </w:r>
           </w:p>
           <w:p>
             <w:pPr>
@@ -1349,6 +1509,7 @@
               <w:spacing w:before="120" w:after="120"/>
               <w:ind w:left="72"/>
               <w:contextualSpacing w:val="0"/>
+              <w:jc w:val="both"/>
               <w:rPr>
                 <w:rFonts w:ascii="Arial" w:hAnsi="Arial"/>
                 <w:kern w:val="2"/>
@@ -1356,6 +1517,141 @@
                 <w:szCs w:val="22"/>
               </w:rPr>
             </w:pPr>
+            <w:r>
+              <w:rPr>
+                <w:rFonts w:ascii="Arial" w:hAnsi="Arial"/>
+                <w:kern w:val="2"/>
+                <w:sz w:val="22"/>
+                <w:szCs w:val="22"/>
+              </w:rPr>
+              <w:t>Los aspectos centrales del problema son: la dispersión de archivos</w:t>
+            </w:r>
+            <w:r>
+              <w:rPr>
+                <w:rFonts w:ascii="Arial" w:hAnsi="Arial"/>
+                <w:kern w:val="2"/>
+                <w:sz w:val="22"/>
+                <w:szCs w:val="22"/>
+              </w:rPr>
+              <w:t xml:space="preserve"> entre ubicaciones</w:t>
+            </w:r>
+            <w:r>
+              <w:rPr>
+                <w:rFonts w:ascii="Arial" w:hAnsi="Arial"/>
+                <w:kern w:val="2"/>
+                <w:sz w:val="22"/>
+                <w:szCs w:val="22"/>
+              </w:rPr>
+              <w:t xml:space="preserve"> y entre su estado de edición</w:t>
+            </w:r>
+            <w:r>
+              <w:rPr>
+                <w:rFonts w:ascii="Arial" w:hAnsi="Arial"/>
+                <w:kern w:val="2"/>
+                <w:sz w:val="22"/>
+                <w:szCs w:val="22"/>
+              </w:rPr>
+              <w:t>, la falta de control de versiones</w:t>
+            </w:r>
+            <w:r>
+              <w:rPr>
+                <w:rFonts w:ascii="Arial" w:hAnsi="Arial"/>
+                <w:kern w:val="2"/>
+                <w:sz w:val="22"/>
+                <w:szCs w:val="22"/>
+              </w:rPr>
+              <w:t>,</w:t>
+            </w:r>
+            <w:r>
+              <w:rPr>
+                <w:rFonts w:ascii="Arial" w:hAnsi="Arial"/>
+                <w:kern w:val="2"/>
+                <w:sz w:val="22"/>
+                <w:szCs w:val="22"/>
+              </w:rPr>
+              <w:t xml:space="preserve"> permisos</w:t>
+            </w:r>
+            <w:r>
+              <w:rPr>
+                <w:rFonts w:ascii="Arial" w:hAnsi="Arial"/>
+                <w:kern w:val="2"/>
+                <w:sz w:val="22"/>
+                <w:szCs w:val="22"/>
+              </w:rPr>
+              <w:t xml:space="preserve"> y asignaciones</w:t>
+            </w:r>
+            <w:r>
+              <w:rPr>
+                <w:rFonts w:ascii="Arial" w:hAnsi="Arial"/>
+                <w:kern w:val="2"/>
+                <w:sz w:val="22"/>
+                <w:szCs w:val="22"/>
+              </w:rPr>
+              <w:t>, la dificultad para dar seguimiento a convenios y sus vencimientos,</w:t>
+            </w:r>
+            <w:r>
+              <w:rPr>
+                <w:rFonts w:ascii="Arial" w:hAnsi="Arial"/>
+                <w:kern w:val="2"/>
+                <w:sz w:val="22"/>
+                <w:szCs w:val="22"/>
+              </w:rPr>
+              <w:t xml:space="preserve"> la seguridad del guardado de los documentos</w:t>
+            </w:r>
+            <w:r>
+              <w:rPr>
+                <w:rFonts w:ascii="Arial" w:hAnsi="Arial"/>
+                <w:kern w:val="2"/>
+                <w:sz w:val="22"/>
+                <w:szCs w:val="22"/>
+              </w:rPr>
+              <w:t>, la edición colaborativa de los mismos</w:t>
+            </w:r>
+            <w:r>
+              <w:rPr>
+                <w:rFonts w:ascii="Arial" w:hAnsi="Arial"/>
+                <w:kern w:val="2"/>
+                <w:sz w:val="22"/>
+                <w:szCs w:val="22"/>
+              </w:rPr>
+              <w:t xml:space="preserve"> y la barrera de usabilidad para perfiles senior. Las relaciones entre estos elementos exigen una solución de escritorio </w:t>
+            </w:r>
+            <w:r>
+              <w:rPr>
+                <w:rFonts w:ascii="Arial" w:hAnsi="Arial"/>
+                <w:kern w:val="2"/>
+                <w:sz w:val="22"/>
+                <w:szCs w:val="22"/>
+              </w:rPr>
+              <w:t>sincronización</w:t>
+            </w:r>
+            <w:r>
+              <w:rPr>
+                <w:rFonts w:ascii="Arial" w:hAnsi="Arial"/>
+                <w:kern w:val="2"/>
+                <w:sz w:val="22"/>
+                <w:szCs w:val="22"/>
+              </w:rPr>
+              <w:t xml:space="preserve"> en nube</w:t>
+            </w:r>
+            <w:r>
+              <w:rPr>
+                <w:rFonts w:ascii="Arial" w:hAnsi="Arial"/>
+                <w:kern w:val="2"/>
+                <w:sz w:val="22"/>
+                <w:szCs w:val="22"/>
+              </w:rPr>
+              <w:t xml:space="preserve"> y</w:t>
+            </w:r>
+            <w:r>
+              <w:rPr>
+                <w:rFonts w:ascii="Arial" w:hAnsi="Arial"/>
+                <w:kern w:val="2"/>
+                <w:sz w:val="22"/>
+                <w:szCs w:val="22"/>
+              </w:rPr>
+              <w:t xml:space="preserve"> diseño UX/UI accesible.</w:t>
+            </w:r>
           </w:p>
           <w:p>
             <w:pPr>
@@ -1487,8 +1783,62 @@
               <w:jc w:val="both"/>
               <w:rPr>
                 <w:rFonts w:ascii="Arial" w:hAnsi="Arial" w:cs="Arial"/>
-              </w:rPr>
-            </w:pPr>
+                <w:b/>
+                <w:bCs/>
+              </w:rPr>
+            </w:pPr>
+            <w:r>
+              <w:rPr>
+                <w:rFonts w:ascii="Arial" w:hAnsi="Arial" w:cs="Arial"/>
+                <w:b/>
+                <w:bCs/>
+              </w:rPr>
+              <w:t>General</w:t>
+            </w:r>
+            <w:r>
+              <w:rPr>
+                <w:rFonts w:ascii="Arial" w:hAnsi="Arial" w:cs="Arial"/>
+                <w:b/>
+                <w:bCs/>
+              </w:rPr>
+              <w:br/>
+            </w:r>
+            <w:r>
+              <w:rPr>
+                <w:rFonts w:ascii="Arial" w:hAnsi="Arial" w:cs="Arial"/>
+              </w:rPr>
+              <w:br/>
+            </w:r>
+            <w:r>
+              <w:rPr>
+                <w:rFonts w:ascii="Arial" w:hAnsi="Arial" w:cs="Arial"/>
+              </w:rPr>
+              <w:t xml:space="preserve">Desarrollar </w:t>
+            </w:r>
+            <w:r>
+              <w:rPr>
+                <w:rFonts w:ascii="Arial" w:hAnsi="Arial" w:cs="Arial"/>
+              </w:rPr>
+              <w:t xml:space="preserve">la lógica del servidor </w:t>
+            </w:r>
+            <w:r>
+              <w:rPr>
+                <w:rFonts w:ascii="Arial" w:hAnsi="Arial" w:cs="Arial"/>
+              </w:rPr>
+              <w:t xml:space="preserve">(backend) de AbogadoSoft, destinada a una aplicación de escritorio para abogados, que permita la gestión colaborativa de documentos en una nube privada mediante almacenamiento confiable de archivos y </w:t>
+            </w:r>
+            <w:r>
+              <w:rPr>
+                <w:rFonts w:ascii="Arial" w:hAnsi="Arial" w:cs="Arial"/>
+              </w:rPr>
+              <w:t>estado de edición</w:t>
+            </w:r>
+            <w:r>
+              <w:rPr>
+                <w:rFonts w:ascii="Arial" w:hAnsi="Arial" w:cs="Arial"/>
+              </w:rPr>
+              <w:t xml:space="preserve"> en el equipo del usuario, sincronización automática y segura con la nube, control de acceso por rol y por grupo, y ejecución robusta de las operaciones del sistema, garantizando integridad, seguridad, disponibilidad y eficiencia en la gestión de la información.</w:t>
+            </w:r>
           </w:p>
           <w:p>
             <w:pPr>
@@ -1496,8 +1846,18 @@
               <w:jc w:val="both"/>
               <w:rPr>
                 <w:rFonts w:ascii="Arial" w:hAnsi="Arial" w:cs="Arial"/>
-              </w:rPr>
-            </w:pPr>
+                <w:b/>
+                <w:bCs/>
+              </w:rPr>
+            </w:pPr>
+            <w:r>
+              <w:rPr>
+                <w:rFonts w:ascii="Arial" w:hAnsi="Arial" w:cs="Arial"/>
+                <w:b/>
+                <w:bCs/>
+              </w:rPr>
+              <w:t>Específicos</w:t>
+            </w:r>
           </w:p>
           <w:p>
             <w:pPr>
@@ -1507,6 +1867,20 @@
                 <w:rFonts w:ascii="Arial" w:hAnsi="Arial" w:cs="Arial"/>
               </w:rPr>
             </w:pPr>
+            <w:r>
+              <w:rPr>
+                <w:rFonts w:ascii="Arial" w:hAnsi="Arial" w:cs="Arial"/>
+                <w:b/>
+                <w:bCs/>
+              </w:rPr>
+              <w:t>1.</w:t>
+            </w:r>
+            <w:r>
+              <w:rPr>
+                <w:rFonts w:ascii="Arial" w:hAnsi="Arial" w:cs="Arial"/>
+              </w:rPr>
+              <w:t xml:space="preserve"> Implementar el CRUD de documentos (crear, leer, actualizar, eliminar) con visualización y edición embebida para formatos DOCX, PDF, XLSX y TXT.</w:t>
+            </w:r>
           </w:p>
           <w:p>
             <w:pPr>
@@ -1516,6 +1890,344 @@
                 <w:rFonts w:ascii="Arial" w:hAnsi="Arial" w:cs="Arial"/>
               </w:rPr>
             </w:pPr>
+            <w:r>
+              <w:rPr>
+                <w:rFonts w:ascii="Arial" w:hAnsi="Arial" w:cs="Arial"/>
+                <w:b/>
+                <w:bCs/>
+              </w:rPr>
+              <w:t>2.</w:t>
+            </w:r>
+            <w:r>
+              <w:rPr>
+                <w:rFonts w:ascii="Arial" w:hAnsi="Arial" w:cs="Arial"/>
+              </w:rPr>
+              <w:t xml:space="preserve"> </w:t>
+            </w:r>
+            <w:r>
+              <w:rPr>
+                <w:rFonts w:ascii="Arial" w:hAnsi="Arial" w:cs="Arial"/>
+              </w:rPr>
+              <w:t>Centralizar el almacenamiento de documentos y convenios en una arquitectura unificada con consistencia nube–local.</w:t>
+            </w:r>
+          </w:p>
+          <w:p>
+            <w:pPr>
+              <w:spacing w:before="120"/>
+              <w:jc w:val="both"/>
+              <w:rPr>
+                <w:rFonts w:ascii="Arial" w:hAnsi="Arial" w:cs="Arial"/>
+              </w:rPr>
+            </w:pPr>
+            <w:r>
+              <w:rPr>
+                <w:rFonts w:ascii="Arial" w:hAnsi="Arial" w:cs="Arial"/>
+                <w:b/>
+                <w:bCs/>
+              </w:rPr>
+              <w:lastRenderedPageBreak/>
+              <w:t>3</w:t>
+            </w:r>
+            <w:r>
+              <w:rPr>
+                <w:rFonts w:ascii="Arial" w:hAnsi="Arial" w:cs="Arial"/>
+                <w:b/>
+                <w:bCs/>
+              </w:rPr>
+              <w:t>.</w:t>
+            </w:r>
+            <w:r>
+              <w:rPr>
+                <w:rFonts w:ascii="Arial" w:hAnsi="Arial" w:cs="Arial"/>
+              </w:rPr>
+              <w:t xml:space="preserve"> Diseñar e implementar un sistema de grupos</w:t>
+            </w:r>
+            <w:r>
+              <w:rPr>
+                <w:rFonts w:ascii="Arial" w:hAnsi="Arial" w:cs="Arial"/>
+              </w:rPr>
+              <w:t xml:space="preserve"> </w:t>
+            </w:r>
+            <w:r>
+              <w:rPr>
+                <w:rFonts w:ascii="Arial" w:hAnsi="Arial" w:cs="Arial"/>
+              </w:rPr>
+              <w:t>con permisos</w:t>
+            </w:r>
+            <w:r>
+              <w:rPr>
+                <w:rFonts w:ascii="Arial" w:hAnsi="Arial" w:cs="Arial"/>
+              </w:rPr>
+              <w:t xml:space="preserve"> </w:t>
+            </w:r>
+            <w:r>
+              <w:rPr>
+                <w:rFonts w:ascii="Arial" w:hAnsi="Arial" w:cs="Arial"/>
+              </w:rPr>
+              <w:t>(lectura, escritura, administrador) e invitación por código.</w:t>
+            </w:r>
+          </w:p>
+          <w:p>
+            <w:pPr>
+              <w:spacing w:before="120"/>
+              <w:jc w:val="both"/>
+              <w:rPr>
+                <w:rFonts w:ascii="Arial" w:hAnsi="Arial" w:cs="Arial"/>
+              </w:rPr>
+            </w:pPr>
+            <w:r>
+              <w:rPr>
+                <w:rFonts w:ascii="Arial" w:hAnsi="Arial" w:cs="Arial"/>
+                <w:b/>
+                <w:bCs/>
+              </w:rPr>
+              <w:t>4.</w:t>
+            </w:r>
+            <w:r>
+              <w:rPr>
+                <w:rFonts w:ascii="Arial" w:hAnsi="Arial" w:cs="Arial"/>
+              </w:rPr>
+              <w:t xml:space="preserve"> </w:t>
+            </w:r>
+            <w:r>
+              <w:rPr>
+                <w:rFonts w:ascii="Arial" w:hAnsi="Arial" w:cs="Arial"/>
+              </w:rPr>
+              <w:t>Diseñar el sistema de usuarios, roles (abogado, auxiliar) y grupos, con permisos granulares (lectura, escritura, administrador) y asignación de archivos.</w:t>
+            </w:r>
+          </w:p>
+          <w:p>
+            <w:pPr>
+              <w:spacing w:before="120"/>
+              <w:jc w:val="both"/>
+              <w:rPr>
+                <w:rFonts w:ascii="Arial" w:hAnsi="Arial" w:cs="Arial"/>
+              </w:rPr>
+            </w:pPr>
+            <w:r>
+              <w:rPr>
+                <w:rFonts w:ascii="Arial" w:hAnsi="Arial" w:cs="Arial"/>
+                <w:b/>
+                <w:bCs/>
+              </w:rPr>
+              <w:t>5.</w:t>
+            </w:r>
+            <w:r>
+              <w:rPr>
+                <w:rFonts w:ascii="Arial" w:hAnsi="Arial" w:cs="Arial"/>
+              </w:rPr>
+              <w:t xml:space="preserve"> </w:t>
+            </w:r>
+            <w:r>
+              <w:rPr>
+                <w:rFonts w:ascii="Arial" w:hAnsi="Arial" w:cs="Arial"/>
+              </w:rPr>
+              <w:t>Implementar sincronización automática bidireccional (SQLite local – nube Firebase/Supabase) con auto-guardado, modo offline y resolución de conflictos.</w:t>
+            </w:r>
+          </w:p>
+          <w:p>
+            <w:pPr>
+              <w:spacing w:before="120"/>
+              <w:jc w:val="both"/>
+              <w:rPr>
+                <w:rFonts w:ascii="Arial" w:hAnsi="Arial" w:cs="Arial"/>
+              </w:rPr>
+            </w:pPr>
+            <w:r>
+              <w:rPr>
+                <w:rFonts w:ascii="Arial" w:hAnsi="Arial" w:cs="Arial"/>
+                <w:b/>
+                <w:bCs/>
+              </w:rPr>
+              <w:t xml:space="preserve">6. </w:t>
+            </w:r>
+            <w:r>
+              <w:rPr>
+                <w:rFonts w:ascii="Arial" w:hAnsi="Arial" w:cs="Arial"/>
+              </w:rPr>
+              <w:t>Desarrollar el módulo de convenios tipo Excel con estados (activo, pendiente, vencido), importación/exportación XLSX y alertas de vencimiento.</w:t>
+            </w:r>
+          </w:p>
+          <w:p>
+            <w:pPr>
+              <w:spacing w:before="120"/>
+              <w:jc w:val="both"/>
+              <w:rPr>
+                <w:rFonts w:ascii="Arial" w:hAnsi="Arial" w:cs="Arial"/>
+              </w:rPr>
+            </w:pPr>
+            <w:r>
+              <w:rPr>
+                <w:rFonts w:ascii="Arial" w:hAnsi="Arial" w:cs="Arial"/>
+                <w:b/>
+                <w:bCs/>
+              </w:rPr>
+              <w:t xml:space="preserve">7. </w:t>
+            </w:r>
+            <w:r>
+              <w:rPr>
+                <w:rFonts w:ascii="Arial" w:hAnsi="Arial" w:cs="Arial"/>
+              </w:rPr>
+              <w:t>Implementar estados de documento (activo, pendiente, inactivo, visto, editado) con registro automático de cambios</w:t>
+            </w:r>
+            <w:r>
+              <w:rPr>
+                <w:rFonts w:ascii="Arial" w:hAnsi="Arial" w:cs="Arial"/>
+              </w:rPr>
+              <w:t xml:space="preserve"> con </w:t>
+            </w:r>
+            <w:r>
+              <w:rPr>
+                <w:rFonts w:ascii="Arial" w:hAnsi="Arial" w:cs="Arial"/>
+              </w:rPr>
+              <w:t>importación/exportación Excel, y alertas de vencimiento..</w:t>
+            </w:r>
+          </w:p>
+          <w:p>
+            <w:pPr>
+              <w:spacing w:before="120"/>
+              <w:jc w:val="both"/>
+              <w:rPr>
+                <w:rFonts w:ascii="Arial" w:hAnsi="Arial" w:cs="Arial"/>
+              </w:rPr>
+            </w:pPr>
+            <w:r>
+              <w:rPr>
+                <w:rFonts w:ascii="Arial" w:hAnsi="Arial" w:cs="Arial"/>
+                <w:b/>
+                <w:bCs/>
+              </w:rPr>
+              <w:t>8</w:t>
+            </w:r>
+            <w:r>
+              <w:rPr>
+                <w:rFonts w:ascii="Arial" w:hAnsi="Arial" w:cs="Arial"/>
+                <w:b/>
+                <w:bCs/>
+              </w:rPr>
+              <w:t>.</w:t>
+            </w:r>
+            <w:r>
+              <w:rPr>
+                <w:rFonts w:ascii="Arial" w:hAnsi="Arial" w:cs="Arial"/>
+              </w:rPr>
+              <w:t xml:space="preserve"> </w:t>
+            </w:r>
+            <w:r>
+              <w:rPr>
+                <w:rFonts w:ascii="Arial" w:hAnsi="Arial" w:cs="Arial"/>
+              </w:rPr>
+              <w:t>Desarrollar control de versiones con historial, restauración y solucionador de conflictos.</w:t>
+            </w:r>
+          </w:p>
+          <w:p>
+            <w:pPr>
+              <w:spacing w:before="120"/>
+              <w:jc w:val="both"/>
+              <w:rPr>
+                <w:rFonts w:ascii="Arial" w:hAnsi="Arial" w:cs="Arial"/>
+              </w:rPr>
+            </w:pPr>
+            <w:r>
+              <w:rPr>
+                <w:rFonts w:ascii="Arial" w:hAnsi="Arial" w:cs="Arial"/>
+                <w:b/>
+                <w:bCs/>
+              </w:rPr>
+              <w:t>9</w:t>
+            </w:r>
+            <w:r>
+              <w:rPr>
+                <w:rFonts w:ascii="Arial" w:hAnsi="Arial" w:cs="Arial"/>
+                <w:b/>
+                <w:bCs/>
+              </w:rPr>
+              <w:t xml:space="preserve">. </w:t>
+            </w:r>
+            <w:r>
+              <w:rPr>
+                <w:rFonts w:ascii="Arial" w:hAnsi="Arial" w:cs="Arial"/>
+              </w:rPr>
+              <w:t>Implementar edición colaborativa en tiempo real con control de concurrencia.</w:t>
+            </w:r>
+          </w:p>
+          <w:p>
+            <w:pPr>
+              <w:spacing w:before="120"/>
+              <w:jc w:val="both"/>
+              <w:rPr>
+                <w:rFonts w:ascii="Arial" w:hAnsi="Arial" w:cs="Arial"/>
+              </w:rPr>
+            </w:pPr>
+            <w:r>
+              <w:rPr>
+                <w:rFonts w:ascii="Arial" w:hAnsi="Arial" w:cs="Arial"/>
+                <w:b/>
+                <w:bCs/>
+              </w:rPr>
+              <w:t>1</w:t>
+            </w:r>
+            <w:r>
+              <w:rPr>
+                <w:rFonts w:ascii="Arial" w:hAnsi="Arial" w:cs="Arial"/>
+                <w:b/>
+                <w:bCs/>
+              </w:rPr>
+              <w:t>0</w:t>
+            </w:r>
+            <w:r>
+              <w:rPr>
+                <w:rFonts w:ascii="Arial" w:hAnsi="Arial" w:cs="Arial"/>
+                <w:b/>
+                <w:bCs/>
+              </w:rPr>
+              <w:t xml:space="preserve">. </w:t>
+            </w:r>
+            <w:r>
+              <w:rPr>
+                <w:rFonts w:ascii="Arial" w:hAnsi="Arial" w:cs="Arial"/>
+              </w:rPr>
+              <w:t>Desarrollar bitácora de actividad (auditoría) por usuario y acción.</w:t>
+            </w:r>
+          </w:p>
+          <w:p>
+            <w:pPr>
+              <w:spacing w:before="120"/>
+              <w:jc w:val="both"/>
+              <w:rPr>
+                <w:rFonts w:ascii="Arial" w:hAnsi="Arial" w:cs="Arial"/>
+              </w:rPr>
+            </w:pPr>
+            <w:r>
+              <w:rPr>
+                <w:rFonts w:ascii="Arial" w:hAnsi="Arial" w:cs="Arial"/>
+                <w:b/>
+                <w:bCs/>
+              </w:rPr>
+              <w:t>1</w:t>
+            </w:r>
+            <w:r>
+              <w:rPr>
+                <w:rFonts w:ascii="Arial" w:hAnsi="Arial" w:cs="Arial"/>
+                <w:b/>
+                <w:bCs/>
+              </w:rPr>
+              <w:t>1</w:t>
+            </w:r>
+            <w:r>
+              <w:rPr>
+                <w:rFonts w:ascii="Arial" w:hAnsi="Arial" w:cs="Arial"/>
+                <w:b/>
+                <w:bCs/>
+              </w:rPr>
+              <w:t xml:space="preserve">. </w:t>
+            </w:r>
+            <w:r>
+              <w:rPr>
+                <w:rFonts w:ascii="Arial" w:hAnsi="Arial" w:cs="Arial"/>
+              </w:rPr>
+              <w:t>Garantizar seguridad mediante autenticación y respaldo automático.</w:t>
+            </w:r>
           </w:p>
         </w:tc>
       </w:tr>
@@ -1645,8 +2357,18 @@
               <w:jc w:val="both"/>
               <w:rPr>
                 <w:rFonts w:ascii="Arial" w:hAnsi="Arial" w:cs="Arial"/>
-              </w:rPr>
-            </w:pPr>
+                <w:b/>
+                <w:bCs/>
+              </w:rPr>
+            </w:pPr>
+            <w:r>
+              <w:rPr>
+                <w:rFonts w:ascii="Arial" w:hAnsi="Arial" w:cs="Arial"/>
+                <w:b/>
+                <w:bCs/>
+              </w:rPr>
+              <w:t>Alcances</w:t>
+            </w:r>
           </w:p>
           <w:p>
             <w:pPr>
@@ -1656,6 +2378,19 @@
                 <w:rFonts w:ascii="Arial" w:hAnsi="Arial" w:cs="Arial"/>
               </w:rPr>
             </w:pPr>
+            <w:r>
+              <w:rPr>
+                <w:rFonts w:ascii="Arial" w:hAnsi="Arial" w:cs="Arial"/>
+              </w:rPr>
+              <w:t>1.</w:t>
+            </w:r>
+            <w:r>
+              <w:rPr>
+                <w:rFonts w:ascii="Arial" w:hAnsi="Arial" w:cs="Arial"/>
+              </w:rPr>
+              <w:tab/>
+              <w:t>Implementación de la arquitectura de almacenamiento centralizado para documentos y convenios, con sincronización nube–local.</w:t>
+            </w:r>
           </w:p>
           <w:p>
             <w:pPr>
@@ -1665,6 +2400,19 @@
                 <w:rFonts w:ascii="Arial" w:hAnsi="Arial" w:cs="Arial"/>
               </w:rPr>
             </w:pPr>
+            <w:r>
+              <w:rPr>
+                <w:rFonts w:ascii="Arial" w:hAnsi="Arial" w:cs="Arial"/>
+              </w:rPr>
+              <w:t>2.</w:t>
+            </w:r>
+            <w:r>
+              <w:rPr>
+                <w:rFonts w:ascii="Arial" w:hAnsi="Arial" w:cs="Arial"/>
+              </w:rPr>
+              <w:tab/>
+              <w:t>Desarrollo de los servicios API necesarios para la gestión de documentos, convenios, usuarios, roles y grupos.</w:t>
+            </w:r>
           </w:p>
           <w:p>
             <w:pPr>
@@ -1674,6 +2422,411 @@
                 <w:rFonts w:ascii="Arial" w:hAnsi="Arial" w:cs="Arial"/>
               </w:rPr>
             </w:pPr>
+            <w:r>
+              <w:rPr>
+                <w:rFonts w:ascii="Arial" w:hAnsi="Arial" w:cs="Arial"/>
+              </w:rPr>
+              <w:t>3.</w:t>
+            </w:r>
+            <w:r>
+              <w:rPr>
+                <w:rFonts w:ascii="Arial" w:hAnsi="Arial" w:cs="Arial"/>
+              </w:rPr>
+              <w:tab/>
+              <w:t>Implementación de control de acceso basado en roles y permisos granulares.</w:t>
+            </w:r>
+          </w:p>
+          <w:p>
+            <w:pPr>
+              <w:spacing w:before="120"/>
+              <w:jc w:val="both"/>
+              <w:rPr>
+                <w:rFonts w:ascii="Arial" w:hAnsi="Arial" w:cs="Arial"/>
+              </w:rPr>
+            </w:pPr>
+            <w:r>
+              <w:rPr>
+                <w:rFonts w:ascii="Arial" w:hAnsi="Arial" w:cs="Arial"/>
+              </w:rPr>
+              <w:t>4.</w:t>
+            </w:r>
+            <w:r>
+              <w:rPr>
+                <w:rFonts w:ascii="Arial" w:hAnsi="Arial" w:cs="Arial"/>
+              </w:rPr>
+              <w:tab/>
+              <w:t>Desarrollo del sistema de sincronización automática con soporte offline y resolución de conflictos.</w:t>
+            </w:r>
+          </w:p>
+          <w:p>
+            <w:pPr>
+              <w:spacing w:before="120"/>
+              <w:jc w:val="both"/>
+              <w:rPr>
+                <w:rFonts w:ascii="Arial" w:hAnsi="Arial" w:cs="Arial"/>
+              </w:rPr>
+            </w:pPr>
+            <w:r>
+              <w:rPr>
+                <w:rFonts w:ascii="Arial" w:hAnsi="Arial" w:cs="Arial"/>
+              </w:rPr>
+              <w:t>5.</w:t>
+            </w:r>
+            <w:r>
+              <w:rPr>
+                <w:rFonts w:ascii="Arial" w:hAnsi="Arial" w:cs="Arial"/>
+              </w:rPr>
+              <w:tab/>
+              <w:t>Implementación de control de versiones, bitácora de actividad y trazabilidad de cambios.</w:t>
+            </w:r>
+          </w:p>
+          <w:p>
+            <w:pPr>
+              <w:spacing w:before="120"/>
+              <w:jc w:val="both"/>
+              <w:rPr>
+                <w:rFonts w:ascii="Arial" w:hAnsi="Arial" w:cs="Arial"/>
+              </w:rPr>
+            </w:pPr>
+            <w:r>
+              <w:rPr>
+                <w:rFonts w:ascii="Arial" w:hAnsi="Arial" w:cs="Arial"/>
+              </w:rPr>
+              <w:lastRenderedPageBreak/>
+              <w:t>6.</w:t>
+            </w:r>
+            <w:r>
+              <w:rPr>
+                <w:rFonts w:ascii="Arial" w:hAnsi="Arial" w:cs="Arial"/>
+              </w:rPr>
+              <w:tab/>
+              <w:t>Desarrollo del sistema de estados de documentos y convenios con alertas automáticas.</w:t>
+            </w:r>
+          </w:p>
+          <w:p>
+            <w:pPr>
+              <w:spacing w:before="120"/>
+              <w:jc w:val="both"/>
+              <w:rPr>
+                <w:rFonts w:ascii="Arial" w:hAnsi="Arial" w:cs="Arial"/>
+              </w:rPr>
+            </w:pPr>
+            <w:r>
+              <w:rPr>
+                <w:rFonts w:ascii="Arial" w:hAnsi="Arial" w:cs="Arial"/>
+              </w:rPr>
+              <w:t>7.</w:t>
+            </w:r>
+            <w:r>
+              <w:rPr>
+                <w:rFonts w:ascii="Arial" w:hAnsi="Arial" w:cs="Arial"/>
+              </w:rPr>
+              <w:tab/>
+              <w:t>Implementación de edición colaborativa en tiempo real.</w:t>
+            </w:r>
+          </w:p>
+          <w:p>
+            <w:pPr>
+              <w:spacing w:before="120"/>
+              <w:jc w:val="both"/>
+              <w:rPr>
+                <w:rFonts w:ascii="Arial" w:hAnsi="Arial" w:cs="Arial"/>
+              </w:rPr>
+            </w:pPr>
+            <w:r>
+              <w:rPr>
+                <w:rFonts w:ascii="Arial" w:hAnsi="Arial" w:cs="Arial"/>
+              </w:rPr>
+              <w:t>8.</w:t>
+            </w:r>
+            <w:r>
+              <w:rPr>
+                <w:rFonts w:ascii="Arial" w:hAnsi="Arial" w:cs="Arial"/>
+              </w:rPr>
+              <w:tab/>
+              <w:t>Aplicación de mecanismos de seguridad (autenticación, cifrado e integridad de datos).</w:t>
+            </w:r>
+          </w:p>
+          <w:p>
+            <w:pPr>
+              <w:spacing w:before="120"/>
+              <w:jc w:val="both"/>
+              <w:rPr>
+                <w:rFonts w:ascii="Arial" w:hAnsi="Arial" w:cs="Arial"/>
+                <w:b/>
+                <w:bCs/>
+              </w:rPr>
+            </w:pPr>
+            <w:r>
+              <w:rPr>
+                <w:rFonts w:ascii="Arial" w:hAnsi="Arial" w:cs="Arial"/>
+                <w:b/>
+                <w:bCs/>
+              </w:rPr>
+              <w:t>Entregables finales</w:t>
+            </w:r>
+          </w:p>
+          <w:p>
+            <w:pPr>
+              <w:spacing w:before="120"/>
+              <w:jc w:val="both"/>
+              <w:rPr>
+                <w:rFonts w:ascii="Arial" w:hAnsi="Arial" w:cs="Arial"/>
+              </w:rPr>
+            </w:pPr>
+            <w:r>
+              <w:rPr>
+                <w:rFonts w:ascii="Arial" w:hAnsi="Arial" w:cs="Arial"/>
+              </w:rPr>
+              <w:t>1.</w:t>
+            </w:r>
+            <w:r>
+              <w:rPr>
+                <w:rFonts w:ascii="Arial" w:hAnsi="Arial" w:cs="Arial"/>
+              </w:rPr>
+              <w:tab/>
+              <w:t>Backend funcional desplegado y documentado.</w:t>
+            </w:r>
+          </w:p>
+          <w:p>
+            <w:pPr>
+              <w:spacing w:before="120"/>
+              <w:jc w:val="both"/>
+              <w:rPr>
+                <w:rFonts w:ascii="Arial" w:hAnsi="Arial" w:cs="Arial"/>
+              </w:rPr>
+            </w:pPr>
+            <w:r>
+              <w:rPr>
+                <w:rFonts w:ascii="Arial" w:hAnsi="Arial" w:cs="Arial"/>
+              </w:rPr>
+              <w:t>2.</w:t>
+            </w:r>
+            <w:r>
+              <w:rPr>
+                <w:rFonts w:ascii="Arial" w:hAnsi="Arial" w:cs="Arial"/>
+              </w:rPr>
+              <w:tab/>
+              <w:t>API documentada (ej. Swagger/Postman).</w:t>
+            </w:r>
+          </w:p>
+          <w:p>
+            <w:pPr>
+              <w:spacing w:before="120"/>
+              <w:jc w:val="both"/>
+              <w:rPr>
+                <w:rFonts w:ascii="Arial" w:hAnsi="Arial" w:cs="Arial"/>
+              </w:rPr>
+            </w:pPr>
+            <w:r>
+              <w:rPr>
+                <w:rFonts w:ascii="Arial" w:hAnsi="Arial" w:cs="Arial"/>
+              </w:rPr>
+              <w:t>3.</w:t>
+            </w:r>
+            <w:r>
+              <w:rPr>
+                <w:rFonts w:ascii="Arial" w:hAnsi="Arial" w:cs="Arial"/>
+              </w:rPr>
+              <w:tab/>
+              <w:t>Base de datos estructurada (modelo entidad–relación y scripts).</w:t>
+            </w:r>
+          </w:p>
+          <w:p>
+            <w:pPr>
+              <w:spacing w:before="120"/>
+              <w:jc w:val="both"/>
+              <w:rPr>
+                <w:rFonts w:ascii="Arial" w:hAnsi="Arial" w:cs="Arial"/>
+              </w:rPr>
+            </w:pPr>
+            <w:r>
+              <w:rPr>
+                <w:rFonts w:ascii="Arial" w:hAnsi="Arial" w:cs="Arial"/>
+              </w:rPr>
+              <w:t>4.</w:t>
+            </w:r>
+            <w:r>
+              <w:rPr>
+                <w:rFonts w:ascii="Arial" w:hAnsi="Arial" w:cs="Arial"/>
+              </w:rPr>
+              <w:tab/>
+              <w:t>Sistema de sincronización nube–local operativo.</w:t>
+            </w:r>
+          </w:p>
+          <w:p>
+            <w:pPr>
+              <w:spacing w:before="120"/>
+              <w:jc w:val="both"/>
+              <w:rPr>
+                <w:rFonts w:ascii="Arial" w:hAnsi="Arial" w:cs="Arial"/>
+              </w:rPr>
+            </w:pPr>
+            <w:r>
+              <w:rPr>
+                <w:rFonts w:ascii="Arial" w:hAnsi="Arial" w:cs="Arial"/>
+              </w:rPr>
+              <w:t>5.</w:t>
+            </w:r>
+            <w:r>
+              <w:rPr>
+                <w:rFonts w:ascii="Arial" w:hAnsi="Arial" w:cs="Arial"/>
+              </w:rPr>
+              <w:tab/>
+              <w:t>Módulo de control de versiones y bitácora funcional.</w:t>
+            </w:r>
+          </w:p>
+          <w:p>
+            <w:pPr>
+              <w:spacing w:before="120"/>
+              <w:jc w:val="both"/>
+              <w:rPr>
+                <w:rFonts w:ascii="Arial" w:hAnsi="Arial" w:cs="Arial"/>
+              </w:rPr>
+            </w:pPr>
+            <w:r>
+              <w:rPr>
+                <w:rFonts w:ascii="Arial" w:hAnsi="Arial" w:cs="Arial"/>
+              </w:rPr>
+              <w:t>6.</w:t>
+            </w:r>
+            <w:r>
+              <w:rPr>
+                <w:rFonts w:ascii="Arial" w:hAnsi="Arial" w:cs="Arial"/>
+              </w:rPr>
+              <w:tab/>
+              <w:t>Sistema de permisos por roles y grupos implementado.</w:t>
+            </w:r>
+          </w:p>
+          <w:p>
+            <w:pPr>
+              <w:spacing w:before="120"/>
+              <w:jc w:val="both"/>
+              <w:rPr>
+                <w:rFonts w:ascii="Arial" w:hAnsi="Arial" w:cs="Arial"/>
+              </w:rPr>
+            </w:pPr>
+            <w:r>
+              <w:rPr>
+                <w:rFonts w:ascii="Arial" w:hAnsi="Arial" w:cs="Arial"/>
+              </w:rPr>
+              <w:t>7.</w:t>
+            </w:r>
+            <w:r>
+              <w:rPr>
+                <w:rFonts w:ascii="Arial" w:hAnsi="Arial" w:cs="Arial"/>
+              </w:rPr>
+              <w:tab/>
+              <w:t>Módulo de gestión de convenios con importación/exportación Excel.</w:t>
+            </w:r>
+          </w:p>
+          <w:p>
+            <w:pPr>
+              <w:spacing w:before="120"/>
+              <w:jc w:val="both"/>
+              <w:rPr>
+                <w:rFonts w:ascii="Arial" w:hAnsi="Arial" w:cs="Arial"/>
+              </w:rPr>
+            </w:pPr>
+            <w:r>
+              <w:rPr>
+                <w:rFonts w:ascii="Arial" w:hAnsi="Arial" w:cs="Arial"/>
+              </w:rPr>
+              <w:t>8.</w:t>
+            </w:r>
+            <w:r>
+              <w:rPr>
+                <w:rFonts w:ascii="Arial" w:hAnsi="Arial" w:cs="Arial"/>
+              </w:rPr>
+              <w:tab/>
+              <w:t>Documento técnico con arquitectura, tecnologías utilizadas y manual técnico.</w:t>
+            </w:r>
+          </w:p>
+          <w:p>
+            <w:pPr>
+              <w:spacing w:before="120"/>
+              <w:jc w:val="both"/>
+              <w:rPr>
+                <w:rFonts w:ascii="Arial" w:hAnsi="Arial" w:cs="Arial"/>
+              </w:rPr>
+            </w:pPr>
+            <w:r>
+              <w:rPr>
+                <w:rFonts w:ascii="Arial" w:hAnsi="Arial" w:cs="Arial"/>
+              </w:rPr>
+              <w:t>9.</w:t>
+            </w:r>
+            <w:r>
+              <w:rPr>
+                <w:rFonts w:ascii="Arial" w:hAnsi="Arial" w:cs="Arial"/>
+              </w:rPr>
+              <w:tab/>
+              <w:t>Manual de instalación y configuración.</w:t>
+            </w:r>
+          </w:p>
+          <w:p>
+            <w:pPr>
+              <w:spacing w:before="120"/>
+              <w:jc w:val="both"/>
+              <w:rPr>
+                <w:rFonts w:ascii="Arial" w:hAnsi="Arial" w:cs="Arial"/>
+              </w:rPr>
+            </w:pPr>
+            <w:r>
+              <w:rPr>
+                <w:rFonts w:ascii="Arial" w:hAnsi="Arial" w:cs="Arial"/>
+              </w:rPr>
+              <w:t>10.</w:t>
+            </w:r>
+            <w:r>
+              <w:rPr>
+                <w:rFonts w:ascii="Arial" w:hAnsi="Arial" w:cs="Arial"/>
+              </w:rPr>
+              <w:tab/>
+              <w:t>Pruebas funcionales documentadas</w:t>
+            </w:r>
+          </w:p>
+          <w:p>
+            <w:pPr>
+              <w:spacing w:before="120"/>
+              <w:jc w:val="both"/>
+              <w:rPr>
+                <w:rFonts w:ascii="Arial" w:hAnsi="Arial" w:cs="Arial"/>
+              </w:rPr>
+            </w:pPr>
+            <w:r>
+              <w:rPr>
+                <w:rFonts w:ascii="Arial" w:hAnsi="Arial" w:cs="Arial"/>
+              </w:rPr>
+              <w:t>1</w:t>
+            </w:r>
+            <w:r>
+              <w:rPr>
+                <w:rFonts w:ascii="Arial" w:hAnsi="Arial" w:cs="Arial"/>
+              </w:rPr>
+              <w:t>1</w:t>
+            </w:r>
+            <w:r>
+              <w:rPr>
+                <w:rFonts w:ascii="Arial" w:hAnsi="Arial" w:cs="Arial"/>
+              </w:rPr>
+              <w:t>. Aplicación AbogadoSoft instalable (Windows/macOS) con autenticación, CRUD de documentos, grupos, permisos y sincronización nube/local.</w:t>
+            </w:r>
+          </w:p>
+          <w:p>
+            <w:pPr>
+              <w:spacing w:before="120"/>
+              <w:jc w:val="both"/>
+              <w:rPr>
+                <w:rFonts w:ascii="Arial" w:hAnsi="Arial" w:cs="Arial"/>
+              </w:rPr>
+            </w:pPr>
+            <w:r>
+              <w:rPr>
+                <w:rFonts w:ascii="Arial" w:hAnsi="Arial" w:cs="Arial"/>
+              </w:rPr>
+              <w:t>.</w:t>
+            </w:r>
           </w:p>
         </w:tc>
       </w:tr>
@@ -1775,11 +2928,35 @@
               <w:jc w:val="both"/>
               <w:rPr>
                 <w:rFonts w:ascii="Arial" w:hAnsi="Arial" w:cs="Courier New"/>
+                <w:b/>
+                <w:bCs/>
                 <w:kern w:val="2"/>
                 <w:sz w:val="20"/>
                 <w:szCs w:val="20"/>
               </w:rPr>
             </w:pPr>
+            <w:r>
+              <w:rPr>
+                <w:rFonts w:ascii="Arial" w:hAnsi="Arial" w:cs="Courier New"/>
+                <w:b/>
+                <w:bCs/>
+                <w:kern w:val="2"/>
+                <w:sz w:val="20"/>
+                <w:szCs w:val="20"/>
+              </w:rPr>
+              <w:br/>
+            </w:r>
+            <w:r>
+              <w:rPr>
+                <w:rFonts w:ascii="Arial" w:hAnsi="Arial" w:cs="Courier New"/>
+                <w:b/>
+                <w:bCs/>
+                <w:kern w:val="2"/>
+                <w:sz w:val="20"/>
+                <w:szCs w:val="20"/>
+              </w:rPr>
+              <w:t>Metodología</w:t>
+            </w:r>
           </w:p>
           <w:p>
             <w:pPr>
@@ -1793,6 +2970,15 @@
                 <w:szCs w:val="20"/>
               </w:rPr>
             </w:pPr>
+            <w:r>
+              <w:rPr>
+                <w:rFonts w:ascii="Arial" w:hAnsi="Arial" w:cs="Courier New"/>
+                <w:kern w:val="2"/>
+                <w:sz w:val="20"/>
+                <w:szCs w:val="20"/>
+              </w:rPr>
+              <w:t>Para el desarrollo del backend de AbogadoSoft, con una duración estimada de cuatro meses, se utilizará la metodología ágil Scrum.</w:t>
+            </w:r>
           </w:p>
           <w:p>
             <w:pPr>
@@ -1806,6 +2992,340 @@
                 <w:szCs w:val="20"/>
               </w:rPr>
             </w:pPr>
+          </w:p>
+          <w:p>
+            <w:pPr>
+              <w:widowControl w:val="0"/>
+              <w:spacing w:after="0"/>
+              <w:jc w:val="both"/>
+              <w:rPr>
+                <w:rFonts w:ascii="Arial" w:hAnsi="Arial" w:cs="Courier New"/>
+                <w:kern w:val="2"/>
+                <w:sz w:val="20"/>
+                <w:szCs w:val="20"/>
+              </w:rPr>
+            </w:pPr>
+            <w:r>
+              <w:rPr>
+                <w:rFonts w:ascii="Arial" w:hAnsi="Arial" w:cs="Courier New"/>
+                <w:kern w:val="2"/>
+                <w:sz w:val="20"/>
+                <w:szCs w:val="20"/>
+              </w:rPr>
+              <w:t>Fase 1 – MVP (4–6 semanas)</w:t>
+            </w:r>
+          </w:p>
+          <w:p>
+            <w:pPr>
+              <w:widowControl w:val="0"/>
+              <w:spacing w:after="0"/>
+              <w:jc w:val="both"/>
+              <w:rPr>
+                <w:rFonts w:ascii="Arial" w:hAnsi="Arial" w:cs="Courier New"/>
+                <w:kern w:val="2"/>
+                <w:sz w:val="20"/>
+                <w:szCs w:val="20"/>
+              </w:rPr>
+            </w:pPr>
+            <w:r>
+              <w:rPr>
+                <w:rFonts w:ascii="Arial" w:hAnsi="Arial" w:cs="Courier New"/>
+                <w:kern w:val="2"/>
+                <w:sz w:val="20"/>
+                <w:szCs w:val="20"/>
+              </w:rPr>
+              <w:t>Arquitectura backend, modelado de base de datos (SQLite + nube), autenticación y CRUD de documentos con persistencia local.</w:t>
+            </w:r>
+          </w:p>
+          <w:p>
+            <w:pPr>
+              <w:widowControl w:val="0"/>
+              <w:spacing w:after="0"/>
+              <w:jc w:val="both"/>
+              <w:rPr>
+                <w:rFonts w:ascii="Arial" w:hAnsi="Arial" w:cs="Courier New"/>
+                <w:kern w:val="2"/>
+                <w:sz w:val="20"/>
+                <w:szCs w:val="20"/>
+              </w:rPr>
+            </w:pPr>
+          </w:p>
+          <w:p>
+            <w:pPr>
+              <w:widowControl w:val="0"/>
+              <w:spacing w:after="0"/>
+              <w:jc w:val="both"/>
+              <w:rPr>
+                <w:rFonts w:ascii="Arial" w:hAnsi="Arial" w:cs="Courier New"/>
+                <w:kern w:val="2"/>
+                <w:sz w:val="20"/>
+                <w:szCs w:val="20"/>
+              </w:rPr>
+            </w:pPr>
+            <w:r>
+              <w:rPr>
+                <w:rFonts w:ascii="Arial" w:hAnsi="Arial" w:cs="Courier New"/>
+                <w:kern w:val="2"/>
+                <w:sz w:val="20"/>
+                <w:szCs w:val="20"/>
+              </w:rPr>
+              <w:lastRenderedPageBreak/>
+              <w:t>Fase 2 – Colaboración (3–4 semanas)</w:t>
+            </w:r>
+          </w:p>
+          <w:p>
+            <w:pPr>
+              <w:widowControl w:val="0"/>
+              <w:spacing w:after="0"/>
+              <w:jc w:val="both"/>
+              <w:rPr>
+                <w:rFonts w:ascii="Arial" w:hAnsi="Arial" w:cs="Courier New"/>
+                <w:kern w:val="2"/>
+                <w:sz w:val="20"/>
+                <w:szCs w:val="20"/>
+              </w:rPr>
+            </w:pPr>
+            <w:r>
+              <w:rPr>
+                <w:rFonts w:ascii="Arial" w:hAnsi="Arial" w:cs="Courier New"/>
+                <w:kern w:val="2"/>
+                <w:sz w:val="20"/>
+                <w:szCs w:val="20"/>
+              </w:rPr>
+              <w:t>Roles (abogado, auxiliar), grupos, permisos granulares, estados de documento y sincronización automática nube–local.</w:t>
+            </w:r>
+          </w:p>
+          <w:p>
+            <w:pPr>
+              <w:widowControl w:val="0"/>
+              <w:spacing w:after="0"/>
+              <w:jc w:val="both"/>
+              <w:rPr>
+                <w:rFonts w:ascii="Arial" w:hAnsi="Arial" w:cs="Courier New"/>
+                <w:kern w:val="2"/>
+                <w:sz w:val="20"/>
+                <w:szCs w:val="20"/>
+              </w:rPr>
+            </w:pPr>
+          </w:p>
+          <w:p>
+            <w:pPr>
+              <w:widowControl w:val="0"/>
+              <w:spacing w:after="0"/>
+              <w:jc w:val="both"/>
+              <w:rPr>
+                <w:rFonts w:ascii="Arial" w:hAnsi="Arial" w:cs="Courier New"/>
+                <w:kern w:val="2"/>
+                <w:sz w:val="20"/>
+                <w:szCs w:val="20"/>
+              </w:rPr>
+            </w:pPr>
+            <w:r>
+              <w:rPr>
+                <w:rFonts w:ascii="Arial" w:hAnsi="Arial" w:cs="Courier New"/>
+                <w:kern w:val="2"/>
+                <w:sz w:val="20"/>
+                <w:szCs w:val="20"/>
+              </w:rPr>
+              <w:t>Fase 3 – Control y Versionado (3–4 semanas)</w:t>
+            </w:r>
+          </w:p>
+          <w:p>
+            <w:pPr>
+              <w:widowControl w:val="0"/>
+              <w:spacing w:after="0"/>
+              <w:jc w:val="both"/>
+              <w:rPr>
+                <w:rFonts w:ascii="Arial" w:hAnsi="Arial" w:cs="Courier New"/>
+                <w:kern w:val="2"/>
+                <w:sz w:val="20"/>
+                <w:szCs w:val="20"/>
+              </w:rPr>
+            </w:pPr>
+            <w:r>
+              <w:rPr>
+                <w:rFonts w:ascii="Arial" w:hAnsi="Arial" w:cs="Courier New"/>
+                <w:kern w:val="2"/>
+                <w:sz w:val="20"/>
+                <w:szCs w:val="20"/>
+              </w:rPr>
+              <w:t>Auto-guardado, control de versiones, bitácora de actividad, resolución de conflictos y edición colaborativa en tiempo real.</w:t>
+            </w:r>
+          </w:p>
+          <w:p>
+            <w:pPr>
+              <w:widowControl w:val="0"/>
+              <w:spacing w:after="0"/>
+              <w:jc w:val="both"/>
+              <w:rPr>
+                <w:rFonts w:ascii="Arial" w:hAnsi="Arial" w:cs="Courier New"/>
+                <w:kern w:val="2"/>
+                <w:sz w:val="20"/>
+                <w:szCs w:val="20"/>
+              </w:rPr>
+            </w:pPr>
+          </w:p>
+          <w:p>
+            <w:pPr>
+              <w:widowControl w:val="0"/>
+              <w:spacing w:after="0"/>
+              <w:jc w:val="both"/>
+              <w:rPr>
+                <w:rFonts w:ascii="Arial" w:hAnsi="Arial" w:cs="Courier New"/>
+                <w:kern w:val="2"/>
+                <w:sz w:val="20"/>
+                <w:szCs w:val="20"/>
+              </w:rPr>
+            </w:pPr>
+            <w:r>
+              <w:rPr>
+                <w:rFonts w:ascii="Arial" w:hAnsi="Arial" w:cs="Courier New"/>
+                <w:kern w:val="2"/>
+                <w:sz w:val="20"/>
+                <w:szCs w:val="20"/>
+              </w:rPr>
+              <w:t>Fase 4 – Convenios (2–3 semanas)</w:t>
+            </w:r>
+          </w:p>
+          <w:p>
+            <w:pPr>
+              <w:widowControl w:val="0"/>
+              <w:spacing w:after="0"/>
+              <w:jc w:val="both"/>
+              <w:rPr>
+                <w:rFonts w:ascii="Arial" w:hAnsi="Arial" w:cs="Courier New"/>
+                <w:kern w:val="2"/>
+                <w:sz w:val="20"/>
+                <w:szCs w:val="20"/>
+              </w:rPr>
+            </w:pPr>
+            <w:r>
+              <w:rPr>
+                <w:rFonts w:ascii="Arial" w:hAnsi="Arial" w:cs="Courier New"/>
+                <w:kern w:val="2"/>
+                <w:sz w:val="20"/>
+                <w:szCs w:val="20"/>
+              </w:rPr>
+              <w:t>Módulo de convenios tipo Excel, importación/exportación XLSX, estados y alertas de vencimiento.</w:t>
+            </w:r>
+          </w:p>
+          <w:p>
+            <w:pPr>
+              <w:widowControl w:val="0"/>
+              <w:spacing w:after="0"/>
+              <w:jc w:val="both"/>
+              <w:rPr>
+                <w:rFonts w:ascii="Arial" w:hAnsi="Arial" w:cs="Courier New"/>
+                <w:kern w:val="2"/>
+                <w:sz w:val="20"/>
+                <w:szCs w:val="20"/>
+              </w:rPr>
+            </w:pPr>
+          </w:p>
+          <w:p>
+            <w:pPr>
+              <w:widowControl w:val="0"/>
+              <w:spacing w:after="0"/>
+              <w:jc w:val="both"/>
+              <w:rPr>
+                <w:rFonts w:ascii="Arial" w:hAnsi="Arial" w:cs="Courier New"/>
+                <w:kern w:val="2"/>
+                <w:sz w:val="20"/>
+                <w:szCs w:val="20"/>
+              </w:rPr>
+            </w:pPr>
+            <w:r>
+              <w:rPr>
+                <w:rFonts w:ascii="Arial" w:hAnsi="Arial" w:cs="Courier New"/>
+                <w:kern w:val="2"/>
+                <w:sz w:val="20"/>
+                <w:szCs w:val="20"/>
+              </w:rPr>
+              <w:t>Fase 5 – Optimización (2 semanas)</w:t>
+            </w:r>
+          </w:p>
+          <w:p>
+            <w:pPr>
+              <w:widowControl w:val="0"/>
+              <w:spacing w:after="0"/>
+              <w:jc w:val="both"/>
+              <w:rPr>
+                <w:rFonts w:ascii="Arial" w:hAnsi="Arial" w:cs="Courier New"/>
+                <w:kern w:val="2"/>
+                <w:sz w:val="20"/>
+                <w:szCs w:val="20"/>
+              </w:rPr>
+            </w:pPr>
+            <w:r>
+              <w:rPr>
+                <w:rFonts w:ascii="Arial" w:hAnsi="Arial" w:cs="Courier New"/>
+                <w:kern w:val="2"/>
+                <w:sz w:val="20"/>
+                <w:szCs w:val="20"/>
+              </w:rPr>
+              <w:t>Modo offline completo, seguridad (cifrado e integridad), respaldos y documentación técnica.</w:t>
+            </w:r>
+          </w:p>
+          <w:p>
+            <w:pPr>
+              <w:widowControl w:val="0"/>
+              <w:spacing w:after="0"/>
+              <w:jc w:val="both"/>
+              <w:rPr>
+                <w:rFonts w:ascii="Arial" w:hAnsi="Arial" w:cs="Courier New"/>
+                <w:kern w:val="2"/>
+                <w:sz w:val="20"/>
+                <w:szCs w:val="20"/>
+              </w:rPr>
+            </w:pPr>
+          </w:p>
+          <w:p>
+            <w:pPr>
+              <w:widowControl w:val="0"/>
+              <w:spacing w:after="0"/>
+              <w:jc w:val="both"/>
+              <w:rPr>
+                <w:rFonts w:ascii="Arial" w:hAnsi="Arial" w:cs="Courier New"/>
+                <w:b/>
+                <w:bCs/>
+                <w:kern w:val="2"/>
+                <w:sz w:val="20"/>
+                <w:szCs w:val="20"/>
+              </w:rPr>
+            </w:pPr>
+            <w:r>
+              <w:rPr>
+                <w:rFonts w:ascii="Arial" w:hAnsi="Arial" w:cs="Courier New"/>
+                <w:b/>
+                <w:bCs/>
+                <w:kern w:val="2"/>
+                <w:sz w:val="20"/>
+                <w:szCs w:val="20"/>
+              </w:rPr>
+              <w:t>Justificación</w:t>
+            </w:r>
+          </w:p>
+          <w:p>
+            <w:pPr>
+              <w:widowControl w:val="0"/>
+              <w:spacing w:after="0"/>
+              <w:jc w:val="both"/>
+              <w:rPr>
+                <w:rFonts w:ascii="Arial" w:hAnsi="Arial" w:cs="Courier New"/>
+                <w:kern w:val="2"/>
+                <w:sz w:val="20"/>
+                <w:szCs w:val="20"/>
+              </w:rPr>
+            </w:pPr>
+            <w:r>
+              <w:rPr>
+                <w:rFonts w:ascii="Arial" w:hAnsi="Arial" w:cs="Courier New"/>
+                <w:kern w:val="2"/>
+                <w:sz w:val="20"/>
+                <w:szCs w:val="20"/>
+              </w:rPr>
+              <w:t>La metodología ágil permite ajustar requisitos con el asesor empresarial (Rectoría/Abogado General) y con usuarios piloto; las iteraciones cortas reducen riesgo y facilitan la validación temprana de usabilidad y accesibilidad, críticas para el perfil de abogados senior. El PRD ya define un roadmap por fases, lo que encaja con sprints y entregables verificables en cada etapa de la estancia.</w:t>
+            </w:r>
           </w:p>
           <w:p>
             <w:pPr>
@@ -1863,514 +3383,594 @@
     </w:p>
     <w:tbl>
       <w:tblPr>
+        <w:tblStyle w:val="Tablaconcuadrcula1clara"/>
         <w:tblW w:w="8931" w:type="dxa"/>
-        <w:tblInd w:w="70" w:type="dxa"/>
-        <w:tblBorders>
-          <w:top w:val="single" w:sz="6" w:space="0" w:color="auto"/>
-          <w:left w:val="single" w:sz="6" w:space="0" w:color="auto"/>
-          <w:bottom w:val="single" w:sz="6" w:space="0" w:color="auto"/>
-          <w:right w:val="single" w:sz="6" w:space="0" w:color="auto"/>
-        </w:tblBorders>
         <w:tblLayout w:type="fixed"/>
-        <w:tblCellMar>
-          <w:left w:w="70" w:type="dxa"/>
-          <w:right w:w="70" w:type="dxa"/>
-        </w:tblCellMar>
-        <w:tblLook w:val="0000" w:firstRow="0" w:lastRow="0" w:firstColumn="0" w:lastColumn="0" w:noHBand="0" w:noVBand="0"/>
+        <w:tblLook w:val="0020" w:firstRow="1" w:lastRow="0" w:firstColumn="0" w:lastColumn="0" w:noHBand="0" w:noVBand="0"/>
       </w:tblPr>
       <w:tblGrid>
         <w:gridCol w:w="8931"/>
       </w:tblGrid>
       <w:tr>
         <w:trPr>
+          <w:cnfStyle w:val="100000000000" w:firstRow="1" w:lastRow="0" w:firstColumn="0" w:lastColumn="0" w:oddVBand="0" w:evenVBand="0" w:oddHBand="0" w:evenHBand="0" w:firstRowFirstColumn="0" w:firstRowLastColumn="0" w:lastRowFirstColumn="0" w:lastRowLastColumn="0"/>
           <w:trHeight w:val="608"/>
         </w:trPr>
         <w:tc>
           <w:tcPr>
             <w:tcW w:w="8931" w:type="dxa"/>
-            <w:tcBorders>
-              <w:top w:val="single" w:sz="6" w:space="0" w:color="auto"/>
-              <w:left w:val="single" w:sz="6" w:space="0" w:color="auto"/>
-              <w:bottom w:val="single" w:sz="6" w:space="0" w:color="auto"/>
-              <w:right w:val="single" w:sz="6" w:space="0" w:color="auto"/>
-            </w:tcBorders>
           </w:tcPr>
           <w:p>
             <w:pPr>
               <w:widowControl w:val="0"/>
-              <w:spacing w:after="0"/>
-              <w:jc w:val="both"/>
-              <w:rPr>
-                <w:rFonts w:ascii="Arial" w:hAnsi="Arial" w:cs="Courier New"/>
-                <w:kern w:val="2"/>
-              </w:rPr>
-            </w:pPr>
+              <w:jc w:val="center"/>
+              <w:rPr>
+                <w:rFonts w:ascii="Arial" w:hAnsi="Arial" w:cs="Courier New"/>
+                <w:kern w:val="2"/>
+              </w:rPr>
+            </w:pPr>
+            <w:r>
+              <w:rPr>
+                <w:rFonts w:ascii="Arial" w:hAnsi="Arial" w:cs="Courier New"/>
+                <w:kern w:val="2"/>
+              </w:rPr>
+              <w:t>Cronograma de Actividades</w:t>
+            </w:r>
+            <w:r>
+              <w:rPr>
+                <w:rFonts w:ascii="Arial" w:hAnsi="Arial" w:cs="Courier New"/>
+                <w:kern w:val="2"/>
+              </w:rPr>
+              <w:br/>
+            </w:r>
           </w:p>
           <w:tbl>
             <w:tblPr>
-              <w:tblStyle w:val="Tablaconcuadrcula"/>
-              <w:tblW w:w="8785" w:type="dxa"/>
-              <w:tblLayout w:type="fixed"/>
+              <w:tblStyle w:val="Tablanormal5"/>
+              <w:tblW w:w="0" w:type="auto"/>
               <w:tblLook w:val="04A0" w:firstRow="1" w:lastRow="0" w:firstColumn="1" w:lastColumn="0" w:noHBand="0" w:noVBand="1"/>
             </w:tblPr>
             <w:tblGrid>
-              <w:gridCol w:w="1463"/>
-              <w:gridCol w:w="1463"/>
-              <w:gridCol w:w="365"/>
-              <w:gridCol w:w="366"/>
-              <w:gridCol w:w="366"/>
-              <w:gridCol w:w="366"/>
-              <w:gridCol w:w="366"/>
-              <w:gridCol w:w="366"/>
-              <w:gridCol w:w="366"/>
-              <w:gridCol w:w="366"/>
-              <w:gridCol w:w="366"/>
-              <w:gridCol w:w="366"/>
-              <w:gridCol w:w="366"/>
-              <w:gridCol w:w="407"/>
-              <w:gridCol w:w="685"/>
-              <w:gridCol w:w="732"/>
-              <w:gridCol w:w="10"/>
+              <w:gridCol w:w="884"/>
+              <w:gridCol w:w="5200"/>
+              <w:gridCol w:w="636"/>
+              <w:gridCol w:w="636"/>
+              <w:gridCol w:w="636"/>
+              <w:gridCol w:w="636"/>
             </w:tblGrid>
             <w:tr>
               <w:trPr>
-                <w:trHeight w:val="491"/>
+                <w:cnfStyle w:val="100000000000" w:firstRow="1" w:lastRow="0" w:firstColumn="0" w:lastColumn="0" w:oddVBand="0" w:evenVBand="0" w:oddHBand="0" w:evenHBand="0" w:firstRowFirstColumn="0" w:firstRowLastColumn="0" w:lastRowFirstColumn="0" w:lastRowLastColumn="0"/>
               </w:trPr>
               <w:tc>
                 <w:tcPr>
-                  <w:tcW w:w="8785" w:type="dxa"/>
-                  <w:gridSpan w:val="17"/>
-                </w:tcPr>
-                <w:p>
-                  <w:pPr>
-                    <w:widowControl w:val="0"/>
+                  <w:cnfStyle w:val="001000000100" w:firstRow="0" w:lastRow="0" w:firstColumn="1" w:lastColumn="0" w:oddVBand="0" w:evenVBand="0" w:oddHBand="0" w:evenHBand="0" w:firstRowFirstColumn="1" w:firstRowLastColumn="0" w:lastRowFirstColumn="0" w:lastRowLastColumn="0"/>
+                  <w:tcW w:w="884" w:type="dxa"/>
+                  <w:hideMark/>
+                </w:tcPr>
+                <w:p>
+                  <w:pPr>
+                    <w:pStyle w:val="p1"/>
                     <w:jc w:val="center"/>
                     <w:rPr>
-                      <w:rFonts w:ascii="Arial" w:hAnsi="Arial" w:cs="Courier New"/>
                       <w:b/>
-                      <w:kern w:val="2"/>
+                      <w:bCs/>
                     </w:rPr>
                   </w:pPr>
                   <w:r>
                     <w:rPr>
-                      <w:rFonts w:ascii="Arial" w:hAnsi="Arial" w:cs="Courier New"/>
                       <w:b/>
-                      <w:kern w:val="2"/>
+                      <w:bCs/>
                     </w:rPr>
-                    <w:t>Cronograma de actividades</w:t>
+                    <w:t>Etapa</w:t>
+                  </w:r>
+                </w:p>
+              </w:tc>
+              <w:tc>
+                <w:tcPr>
+                  <w:tcW w:w="5200" w:type="dxa"/>
+                  <w:hideMark/>
+                </w:tcPr>
+                <w:p>
+                  <w:pPr>
+                    <w:pStyle w:val="p1"/>
+                    <w:jc w:val="center"/>
+                    <w:cnfStyle w:val="100000000000" w:firstRow="1" w:lastRow="0" w:firstColumn="0" w:lastColumn="0" w:oddVBand="0" w:evenVBand="0" w:oddHBand="0" w:evenHBand="0" w:firstRowFirstColumn="0" w:firstRowLastColumn="0" w:lastRowFirstColumn="0" w:lastRowLastColumn="0"/>
+                    <w:rPr>
+                      <w:b/>
+                      <w:bCs/>
+                    </w:rPr>
+                  </w:pPr>
+                  <w:r>
+                    <w:rPr>
+                      <w:b/>
+                      <w:bCs/>
+                    </w:rPr>
+                    <w:t>Actividad</w:t>
+                  </w:r>
+                </w:p>
+              </w:tc>
+              <w:tc>
+                <w:tcPr>
+                  <w:tcW w:w="636" w:type="dxa"/>
+                  <w:hideMark/>
+                </w:tcPr>
+                <w:p>
+                  <w:pPr>
+                    <w:pStyle w:val="p1"/>
+                    <w:jc w:val="center"/>
+                    <w:cnfStyle w:val="100000000000" w:firstRow="1" w:lastRow="0" w:firstColumn="0" w:lastColumn="0" w:oddVBand="0" w:evenVBand="0" w:oddHBand="0" w:evenHBand="0" w:firstRowFirstColumn="0" w:firstRowLastColumn="0" w:lastRowFirstColumn="0" w:lastRowLastColumn="0"/>
+                    <w:rPr>
+                      <w:b/>
+                      <w:bCs/>
+                    </w:rPr>
+                  </w:pPr>
+                  <w:r>
+                    <w:rPr>
+                      <w:b/>
+                      <w:bCs/>
+                    </w:rPr>
+                    <w:t>Mes 1</w:t>
+                  </w:r>
+                </w:p>
+              </w:tc>
+              <w:tc>
+                <w:tcPr>
+                  <w:tcW w:w="636" w:type="dxa"/>
+                  <w:hideMark/>
+                </w:tcPr>
+                <w:p>
+                  <w:pPr>
+                    <w:pStyle w:val="p1"/>
+                    <w:jc w:val="center"/>
+                    <w:cnfStyle w:val="100000000000" w:firstRow="1" w:lastRow="0" w:firstColumn="0" w:lastColumn="0" w:oddVBand="0" w:evenVBand="0" w:oddHBand="0" w:evenHBand="0" w:firstRowFirstColumn="0" w:firstRowLastColumn="0" w:lastRowFirstColumn="0" w:lastRowLastColumn="0"/>
+                    <w:rPr>
+                      <w:b/>
+                      <w:bCs/>
+                    </w:rPr>
+                  </w:pPr>
+                  <w:r>
+                    <w:rPr>
+                      <w:b/>
+                      <w:bCs/>
+                    </w:rPr>
+                    <w:t>Mes 2</w:t>
+                  </w:r>
+                </w:p>
+              </w:tc>
+              <w:tc>
+                <w:tcPr>
+                  <w:tcW w:w="636" w:type="dxa"/>
+                  <w:hideMark/>
+                </w:tcPr>
+                <w:p>
+                  <w:pPr>
+                    <w:pStyle w:val="p1"/>
+                    <w:jc w:val="center"/>
+                    <w:cnfStyle w:val="100000000000" w:firstRow="1" w:lastRow="0" w:firstColumn="0" w:lastColumn="0" w:oddVBand="0" w:evenVBand="0" w:oddHBand="0" w:evenHBand="0" w:firstRowFirstColumn="0" w:firstRowLastColumn="0" w:lastRowFirstColumn="0" w:lastRowLastColumn="0"/>
+                    <w:rPr>
+                      <w:b/>
+                      <w:bCs/>
+                    </w:rPr>
+                  </w:pPr>
+                  <w:r>
+                    <w:rPr>
+                      <w:b/>
+                      <w:bCs/>
+                    </w:rPr>
+                    <w:t>Mes 3</w:t>
+                  </w:r>
+                </w:p>
+              </w:tc>
+              <w:tc>
+                <w:tcPr>
+                  <w:tcW w:w="636" w:type="dxa"/>
+                  <w:hideMark/>
+                </w:tcPr>
+                <w:p>
+                  <w:pPr>
+                    <w:pStyle w:val="p1"/>
+                    <w:jc w:val="center"/>
+                    <w:cnfStyle w:val="100000000000" w:firstRow="1" w:lastRow="0" w:firstColumn="0" w:lastColumn="0" w:oddVBand="0" w:evenVBand="0" w:oddHBand="0" w:evenHBand="0" w:firstRowFirstColumn="0" w:firstRowLastColumn="0" w:lastRowFirstColumn="0" w:lastRowLastColumn="0"/>
+                    <w:rPr>
+                      <w:b/>
+                      <w:bCs/>
+                    </w:rPr>
+                  </w:pPr>
+                  <w:r>
+                    <w:rPr>
+                      <w:b/>
+                      <w:bCs/>
+                    </w:rPr>
+                    <w:t>Mes 4</w:t>
                   </w:r>
                 </w:p>
               </w:tc>
             </w:tr>
             <w:tr>
               <w:trPr>
-                <w:gridAfter w:val="1"/>
-                <w:wAfter w:w="10" w:type="dxa"/>
+                <w:cnfStyle w:val="000000100000" w:firstRow="0" w:lastRow="0" w:firstColumn="0" w:lastColumn="0" w:oddVBand="0" w:evenVBand="0" w:oddHBand="1" w:evenHBand="0" w:firstRowFirstColumn="0" w:firstRowLastColumn="0" w:lastRowFirstColumn="0" w:lastRowLastColumn="0"/>
               </w:trPr>
               <w:tc>
                 <w:tcPr>
-                  <w:tcW w:w="1463" w:type="dxa"/>
-                  <w:shd w:val="clear" w:color="auto" w:fill="D9D9D9" w:themeFill="background1" w:themeFillShade="D9"/>
-                </w:tcPr>
-                <w:p>
-                  <w:pPr>
-                    <w:widowControl w:val="0"/>
-                    <w:jc w:val="both"/>
-                    <w:rPr>
-                      <w:rFonts w:ascii="Arial" w:hAnsi="Arial" w:cs="Courier New"/>
-                      <w:b/>
-                      <w:kern w:val="2"/>
-                    </w:rPr>
+                  <w:cnfStyle w:val="001000000000" w:firstRow="0" w:lastRow="0" w:firstColumn="1" w:lastColumn="0" w:oddVBand="0" w:evenVBand="0" w:oddHBand="0" w:evenHBand="0" w:firstRowFirstColumn="0" w:firstRowLastColumn="0" w:lastRowFirstColumn="0" w:lastRowLastColumn="0"/>
+                  <w:tcW w:w="884" w:type="dxa"/>
+                  <w:hideMark/>
+                </w:tcPr>
+                <w:p>
+                  <w:pPr>
+                    <w:pStyle w:val="p1"/>
+                  </w:pPr>
+                  <w:r>
+                    <w:t>1</w:t>
+                  </w:r>
+                </w:p>
+              </w:tc>
+              <w:tc>
+                <w:tcPr>
+                  <w:tcW w:w="5200" w:type="dxa"/>
+                  <w:hideMark/>
+                </w:tcPr>
+                <w:p>
+                  <w:pPr>
+                    <w:pStyle w:val="p1"/>
+                    <w:cnfStyle w:val="000000100000" w:firstRow="0" w:lastRow="0" w:firstColumn="0" w:lastColumn="0" w:oddVBand="0" w:evenVBand="0" w:oddHBand="1" w:evenHBand="0" w:firstRowFirstColumn="0" w:firstRowLastColumn="0" w:lastRowFirstColumn="0" w:lastRowLastColumn="0"/>
+                  </w:pPr>
+                  <w:r>
+                    <w:t>Diseño de arquitectura y modelado de base de datos</w:t>
+                  </w:r>
+                </w:p>
+              </w:tc>
+              <w:tc>
+                <w:tcPr>
+                  <w:tcW w:w="636" w:type="dxa"/>
+                  <w:hideMark/>
+                </w:tcPr>
+                <w:p>
+                  <w:pPr>
+                    <w:pStyle w:val="p1"/>
+                    <w:cnfStyle w:val="000000100000" w:firstRow="0" w:lastRow="0" w:firstColumn="0" w:lastColumn="0" w:oddVBand="0" w:evenVBand="0" w:oddHBand="1" w:evenHBand="0" w:firstRowFirstColumn="0" w:firstRowLastColumn="0" w:lastRowFirstColumn="0" w:lastRowLastColumn="0"/>
                   </w:pPr>
                   <w:r>
                     <w:rPr>
-                      <w:rFonts w:ascii="Arial" w:hAnsi="Arial" w:cs="Courier New"/>
-                      <w:b/>
-                      <w:kern w:val="2"/>
+                      <w:rFonts w:ascii="Apple Color Emoji" w:hAnsi="Apple Color Emoji" w:cs="Apple Color Emoji"/>
                     </w:rPr>
-                    <w:t>Etapa</w:t>
+                    <w:t>✔</w:t>
                   </w:r>
                 </w:p>
               </w:tc>
               <w:tc>
                 <w:tcPr>
-                  <w:tcW w:w="1463" w:type="dxa"/>
-                  <w:shd w:val="clear" w:color="auto" w:fill="D9D9D9" w:themeFill="background1" w:themeFillShade="D9"/>
-                </w:tcPr>
-                <w:p>
-                  <w:pPr>
-                    <w:widowControl w:val="0"/>
-                    <w:jc w:val="both"/>
+                  <w:tcW w:w="636" w:type="dxa"/>
+                  <w:hideMark/>
+                </w:tcPr>
+                <w:p>
+                  <w:pPr>
+                    <w:cnfStyle w:val="000000100000" w:firstRow="0" w:lastRow="0" w:firstColumn="0" w:lastColumn="0" w:oddVBand="0" w:evenVBand="0" w:oddHBand="1" w:evenHBand="0" w:firstRowFirstColumn="0" w:firstRowLastColumn="0" w:lastRowFirstColumn="0" w:lastRowLastColumn="0"/>
                     <w:rPr>
-                      <w:rFonts w:ascii="Arial" w:hAnsi="Arial" w:cs="Courier New"/>
-                      <w:b/>
-                      <w:kern w:val="2"/>
+                      <w:sz w:val="20"/>
+                      <w:szCs w:val="20"/>
                     </w:rPr>
+                  </w:pPr>
+                </w:p>
+              </w:tc>
+              <w:tc>
+                <w:tcPr>
+                  <w:tcW w:w="636" w:type="dxa"/>
+                  <w:hideMark/>
+                </w:tcPr>
+                <w:p>
+                  <w:pPr>
+                    <w:cnfStyle w:val="000000100000" w:firstRow="0" w:lastRow="0" w:firstColumn="0" w:lastColumn="0" w:oddVBand="0" w:evenVBand="0" w:oddHBand="1" w:evenHBand="0" w:firstRowFirstColumn="0" w:firstRowLastColumn="0" w:lastRowFirstColumn="0" w:lastRowLastColumn="0"/>
+                    <w:rPr>
+                      <w:sz w:val="20"/>
+                      <w:szCs w:val="20"/>
+                    </w:rPr>
+                  </w:pPr>
+                </w:p>
+              </w:tc>
+              <w:tc>
+                <w:tcPr>
+                  <w:tcW w:w="636" w:type="dxa"/>
+                  <w:hideMark/>
+                </w:tcPr>
+                <w:p>
+                  <w:pPr>
+                    <w:cnfStyle w:val="000000100000" w:firstRow="0" w:lastRow="0" w:firstColumn="0" w:lastColumn="0" w:oddVBand="0" w:evenVBand="0" w:oddHBand="1" w:evenHBand="0" w:firstRowFirstColumn="0" w:firstRowLastColumn="0" w:lastRowFirstColumn="0" w:lastRowLastColumn="0"/>
+                    <w:rPr>
+                      <w:sz w:val="20"/>
+                      <w:szCs w:val="20"/>
+                    </w:rPr>
+                  </w:pPr>
+                </w:p>
+              </w:tc>
+            </w:tr>
+            <w:tr>
+              <w:tc>
+                <w:tcPr>
+                  <w:cnfStyle w:val="001000000000" w:firstRow="0" w:lastRow="0" w:firstColumn="1" w:lastColumn="0" w:oddVBand="0" w:evenVBand="0" w:oddHBand="0" w:evenHBand="0" w:firstRowFirstColumn="0" w:firstRowLastColumn="0" w:lastRowFirstColumn="0" w:lastRowLastColumn="0"/>
+                  <w:tcW w:w="884" w:type="dxa"/>
+                  <w:hideMark/>
+                </w:tcPr>
+                <w:p>
+                  <w:pPr>
+                    <w:pStyle w:val="p1"/>
+                  </w:pPr>
+                  <w:r>
+                    <w:t>1</w:t>
+                  </w:r>
+                </w:p>
+              </w:tc>
+              <w:tc>
+                <w:tcPr>
+                  <w:tcW w:w="5200" w:type="dxa"/>
+                  <w:hideMark/>
+                </w:tcPr>
+                <w:p>
+                  <w:pPr>
+                    <w:pStyle w:val="p1"/>
+                    <w:cnfStyle w:val="000000000000" w:firstRow="0" w:lastRow="0" w:firstColumn="0" w:lastColumn="0" w:oddVBand="0" w:evenVBand="0" w:oddHBand="0" w:evenHBand="0" w:firstRowFirstColumn="0" w:firstRowLastColumn="0" w:lastRowFirstColumn="0" w:lastRowLastColumn="0"/>
+                  </w:pPr>
+                  <w:r>
+                    <w:t>Configuración del entorno y autenticación</w:t>
+                  </w:r>
+                </w:p>
+              </w:tc>
+              <w:tc>
+                <w:tcPr>
+                  <w:tcW w:w="636" w:type="dxa"/>
+                  <w:hideMark/>
+                </w:tcPr>
+                <w:p>
+                  <w:pPr>
+                    <w:pStyle w:val="p1"/>
+                    <w:cnfStyle w:val="000000000000" w:firstRow="0" w:lastRow="0" w:firstColumn="0" w:lastColumn="0" w:oddVBand="0" w:evenVBand="0" w:oddHBand="0" w:evenHBand="0" w:firstRowFirstColumn="0" w:firstRowLastColumn="0" w:lastRowFirstColumn="0" w:lastRowLastColumn="0"/>
                   </w:pPr>
                   <w:r>
                     <w:rPr>
-                      <w:rFonts w:ascii="Arial" w:hAnsi="Arial" w:cs="Courier New"/>
-                      <w:b/>
-                      <w:kern w:val="2"/>
+                      <w:rFonts w:ascii="Apple Color Emoji" w:hAnsi="Apple Color Emoji" w:cs="Apple Color Emoji"/>
                     </w:rPr>
-                    <w:t>Actividad</w:t>
+                    <w:t>✔</w:t>
                   </w:r>
                 </w:p>
               </w:tc>
               <w:tc>
                 <w:tcPr>
-                  <w:tcW w:w="1463" w:type="dxa"/>
-                  <w:gridSpan w:val="4"/>
-                  <w:shd w:val="clear" w:color="auto" w:fill="D9D9D9" w:themeFill="background1" w:themeFillShade="D9"/>
-                </w:tcPr>
-                <w:p>
-                  <w:pPr>
-                    <w:widowControl w:val="0"/>
-                    <w:jc w:val="center"/>
+                  <w:tcW w:w="636" w:type="dxa"/>
+                  <w:hideMark/>
+                </w:tcPr>
+                <w:p>
+                  <w:pPr>
+                    <w:cnfStyle w:val="000000000000" w:firstRow="0" w:lastRow="0" w:firstColumn="0" w:lastColumn="0" w:oddVBand="0" w:evenVBand="0" w:oddHBand="0" w:evenHBand="0" w:firstRowFirstColumn="0" w:firstRowLastColumn="0" w:lastRowFirstColumn="0" w:lastRowLastColumn="0"/>
                     <w:rPr>
-                      <w:rFonts w:ascii="Arial" w:hAnsi="Arial" w:cs="Courier New"/>
-                      <w:b/>
-                      <w:kern w:val="2"/>
-                      <w:highlight w:val="yellow"/>
+                      <w:sz w:val="20"/>
+                      <w:szCs w:val="20"/>
                     </w:rPr>
                   </w:pPr>
-                  <w:r>
+                </w:p>
+              </w:tc>
+              <w:tc>
+                <w:tcPr>
+                  <w:tcW w:w="636" w:type="dxa"/>
+                  <w:hideMark/>
+                </w:tcPr>
+                <w:p>
+                  <w:pPr>
+                    <w:cnfStyle w:val="000000000000" w:firstRow="0" w:lastRow="0" w:firstColumn="0" w:lastColumn="0" w:oddVBand="0" w:evenVBand="0" w:oddHBand="0" w:evenHBand="0" w:firstRowFirstColumn="0" w:firstRowLastColumn="0" w:lastRowFirstColumn="0" w:lastRowLastColumn="0"/>
                     <w:rPr>
-                      <w:rFonts w:ascii="Arial" w:hAnsi="Arial" w:cs="Courier New"/>
-                      <w:b/>
-                      <w:kern w:val="2"/>
-                      <w:highlight w:val="yellow"/>
+                      <w:sz w:val="20"/>
+                      <w:szCs w:val="20"/>
                     </w:rPr>
-                    <w:t>Mes1</w:t>
-                  </w:r>
-                </w:p>
-              </w:tc>
-              <w:tc>
-                <w:tcPr>
-                  <w:tcW w:w="1464" w:type="dxa"/>
-                  <w:gridSpan w:val="4"/>
-                  <w:shd w:val="clear" w:color="auto" w:fill="D9D9D9" w:themeFill="background1" w:themeFillShade="D9"/>
-                </w:tcPr>
-                <w:p>
-                  <w:pPr>
-                    <w:widowControl w:val="0"/>
-                    <w:jc w:val="center"/>
+                  </w:pPr>
+                </w:p>
+              </w:tc>
+              <w:tc>
+                <w:tcPr>
+                  <w:tcW w:w="636" w:type="dxa"/>
+                  <w:hideMark/>
+                </w:tcPr>
+                <w:p>
+                  <w:pPr>
+                    <w:cnfStyle w:val="000000000000" w:firstRow="0" w:lastRow="0" w:firstColumn="0" w:lastColumn="0" w:oddVBand="0" w:evenVBand="0" w:oddHBand="0" w:evenHBand="0" w:firstRowFirstColumn="0" w:firstRowLastColumn="0" w:lastRowFirstColumn="0" w:lastRowLastColumn="0"/>
                     <w:rPr>
-                      <w:rFonts w:ascii="Arial" w:hAnsi="Arial" w:cs="Courier New"/>
-                      <w:b/>
-                      <w:kern w:val="2"/>
-                      <w:highlight w:val="yellow"/>
+                      <w:sz w:val="20"/>
+                      <w:szCs w:val="20"/>
                     </w:rPr>
                   </w:pPr>
-                  <w:r>
-                    <w:rPr>
-                      <w:rFonts w:ascii="Arial" w:hAnsi="Arial" w:cs="Courier New"/>
-                      <w:b/>
-                      <w:kern w:val="2"/>
-                      <w:highlight w:val="yellow"/>
-                    </w:rPr>
-                    <w:t>Mes2</w:t>
-                  </w:r>
-                </w:p>
-              </w:tc>
-              <w:tc>
-                <w:tcPr>
-                  <w:tcW w:w="1505" w:type="dxa"/>
-                  <w:gridSpan w:val="4"/>
-                  <w:shd w:val="clear" w:color="auto" w:fill="D9D9D9" w:themeFill="background1" w:themeFillShade="D9"/>
-                </w:tcPr>
-                <w:p>
-                  <w:pPr>
-                    <w:widowControl w:val="0"/>
-                    <w:jc w:val="center"/>
-                    <w:rPr>
-                      <w:rFonts w:ascii="Arial" w:hAnsi="Arial" w:cs="Courier New"/>
-                      <w:b/>
-                      <w:kern w:val="2"/>
-                      <w:highlight w:val="yellow"/>
-                    </w:rPr>
-                  </w:pPr>
-                  <w:r>
-                    <w:rPr>
-                      <w:rFonts w:ascii="Arial" w:hAnsi="Arial" w:cs="Courier New"/>
-                      <w:b/>
-                      <w:kern w:val="2"/>
-                      <w:highlight w:val="yellow"/>
-                    </w:rPr>
-                    <w:t>Mes3</w:t>
-                  </w:r>
-                </w:p>
-              </w:tc>
-              <w:tc>
-                <w:tcPr>
-                  <w:tcW w:w="1417" w:type="dxa"/>
-                  <w:gridSpan w:val="2"/>
-                  <w:shd w:val="clear" w:color="auto" w:fill="D9D9D9" w:themeFill="background1" w:themeFillShade="D9"/>
-                </w:tcPr>
-                <w:p>
-                  <w:pPr>
-                    <w:widowControl w:val="0"/>
-                    <w:jc w:val="center"/>
-                    <w:rPr>
-                      <w:rFonts w:ascii="Arial" w:hAnsi="Arial" w:cs="Courier New"/>
-                      <w:b/>
-                      <w:kern w:val="2"/>
-                      <w:highlight w:val="yellow"/>
-                    </w:rPr>
-                  </w:pPr>
-                  <w:r>
-                    <w:rPr>
-                      <w:rFonts w:ascii="Arial" w:hAnsi="Arial" w:cs="Courier New"/>
-                      <w:b/>
-                      <w:kern w:val="2"/>
-                      <w:highlight w:val="yellow"/>
-                    </w:rPr>
-                    <w:t>Mes4</w:t>
-                  </w:r>
                 </w:p>
               </w:tc>
             </w:tr>
             <w:tr>
               <w:trPr>
-                <w:gridAfter w:val="1"/>
-                <w:wAfter w:w="10" w:type="dxa"/>
+                <w:cnfStyle w:val="000000100000" w:firstRow="0" w:lastRow="0" w:firstColumn="0" w:lastColumn="0" w:oddVBand="0" w:evenVBand="0" w:oddHBand="1" w:evenHBand="0" w:firstRowFirstColumn="0" w:firstRowLastColumn="0" w:lastRowFirstColumn="0" w:lastRowLastColumn="0"/>
               </w:trPr>
               <w:tc>
                 <w:tcPr>
-                  <w:tcW w:w="1463" w:type="dxa"/>
-                </w:tcPr>
-                <w:p>
-                  <w:pPr>
-                    <w:widowControl w:val="0"/>
-                    <w:jc w:val="both"/>
+                  <w:cnfStyle w:val="001000000000" w:firstRow="0" w:lastRow="0" w:firstColumn="1" w:lastColumn="0" w:oddVBand="0" w:evenVBand="0" w:oddHBand="0" w:evenHBand="0" w:firstRowFirstColumn="0" w:firstRowLastColumn="0" w:lastRowFirstColumn="0" w:lastRowLastColumn="0"/>
+                  <w:tcW w:w="884" w:type="dxa"/>
+                  <w:hideMark/>
+                </w:tcPr>
+                <w:p>
+                  <w:pPr>
+                    <w:pStyle w:val="p1"/>
+                  </w:pPr>
+                  <w:r>
+                    <w:t>1</w:t>
+                  </w:r>
+                </w:p>
+              </w:tc>
+              <w:tc>
+                <w:tcPr>
+                  <w:tcW w:w="5200" w:type="dxa"/>
+                  <w:hideMark/>
+                </w:tcPr>
+                <w:p>
+                  <w:pPr>
+                    <w:pStyle w:val="p1"/>
+                    <w:cnfStyle w:val="000000100000" w:firstRow="0" w:lastRow="0" w:firstColumn="0" w:lastColumn="0" w:oddVBand="0" w:evenVBand="0" w:oddHBand="1" w:evenHBand="0" w:firstRowFirstColumn="0" w:firstRowLastColumn="0" w:lastRowFirstColumn="0" w:lastRowLastColumn="0"/>
+                  </w:pPr>
+                  <w:r>
+                    <w:t>CRUD de documentos y almacenamiento local (SQLite)</w:t>
+                  </w:r>
+                </w:p>
+              </w:tc>
+              <w:tc>
+                <w:tcPr>
+                  <w:tcW w:w="636" w:type="dxa"/>
+                  <w:hideMark/>
+                </w:tcPr>
+                <w:p>
+                  <w:pPr>
+                    <w:pStyle w:val="p1"/>
+                    <w:cnfStyle w:val="000000100000" w:firstRow="0" w:lastRow="0" w:firstColumn="0" w:lastColumn="0" w:oddVBand="0" w:evenVBand="0" w:oddHBand="1" w:evenHBand="0" w:firstRowFirstColumn="0" w:firstRowLastColumn="0" w:lastRowFirstColumn="0" w:lastRowLastColumn="0"/>
+                  </w:pPr>
+                  <w:r>
                     <w:rPr>
-                      <w:rFonts w:ascii="Arial" w:hAnsi="Arial" w:cs="Courier New"/>
-                      <w:kern w:val="2"/>
+                      <w:rFonts w:ascii="Apple Color Emoji" w:hAnsi="Apple Color Emoji" w:cs="Apple Color Emoji"/>
                     </w:rPr>
-                  </w:pPr>
-                </w:p>
-              </w:tc>
-              <w:tc>
-                <w:tcPr>
-                  <w:tcW w:w="1463" w:type="dxa"/>
-                </w:tcPr>
-                <w:p>
-                  <w:pPr>
-                    <w:widowControl w:val="0"/>
-                    <w:jc w:val="both"/>
+                    <w:t>✔</w:t>
+                  </w:r>
+                </w:p>
+              </w:tc>
+              <w:tc>
+                <w:tcPr>
+                  <w:tcW w:w="636" w:type="dxa"/>
+                  <w:hideMark/>
+                </w:tcPr>
+                <w:p>
+                  <w:pPr>
+                    <w:pStyle w:val="p1"/>
+                    <w:cnfStyle w:val="000000100000" w:firstRow="0" w:lastRow="0" w:firstColumn="0" w:lastColumn="0" w:oddVBand="0" w:evenVBand="0" w:oddHBand="1" w:evenHBand="0" w:firstRowFirstColumn="0" w:firstRowLastColumn="0" w:lastRowFirstColumn="0" w:lastRowLastColumn="0"/>
+                  </w:pPr>
+                  <w:r>
                     <w:rPr>
-                      <w:rFonts w:ascii="Arial" w:hAnsi="Arial" w:cs="Courier New"/>
-                      <w:kern w:val="2"/>
+                      <w:rFonts w:ascii="Apple Color Emoji" w:hAnsi="Apple Color Emoji" w:cs="Apple Color Emoji"/>
                     </w:rPr>
-                  </w:pPr>
-                </w:p>
-              </w:tc>
-              <w:tc>
-                <w:tcPr>
-                  <w:tcW w:w="365" w:type="dxa"/>
-                </w:tcPr>
-                <w:p>
-                  <w:pPr>
-                    <w:widowControl w:val="0"/>
-                    <w:jc w:val="both"/>
+                    <w:t>✔</w:t>
+                  </w:r>
+                </w:p>
+              </w:tc>
+              <w:tc>
+                <w:tcPr>
+                  <w:tcW w:w="636" w:type="dxa"/>
+                  <w:hideMark/>
+                </w:tcPr>
+                <w:p>
+                  <w:pPr>
+                    <w:cnfStyle w:val="000000100000" w:firstRow="0" w:lastRow="0" w:firstColumn="0" w:lastColumn="0" w:oddVBand="0" w:evenVBand="0" w:oddHBand="1" w:evenHBand="0" w:firstRowFirstColumn="0" w:firstRowLastColumn="0" w:lastRowFirstColumn="0" w:lastRowLastColumn="0"/>
                     <w:rPr>
-                      <w:rFonts w:ascii="Arial" w:hAnsi="Arial" w:cs="Courier New"/>
-                      <w:kern w:val="2"/>
+                      <w:sz w:val="20"/>
+                      <w:szCs w:val="20"/>
                     </w:rPr>
                   </w:pPr>
                 </w:p>
               </w:tc>
               <w:tc>
                 <w:tcPr>
-                  <w:tcW w:w="366" w:type="dxa"/>
-                </w:tcPr>
-                <w:p>
-                  <w:pPr>
-                    <w:widowControl w:val="0"/>
-                    <w:jc w:val="both"/>
+                  <w:tcW w:w="636" w:type="dxa"/>
+                  <w:hideMark/>
+                </w:tcPr>
+                <w:p>
+                  <w:pPr>
+                    <w:cnfStyle w:val="000000100000" w:firstRow="0" w:lastRow="0" w:firstColumn="0" w:lastColumn="0" w:oddVBand="0" w:evenVBand="0" w:oddHBand="1" w:evenHBand="0" w:firstRowFirstColumn="0" w:firstRowLastColumn="0" w:lastRowFirstColumn="0" w:lastRowLastColumn="0"/>
                     <w:rPr>
-                      <w:rFonts w:ascii="Arial" w:hAnsi="Arial" w:cs="Courier New"/>
-                      <w:kern w:val="2"/>
+                      <w:sz w:val="20"/>
+                      <w:szCs w:val="20"/>
                     </w:rPr>
                   </w:pPr>
                 </w:p>
               </w:tc>
-              <w:tc>
-                <w:tcPr>
-                  <w:tcW w:w="366" w:type="dxa"/>
-                </w:tcPr>
-                <w:p>
-                  <w:pPr>
-                    <w:widowControl w:val="0"/>
-                    <w:jc w:val="both"/>
+            </w:tr>
+            <w:tr>
+              <w:tc>
+                <w:tcPr>
+                  <w:cnfStyle w:val="001000000000" w:firstRow="0" w:lastRow="0" w:firstColumn="1" w:lastColumn="0" w:oddVBand="0" w:evenVBand="0" w:oddHBand="0" w:evenHBand="0" w:firstRowFirstColumn="0" w:firstRowLastColumn="0" w:lastRowFirstColumn="0" w:lastRowLastColumn="0"/>
+                  <w:tcW w:w="884" w:type="dxa"/>
+                  <w:hideMark/>
+                </w:tcPr>
+                <w:p>
+                  <w:pPr>
+                    <w:pStyle w:val="p1"/>
+                  </w:pPr>
+                  <w:r>
+                    <w:t>2</w:t>
+                  </w:r>
+                </w:p>
+              </w:tc>
+              <w:tc>
+                <w:tcPr>
+                  <w:tcW w:w="5200" w:type="dxa"/>
+                  <w:hideMark/>
+                </w:tcPr>
+                <w:p>
+                  <w:pPr>
+                    <w:pStyle w:val="p1"/>
+                    <w:cnfStyle w:val="000000000000" w:firstRow="0" w:lastRow="0" w:firstColumn="0" w:lastColumn="0" w:oddVBand="0" w:evenVBand="0" w:oddHBand="0" w:evenHBand="0" w:firstRowFirstColumn="0" w:firstRowLastColumn="0" w:lastRowFirstColumn="0" w:lastRowLastColumn="0"/>
+                  </w:pPr>
+                  <w:r>
+                    <w:t>Gestión de usuarios, roles y grupos</w:t>
+                  </w:r>
+                </w:p>
+              </w:tc>
+              <w:tc>
+                <w:tcPr>
+                  <w:tcW w:w="636" w:type="dxa"/>
+                  <w:hideMark/>
+                </w:tcPr>
+                <w:p>
+                  <w:pPr>
+                    <w:pStyle w:val="p1"/>
+                    <w:cnfStyle w:val="000000000000" w:firstRow="0" w:lastRow="0" w:firstColumn="0" w:lastColumn="0" w:oddVBand="0" w:evenVBand="0" w:oddHBand="0" w:evenHBand="0" w:firstRowFirstColumn="0" w:firstRowLastColumn="0" w:lastRowFirstColumn="0" w:lastRowLastColumn="0"/>
+                  </w:pPr>
+                </w:p>
+              </w:tc>
+              <w:tc>
+                <w:tcPr>
+                  <w:tcW w:w="636" w:type="dxa"/>
+                  <w:hideMark/>
+                </w:tcPr>
+                <w:p>
+                  <w:pPr>
+                    <w:cnfStyle w:val="000000000000" w:firstRow="0" w:lastRow="0" w:firstColumn="0" w:lastColumn="0" w:oddVBand="0" w:evenVBand="0" w:oddHBand="0" w:evenHBand="0" w:firstRowFirstColumn="0" w:firstRowLastColumn="0" w:lastRowFirstColumn="0" w:lastRowLastColumn="0"/>
                     <w:rPr>
-                      <w:rFonts w:ascii="Arial" w:hAnsi="Arial" w:cs="Courier New"/>
-                      <w:kern w:val="2"/>
+                      <w:sz w:val="20"/>
+                      <w:szCs w:val="20"/>
                     </w:rPr>
                   </w:pPr>
-                </w:p>
-              </w:tc>
-              <w:tc>
-                <w:tcPr>
-                  <w:tcW w:w="366" w:type="dxa"/>
-                </w:tcPr>
-                <w:p>
-                  <w:pPr>
-                    <w:widowControl w:val="0"/>
-                    <w:jc w:val="both"/>
+                  <w:r>
                     <w:rPr>
-                      <w:rFonts w:ascii="Arial" w:hAnsi="Arial" w:cs="Courier New"/>
-                      <w:kern w:val="2"/>
+                      <w:rFonts w:ascii="Apple Color Emoji" w:hAnsi="Apple Color Emoji" w:cs="Apple Color Emoji"/>
                     </w:rPr>
-                  </w:pPr>
-                </w:p>
-              </w:tc>
-              <w:tc>
-                <w:tcPr>
-                  <w:tcW w:w="366" w:type="dxa"/>
-                </w:tcPr>
-                <w:p>
-                  <w:pPr>
-                    <w:widowControl w:val="0"/>
-                    <w:jc w:val="both"/>
+                    <w:t>✔</w:t>
+                  </w:r>
+                </w:p>
+              </w:tc>
+              <w:tc>
+                <w:tcPr>
+                  <w:tcW w:w="636" w:type="dxa"/>
+                  <w:hideMark/>
+                </w:tcPr>
+                <w:p>
+                  <w:pPr>
+                    <w:cnfStyle w:val="000000000000" w:firstRow="0" w:lastRow="0" w:firstColumn="0" w:lastColumn="0" w:oddVBand="0" w:evenVBand="0" w:oddHBand="0" w:evenHBand="0" w:firstRowFirstColumn="0" w:firstRowLastColumn="0" w:lastRowFirstColumn="0" w:lastRowLastColumn="0"/>
                     <w:rPr>
-                      <w:rFonts w:ascii="Arial" w:hAnsi="Arial" w:cs="Courier New"/>
-                      <w:kern w:val="2"/>
+                      <w:sz w:val="20"/>
+                      <w:szCs w:val="20"/>
                     </w:rPr>
                   </w:pPr>
                 </w:p>
               </w:tc>
               <w:tc>
                 <w:tcPr>
-                  <w:tcW w:w="366" w:type="dxa"/>
-                </w:tcPr>
-                <w:p>
-                  <w:pPr>
-                    <w:widowControl w:val="0"/>
-                    <w:jc w:val="both"/>
+                  <w:tcW w:w="636" w:type="dxa"/>
+                  <w:hideMark/>
+                </w:tcPr>
+                <w:p>
+                  <w:pPr>
+                    <w:cnfStyle w:val="000000000000" w:firstRow="0" w:lastRow="0" w:firstColumn="0" w:lastColumn="0" w:oddVBand="0" w:evenVBand="0" w:oddHBand="0" w:evenHBand="0" w:firstRowFirstColumn="0" w:firstRowLastColumn="0" w:lastRowFirstColumn="0" w:lastRowLastColumn="0"/>
                     <w:rPr>
-                      <w:rFonts w:ascii="Arial" w:hAnsi="Arial" w:cs="Courier New"/>
-                      <w:kern w:val="2"/>
-                    </w:rPr>
-                  </w:pPr>
-                </w:p>
-              </w:tc>
-              <w:tc>
-                <w:tcPr>
-                  <w:tcW w:w="366" w:type="dxa"/>
-                </w:tcPr>
-                <w:p>
-                  <w:pPr>
-                    <w:widowControl w:val="0"/>
-                    <w:jc w:val="both"/>
-                    <w:rPr>
-                      <w:rFonts w:ascii="Arial" w:hAnsi="Arial" w:cs="Courier New"/>
-                      <w:kern w:val="2"/>
-                    </w:rPr>
-                  </w:pPr>
-                </w:p>
-              </w:tc>
-              <w:tc>
-                <w:tcPr>
-                  <w:tcW w:w="366" w:type="dxa"/>
-                </w:tcPr>
-                <w:p>
-                  <w:pPr>
-                    <w:widowControl w:val="0"/>
-                    <w:jc w:val="both"/>
-                    <w:rPr>
-                      <w:rFonts w:ascii="Arial" w:hAnsi="Arial" w:cs="Courier New"/>
-                      <w:kern w:val="2"/>
-                    </w:rPr>
-                  </w:pPr>
-                </w:p>
-              </w:tc>
-              <w:tc>
-                <w:tcPr>
-                  <w:tcW w:w="366" w:type="dxa"/>
-                </w:tcPr>
-                <w:p>
-                  <w:pPr>
-                    <w:widowControl w:val="0"/>
-                    <w:jc w:val="both"/>
-                    <w:rPr>
-                      <w:rFonts w:ascii="Arial" w:hAnsi="Arial" w:cs="Courier New"/>
-                      <w:kern w:val="2"/>
-                    </w:rPr>
-                  </w:pPr>
-                </w:p>
-              </w:tc>
-              <w:tc>
-                <w:tcPr>
-                  <w:tcW w:w="366" w:type="dxa"/>
-                </w:tcPr>
-                <w:p>
-                  <w:pPr>
-                    <w:widowControl w:val="0"/>
-                    <w:jc w:val="both"/>
-                    <w:rPr>
-                      <w:rFonts w:ascii="Arial" w:hAnsi="Arial" w:cs="Courier New"/>
-                      <w:kern w:val="2"/>
-                    </w:rPr>
-                  </w:pPr>
-                </w:p>
-              </w:tc>
-              <w:tc>
-                <w:tcPr>
-                  <w:tcW w:w="366" w:type="dxa"/>
-                </w:tcPr>
-                <w:p>
-                  <w:pPr>
-                    <w:widowControl w:val="0"/>
-                    <w:jc w:val="both"/>
-                    <w:rPr>
-                      <w:rFonts w:ascii="Arial" w:hAnsi="Arial" w:cs="Courier New"/>
-                      <w:kern w:val="2"/>
-                    </w:rPr>
-                  </w:pPr>
-                </w:p>
-              </w:tc>
-              <w:tc>
-                <w:tcPr>
-                  <w:tcW w:w="407" w:type="dxa"/>
-                </w:tcPr>
-                <w:p>
-                  <w:pPr>
-                    <w:widowControl w:val="0"/>
-                    <w:jc w:val="both"/>
-                    <w:rPr>
-                      <w:rFonts w:ascii="Arial" w:hAnsi="Arial" w:cs="Courier New"/>
-                      <w:kern w:val="2"/>
-                    </w:rPr>
-                  </w:pPr>
-                </w:p>
-              </w:tc>
-              <w:tc>
-                <w:tcPr>
-                  <w:tcW w:w="685" w:type="dxa"/>
-                </w:tcPr>
-                <w:p>
-                  <w:pPr>
-                    <w:widowControl w:val="0"/>
-                    <w:jc w:val="both"/>
-                    <w:rPr>
-                      <w:rFonts w:ascii="Arial" w:hAnsi="Arial" w:cs="Courier New"/>
-                      <w:kern w:val="2"/>
-                    </w:rPr>
-                  </w:pPr>
-                </w:p>
-              </w:tc>
-              <w:tc>
-                <w:tcPr>
-                  <w:tcW w:w="732" w:type="dxa"/>
-                </w:tcPr>
-                <w:p>
-                  <w:pPr>
-                    <w:widowControl w:val="0"/>
-                    <w:jc w:val="both"/>
-                    <w:rPr>
-                      <w:rFonts w:ascii="Arial" w:hAnsi="Arial" w:cs="Courier New"/>
-                      <w:kern w:val="2"/>
+                      <w:sz w:val="20"/>
+                      <w:szCs w:val="20"/>
                     </w:rPr>
                   </w:pPr>
                 </w:p>
@@ -2378,245 +3978,195 @@
             </w:tr>
             <w:tr>
               <w:trPr>
-                <w:gridAfter w:val="1"/>
-                <w:wAfter w:w="10" w:type="dxa"/>
+                <w:cnfStyle w:val="000000100000" w:firstRow="0" w:lastRow="0" w:firstColumn="0" w:lastColumn="0" w:oddVBand="0" w:evenVBand="0" w:oddHBand="1" w:evenHBand="0" w:firstRowFirstColumn="0" w:firstRowLastColumn="0" w:lastRowFirstColumn="0" w:lastRowLastColumn="0"/>
               </w:trPr>
               <w:tc>
                 <w:tcPr>
-                  <w:tcW w:w="1463" w:type="dxa"/>
-                </w:tcPr>
-                <w:p>
-                  <w:pPr>
-                    <w:widowControl w:val="0"/>
-                    <w:jc w:val="both"/>
+                  <w:cnfStyle w:val="001000000000" w:firstRow="0" w:lastRow="0" w:firstColumn="1" w:lastColumn="0" w:oddVBand="0" w:evenVBand="0" w:oddHBand="0" w:evenHBand="0" w:firstRowFirstColumn="0" w:firstRowLastColumn="0" w:lastRowFirstColumn="0" w:lastRowLastColumn="0"/>
+                  <w:tcW w:w="884" w:type="dxa"/>
+                  <w:hideMark/>
+                </w:tcPr>
+                <w:p>
+                  <w:pPr>
+                    <w:pStyle w:val="p1"/>
+                  </w:pPr>
+                  <w:r>
+                    <w:t>2</w:t>
+                  </w:r>
+                </w:p>
+              </w:tc>
+              <w:tc>
+                <w:tcPr>
+                  <w:tcW w:w="5200" w:type="dxa"/>
+                  <w:hideMark/>
+                </w:tcPr>
+                <w:p>
+                  <w:pPr>
+                    <w:pStyle w:val="p1"/>
+                    <w:cnfStyle w:val="000000100000" w:firstRow="0" w:lastRow="0" w:firstColumn="0" w:lastColumn="0" w:oddVBand="0" w:evenVBand="0" w:oddHBand="1" w:evenHBand="0" w:firstRowFirstColumn="0" w:firstRowLastColumn="0" w:lastRowFirstColumn="0" w:lastRowLastColumn="0"/>
+                  </w:pPr>
+                  <w:r>
+                    <w:t>Implementación de permisos granulares</w:t>
+                  </w:r>
+                </w:p>
+              </w:tc>
+              <w:tc>
+                <w:tcPr>
+                  <w:tcW w:w="636" w:type="dxa"/>
+                  <w:hideMark/>
+                </w:tcPr>
+                <w:p>
+                  <w:pPr>
+                    <w:pStyle w:val="p1"/>
+                    <w:cnfStyle w:val="000000100000" w:firstRow="0" w:lastRow="0" w:firstColumn="0" w:lastColumn="0" w:oddVBand="0" w:evenVBand="0" w:oddHBand="1" w:evenHBand="0" w:firstRowFirstColumn="0" w:firstRowLastColumn="0" w:lastRowFirstColumn="0" w:lastRowLastColumn="0"/>
+                  </w:pPr>
+                </w:p>
+              </w:tc>
+              <w:tc>
+                <w:tcPr>
+                  <w:tcW w:w="636" w:type="dxa"/>
+                  <w:hideMark/>
+                </w:tcPr>
+                <w:p>
+                  <w:pPr>
+                    <w:cnfStyle w:val="000000100000" w:firstRow="0" w:lastRow="0" w:firstColumn="0" w:lastColumn="0" w:oddVBand="0" w:evenVBand="0" w:oddHBand="1" w:evenHBand="0" w:firstRowFirstColumn="0" w:firstRowLastColumn="0" w:lastRowFirstColumn="0" w:lastRowLastColumn="0"/>
                     <w:rPr>
-                      <w:rFonts w:ascii="Arial" w:hAnsi="Arial" w:cs="Courier New"/>
-                      <w:kern w:val="2"/>
+                      <w:sz w:val="20"/>
+                      <w:szCs w:val="20"/>
                     </w:rPr>
                   </w:pPr>
-                </w:p>
-              </w:tc>
-              <w:tc>
-                <w:tcPr>
-                  <w:tcW w:w="1463" w:type="dxa"/>
-                </w:tcPr>
-                <w:p>
-                  <w:pPr>
-                    <w:widowControl w:val="0"/>
-                    <w:jc w:val="both"/>
+                  <w:r>
                     <w:rPr>
-                      <w:rFonts w:ascii="Arial" w:hAnsi="Arial" w:cs="Courier New"/>
-                      <w:kern w:val="2"/>
+                      <w:rFonts w:ascii="Apple Color Emoji" w:hAnsi="Apple Color Emoji" w:cs="Apple Color Emoji"/>
                     </w:rPr>
-                  </w:pPr>
-                </w:p>
-              </w:tc>
-              <w:tc>
-                <w:tcPr>
-                  <w:tcW w:w="365" w:type="dxa"/>
-                </w:tcPr>
-                <w:p>
-                  <w:pPr>
-                    <w:widowControl w:val="0"/>
-                    <w:jc w:val="both"/>
+                    <w:t>✔</w:t>
+                  </w:r>
+                </w:p>
+              </w:tc>
+              <w:tc>
+                <w:tcPr>
+                  <w:tcW w:w="636" w:type="dxa"/>
+                  <w:hideMark/>
+                </w:tcPr>
+                <w:p>
+                  <w:pPr>
+                    <w:cnfStyle w:val="000000100000" w:firstRow="0" w:lastRow="0" w:firstColumn="0" w:lastColumn="0" w:oddVBand="0" w:evenVBand="0" w:oddHBand="1" w:evenHBand="0" w:firstRowFirstColumn="0" w:firstRowLastColumn="0" w:lastRowFirstColumn="0" w:lastRowLastColumn="0"/>
                     <w:rPr>
-                      <w:rFonts w:ascii="Arial" w:hAnsi="Arial" w:cs="Courier New"/>
-                      <w:kern w:val="2"/>
+                      <w:sz w:val="20"/>
+                      <w:szCs w:val="20"/>
                     </w:rPr>
                   </w:pPr>
                 </w:p>
               </w:tc>
               <w:tc>
                 <w:tcPr>
-                  <w:tcW w:w="366" w:type="dxa"/>
-                </w:tcPr>
-                <w:p>
-                  <w:pPr>
-                    <w:widowControl w:val="0"/>
-                    <w:jc w:val="both"/>
+                  <w:tcW w:w="636" w:type="dxa"/>
+                  <w:hideMark/>
+                </w:tcPr>
+                <w:p>
+                  <w:pPr>
+                    <w:cnfStyle w:val="000000100000" w:firstRow="0" w:lastRow="0" w:firstColumn="0" w:lastColumn="0" w:oddVBand="0" w:evenVBand="0" w:oddHBand="1" w:evenHBand="0" w:firstRowFirstColumn="0" w:firstRowLastColumn="0" w:lastRowFirstColumn="0" w:lastRowLastColumn="0"/>
                     <w:rPr>
-                      <w:rFonts w:ascii="Arial" w:hAnsi="Arial" w:cs="Courier New"/>
-                      <w:kern w:val="2"/>
+                      <w:sz w:val="20"/>
+                      <w:szCs w:val="20"/>
                     </w:rPr>
                   </w:pPr>
                 </w:p>
               </w:tc>
-              <w:tc>
-                <w:tcPr>
-                  <w:tcW w:w="366" w:type="dxa"/>
-                </w:tcPr>
-                <w:p>
-                  <w:pPr>
-                    <w:widowControl w:val="0"/>
-                    <w:jc w:val="both"/>
+            </w:tr>
+            <w:tr>
+              <w:tc>
+                <w:tcPr>
+                  <w:cnfStyle w:val="001000000000" w:firstRow="0" w:lastRow="0" w:firstColumn="1" w:lastColumn="0" w:oddVBand="0" w:evenVBand="0" w:oddHBand="0" w:evenHBand="0" w:firstRowFirstColumn="0" w:firstRowLastColumn="0" w:lastRowFirstColumn="0" w:lastRowLastColumn="0"/>
+                  <w:tcW w:w="884" w:type="dxa"/>
+                  <w:hideMark/>
+                </w:tcPr>
+                <w:p>
+                  <w:pPr>
+                    <w:pStyle w:val="p1"/>
+                  </w:pPr>
+                  <w:r>
+                    <w:t>2</w:t>
+                  </w:r>
+                </w:p>
+              </w:tc>
+              <w:tc>
+                <w:tcPr>
+                  <w:tcW w:w="5200" w:type="dxa"/>
+                  <w:hideMark/>
+                </w:tcPr>
+                <w:p>
+                  <w:pPr>
+                    <w:pStyle w:val="p1"/>
+                    <w:cnfStyle w:val="000000000000" w:firstRow="0" w:lastRow="0" w:firstColumn="0" w:lastColumn="0" w:oddVBand="0" w:evenVBand="0" w:oddHBand="0" w:evenHBand="0" w:firstRowFirstColumn="0" w:firstRowLastColumn="0" w:lastRowFirstColumn="0" w:lastRowLastColumn="0"/>
+                  </w:pPr>
+                  <w:r>
+                    <w:t>Sincronización nube–local (base)</w:t>
+                  </w:r>
+                </w:p>
+              </w:tc>
+              <w:tc>
+                <w:tcPr>
+                  <w:tcW w:w="636" w:type="dxa"/>
+                  <w:hideMark/>
+                </w:tcPr>
+                <w:p>
+                  <w:pPr>
+                    <w:pStyle w:val="p1"/>
+                    <w:cnfStyle w:val="000000000000" w:firstRow="0" w:lastRow="0" w:firstColumn="0" w:lastColumn="0" w:oddVBand="0" w:evenVBand="0" w:oddHBand="0" w:evenHBand="0" w:firstRowFirstColumn="0" w:firstRowLastColumn="0" w:lastRowFirstColumn="0" w:lastRowLastColumn="0"/>
+                  </w:pPr>
+                </w:p>
+              </w:tc>
+              <w:tc>
+                <w:tcPr>
+                  <w:tcW w:w="636" w:type="dxa"/>
+                  <w:hideMark/>
+                </w:tcPr>
+                <w:p>
+                  <w:pPr>
+                    <w:pStyle w:val="p1"/>
+                    <w:cnfStyle w:val="000000000000" w:firstRow="0" w:lastRow="0" w:firstColumn="0" w:lastColumn="0" w:oddVBand="0" w:evenVBand="0" w:oddHBand="0" w:evenHBand="0" w:firstRowFirstColumn="0" w:firstRowLastColumn="0" w:lastRowFirstColumn="0" w:lastRowLastColumn="0"/>
+                  </w:pPr>
+                  <w:r>
                     <w:rPr>
-                      <w:rFonts w:ascii="Arial" w:hAnsi="Arial" w:cs="Courier New"/>
-                      <w:kern w:val="2"/>
+                      <w:rFonts w:ascii="Apple Color Emoji" w:hAnsi="Apple Color Emoji" w:cs="Apple Color Emoji"/>
                     </w:rPr>
-                  </w:pPr>
-                </w:p>
-              </w:tc>
-              <w:tc>
-                <w:tcPr>
-                  <w:tcW w:w="366" w:type="dxa"/>
-                </w:tcPr>
-                <w:p>
-                  <w:pPr>
-                    <w:widowControl w:val="0"/>
-                    <w:jc w:val="both"/>
+                    <w:t>✔</w:t>
+                  </w:r>
+                </w:p>
+              </w:tc>
+              <w:tc>
+                <w:tcPr>
+                  <w:tcW w:w="636" w:type="dxa"/>
+                  <w:hideMark/>
+                </w:tcPr>
+                <w:p>
+                  <w:pPr>
+                    <w:cnfStyle w:val="000000000000" w:firstRow="0" w:lastRow="0" w:firstColumn="0" w:lastColumn="0" w:oddVBand="0" w:evenVBand="0" w:oddHBand="0" w:evenHBand="0" w:firstRowFirstColumn="0" w:firstRowLastColumn="0" w:lastRowFirstColumn="0" w:lastRowLastColumn="0"/>
                     <w:rPr>
-                      <w:rFonts w:ascii="Arial" w:hAnsi="Arial" w:cs="Courier New"/>
-                      <w:kern w:val="2"/>
+                      <w:sz w:val="20"/>
+                      <w:szCs w:val="20"/>
                     </w:rPr>
                   </w:pPr>
-                </w:p>
-              </w:tc>
-              <w:tc>
-                <w:tcPr>
-                  <w:tcW w:w="366" w:type="dxa"/>
-                </w:tcPr>
-                <w:p>
-                  <w:pPr>
-                    <w:widowControl w:val="0"/>
-                    <w:jc w:val="both"/>
+                  <w:r>
                     <w:rPr>
-                      <w:rFonts w:ascii="Arial" w:hAnsi="Arial" w:cs="Courier New"/>
-                      <w:kern w:val="2"/>
+                      <w:rFonts w:ascii="Apple Color Emoji" w:hAnsi="Apple Color Emoji" w:cs="Apple Color Emoji"/>
                     </w:rPr>
-                  </w:pPr>
-                </w:p>
-              </w:tc>
-              <w:tc>
-                <w:tcPr>
-                  <w:tcW w:w="366" w:type="dxa"/>
-                </w:tcPr>
-                <w:p>
-                  <w:pPr>
-                    <w:widowControl w:val="0"/>
-                    <w:jc w:val="both"/>
+                    <w:t>✔</w:t>
+                  </w:r>
+                </w:p>
+              </w:tc>
+              <w:tc>
+                <w:tcPr>
+                  <w:tcW w:w="636" w:type="dxa"/>
+                  <w:hideMark/>
+                </w:tcPr>
+                <w:p>
+                  <w:pPr>
+                    <w:cnfStyle w:val="000000000000" w:firstRow="0" w:lastRow="0" w:firstColumn="0" w:lastColumn="0" w:oddVBand="0" w:evenVBand="0" w:oddHBand="0" w:evenHBand="0" w:firstRowFirstColumn="0" w:firstRowLastColumn="0" w:lastRowFirstColumn="0" w:lastRowLastColumn="0"/>
                     <w:rPr>
-                      <w:rFonts w:ascii="Arial" w:hAnsi="Arial" w:cs="Courier New"/>
-                      <w:kern w:val="2"/>
-                    </w:rPr>
-                  </w:pPr>
-                </w:p>
-              </w:tc>
-              <w:tc>
-                <w:tcPr>
-                  <w:tcW w:w="366" w:type="dxa"/>
-                </w:tcPr>
-                <w:p>
-                  <w:pPr>
-                    <w:widowControl w:val="0"/>
-                    <w:jc w:val="both"/>
-                    <w:rPr>
-                      <w:rFonts w:ascii="Arial" w:hAnsi="Arial" w:cs="Courier New"/>
-                      <w:kern w:val="2"/>
-                    </w:rPr>
-                  </w:pPr>
-                </w:p>
-              </w:tc>
-              <w:tc>
-                <w:tcPr>
-                  <w:tcW w:w="366" w:type="dxa"/>
-                </w:tcPr>
-                <w:p>
-                  <w:pPr>
-                    <w:widowControl w:val="0"/>
-                    <w:jc w:val="both"/>
-                    <w:rPr>
-                      <w:rFonts w:ascii="Arial" w:hAnsi="Arial" w:cs="Courier New"/>
-                      <w:kern w:val="2"/>
-                    </w:rPr>
-                  </w:pPr>
-                </w:p>
-              </w:tc>
-              <w:tc>
-                <w:tcPr>
-                  <w:tcW w:w="366" w:type="dxa"/>
-                </w:tcPr>
-                <w:p>
-                  <w:pPr>
-                    <w:widowControl w:val="0"/>
-                    <w:jc w:val="both"/>
-                    <w:rPr>
-                      <w:rFonts w:ascii="Arial" w:hAnsi="Arial" w:cs="Courier New"/>
-                      <w:kern w:val="2"/>
-                    </w:rPr>
-                  </w:pPr>
-                </w:p>
-              </w:tc>
-              <w:tc>
-                <w:tcPr>
-                  <w:tcW w:w="366" w:type="dxa"/>
-                </w:tcPr>
-                <w:p>
-                  <w:pPr>
-                    <w:widowControl w:val="0"/>
-                    <w:jc w:val="both"/>
-                    <w:rPr>
-                      <w:rFonts w:ascii="Arial" w:hAnsi="Arial" w:cs="Courier New"/>
-                      <w:kern w:val="2"/>
-                    </w:rPr>
-                  </w:pPr>
-                </w:p>
-              </w:tc>
-              <w:tc>
-                <w:tcPr>
-                  <w:tcW w:w="366" w:type="dxa"/>
-                </w:tcPr>
-                <w:p>
-                  <w:pPr>
-                    <w:widowControl w:val="0"/>
-                    <w:jc w:val="both"/>
-                    <w:rPr>
-                      <w:rFonts w:ascii="Arial" w:hAnsi="Arial" w:cs="Courier New"/>
-                      <w:kern w:val="2"/>
-                    </w:rPr>
-                  </w:pPr>
-                </w:p>
-              </w:tc>
-              <w:tc>
-                <w:tcPr>
-                  <w:tcW w:w="407" w:type="dxa"/>
-                </w:tcPr>
-                <w:p>
-                  <w:pPr>
-                    <w:widowControl w:val="0"/>
-                    <w:jc w:val="both"/>
-                    <w:rPr>
-                      <w:rFonts w:ascii="Arial" w:hAnsi="Arial" w:cs="Courier New"/>
-                      <w:kern w:val="2"/>
-                    </w:rPr>
-                  </w:pPr>
-                </w:p>
-              </w:tc>
-              <w:tc>
-                <w:tcPr>
-                  <w:tcW w:w="685" w:type="dxa"/>
-                </w:tcPr>
-                <w:p>
-                  <w:pPr>
-                    <w:widowControl w:val="0"/>
-                    <w:jc w:val="both"/>
-                    <w:rPr>
-                      <w:rFonts w:ascii="Arial" w:hAnsi="Arial" w:cs="Courier New"/>
-                      <w:kern w:val="2"/>
-                    </w:rPr>
-                  </w:pPr>
-                </w:p>
-              </w:tc>
-              <w:tc>
-                <w:tcPr>
-                  <w:tcW w:w="732" w:type="dxa"/>
-                </w:tcPr>
-                <w:p>
-                  <w:pPr>
-                    <w:widowControl w:val="0"/>
-                    <w:jc w:val="both"/>
-                    <w:rPr>
-                      <w:rFonts w:ascii="Arial" w:hAnsi="Arial" w:cs="Courier New"/>
-                      <w:kern w:val="2"/>
+                      <w:sz w:val="20"/>
+                      <w:szCs w:val="20"/>
                     </w:rPr>
                   </w:pPr>
                 </w:p>
@@ -2624,245 +4174,192 @@
             </w:tr>
             <w:tr>
               <w:trPr>
-                <w:gridAfter w:val="1"/>
-                <w:wAfter w:w="10" w:type="dxa"/>
+                <w:cnfStyle w:val="000000100000" w:firstRow="0" w:lastRow="0" w:firstColumn="0" w:lastColumn="0" w:oddVBand="0" w:evenVBand="0" w:oddHBand="1" w:evenHBand="0" w:firstRowFirstColumn="0" w:firstRowLastColumn="0" w:lastRowFirstColumn="0" w:lastRowLastColumn="0"/>
               </w:trPr>
               <w:tc>
                 <w:tcPr>
-                  <w:tcW w:w="1463" w:type="dxa"/>
-                </w:tcPr>
-                <w:p>
-                  <w:pPr>
-                    <w:widowControl w:val="0"/>
-                    <w:jc w:val="both"/>
+                  <w:cnfStyle w:val="001000000000" w:firstRow="0" w:lastRow="0" w:firstColumn="1" w:lastColumn="0" w:oddVBand="0" w:evenVBand="0" w:oddHBand="0" w:evenHBand="0" w:firstRowFirstColumn="0" w:firstRowLastColumn="0" w:lastRowFirstColumn="0" w:lastRowLastColumn="0"/>
+                  <w:tcW w:w="884" w:type="dxa"/>
+                  <w:hideMark/>
+                </w:tcPr>
+                <w:p>
+                  <w:pPr>
+                    <w:pStyle w:val="p1"/>
+                  </w:pPr>
+                  <w:r>
+                    <w:t>3</w:t>
+                  </w:r>
+                </w:p>
+              </w:tc>
+              <w:tc>
+                <w:tcPr>
+                  <w:tcW w:w="5200" w:type="dxa"/>
+                  <w:hideMark/>
+                </w:tcPr>
+                <w:p>
+                  <w:pPr>
+                    <w:pStyle w:val="p1"/>
+                    <w:cnfStyle w:val="000000100000" w:firstRow="0" w:lastRow="0" w:firstColumn="0" w:lastColumn="0" w:oddVBand="0" w:evenVBand="0" w:oddHBand="1" w:evenHBand="0" w:firstRowFirstColumn="0" w:firstRowLastColumn="0" w:lastRowFirstColumn="0" w:lastRowLastColumn="0"/>
+                  </w:pPr>
+                  <w:r>
+                    <w:t>Estados de documento y control de acceso</w:t>
+                  </w:r>
+                </w:p>
+              </w:tc>
+              <w:tc>
+                <w:tcPr>
+                  <w:tcW w:w="636" w:type="dxa"/>
+                  <w:hideMark/>
+                </w:tcPr>
+                <w:p>
+                  <w:pPr>
+                    <w:pStyle w:val="p1"/>
+                    <w:cnfStyle w:val="000000100000" w:firstRow="0" w:lastRow="0" w:firstColumn="0" w:lastColumn="0" w:oddVBand="0" w:evenVBand="0" w:oddHBand="1" w:evenHBand="0" w:firstRowFirstColumn="0" w:firstRowLastColumn="0" w:lastRowFirstColumn="0" w:lastRowLastColumn="0"/>
+                  </w:pPr>
+                </w:p>
+              </w:tc>
+              <w:tc>
+                <w:tcPr>
+                  <w:tcW w:w="636" w:type="dxa"/>
+                  <w:hideMark/>
+                </w:tcPr>
+                <w:p>
+                  <w:pPr>
+                    <w:cnfStyle w:val="000000100000" w:firstRow="0" w:lastRow="0" w:firstColumn="0" w:lastColumn="0" w:oddVBand="0" w:evenVBand="0" w:oddHBand="1" w:evenHBand="0" w:firstRowFirstColumn="0" w:firstRowLastColumn="0" w:lastRowFirstColumn="0" w:lastRowLastColumn="0"/>
                     <w:rPr>
-                      <w:rFonts w:ascii="Arial" w:hAnsi="Arial" w:cs="Courier New"/>
-                      <w:kern w:val="2"/>
+                      <w:sz w:val="20"/>
+                      <w:szCs w:val="20"/>
                     </w:rPr>
                   </w:pPr>
                 </w:p>
               </w:tc>
               <w:tc>
                 <w:tcPr>
-                  <w:tcW w:w="1463" w:type="dxa"/>
-                </w:tcPr>
-                <w:p>
-                  <w:pPr>
-                    <w:widowControl w:val="0"/>
-                    <w:jc w:val="both"/>
+                  <w:tcW w:w="636" w:type="dxa"/>
+                  <w:hideMark/>
+                </w:tcPr>
+                <w:p>
+                  <w:pPr>
+                    <w:cnfStyle w:val="000000100000" w:firstRow="0" w:lastRow="0" w:firstColumn="0" w:lastColumn="0" w:oddVBand="0" w:evenVBand="0" w:oddHBand="1" w:evenHBand="0" w:firstRowFirstColumn="0" w:firstRowLastColumn="0" w:lastRowFirstColumn="0" w:lastRowLastColumn="0"/>
                     <w:rPr>
-                      <w:rFonts w:ascii="Arial" w:hAnsi="Arial" w:cs="Courier New"/>
-                      <w:kern w:val="2"/>
+                      <w:sz w:val="20"/>
+                      <w:szCs w:val="20"/>
                     </w:rPr>
                   </w:pPr>
-                </w:p>
-              </w:tc>
-              <w:tc>
-                <w:tcPr>
-                  <w:tcW w:w="365" w:type="dxa"/>
-                </w:tcPr>
-                <w:p>
-                  <w:pPr>
-                    <w:widowControl w:val="0"/>
-                    <w:jc w:val="both"/>
+                  <w:r>
                     <w:rPr>
-                      <w:rFonts w:ascii="Arial" w:hAnsi="Arial" w:cs="Courier New"/>
-                      <w:kern w:val="2"/>
+                      <w:rFonts w:ascii="Apple Color Emoji" w:hAnsi="Apple Color Emoji" w:cs="Apple Color Emoji"/>
                     </w:rPr>
-                  </w:pPr>
-                </w:p>
-              </w:tc>
-              <w:tc>
-                <w:tcPr>
-                  <w:tcW w:w="366" w:type="dxa"/>
-                </w:tcPr>
-                <w:p>
-                  <w:pPr>
-                    <w:widowControl w:val="0"/>
-                    <w:jc w:val="both"/>
+                    <w:t>✔</w:t>
+                  </w:r>
+                </w:p>
+              </w:tc>
+              <w:tc>
+                <w:tcPr>
+                  <w:tcW w:w="636" w:type="dxa"/>
+                  <w:hideMark/>
+                </w:tcPr>
+                <w:p>
+                  <w:pPr>
+                    <w:cnfStyle w:val="000000100000" w:firstRow="0" w:lastRow="0" w:firstColumn="0" w:lastColumn="0" w:oddVBand="0" w:evenVBand="0" w:oddHBand="1" w:evenHBand="0" w:firstRowFirstColumn="0" w:firstRowLastColumn="0" w:lastRowFirstColumn="0" w:lastRowLastColumn="0"/>
                     <w:rPr>
-                      <w:rFonts w:ascii="Arial" w:hAnsi="Arial" w:cs="Courier New"/>
-                      <w:kern w:val="2"/>
+                      <w:sz w:val="20"/>
+                      <w:szCs w:val="20"/>
                     </w:rPr>
                   </w:pPr>
                 </w:p>
               </w:tc>
-              <w:tc>
-                <w:tcPr>
-                  <w:tcW w:w="366" w:type="dxa"/>
-                </w:tcPr>
-                <w:p>
-                  <w:pPr>
-                    <w:widowControl w:val="0"/>
-                    <w:jc w:val="both"/>
+            </w:tr>
+            <w:tr>
+              <w:tc>
+                <w:tcPr>
+                  <w:cnfStyle w:val="001000000000" w:firstRow="0" w:lastRow="0" w:firstColumn="1" w:lastColumn="0" w:oddVBand="0" w:evenVBand="0" w:oddHBand="0" w:evenHBand="0" w:firstRowFirstColumn="0" w:firstRowLastColumn="0" w:lastRowFirstColumn="0" w:lastRowLastColumn="0"/>
+                  <w:tcW w:w="884" w:type="dxa"/>
+                  <w:hideMark/>
+                </w:tcPr>
+                <w:p>
+                  <w:pPr>
+                    <w:pStyle w:val="p1"/>
+                  </w:pPr>
+                  <w:r>
+                    <w:t>3</w:t>
+                  </w:r>
+                </w:p>
+              </w:tc>
+              <w:tc>
+                <w:tcPr>
+                  <w:tcW w:w="5200" w:type="dxa"/>
+                  <w:hideMark/>
+                </w:tcPr>
+                <w:p>
+                  <w:pPr>
+                    <w:pStyle w:val="p1"/>
+                    <w:cnfStyle w:val="000000000000" w:firstRow="0" w:lastRow="0" w:firstColumn="0" w:lastColumn="0" w:oddVBand="0" w:evenVBand="0" w:oddHBand="0" w:evenHBand="0" w:firstRowFirstColumn="0" w:firstRowLastColumn="0" w:lastRowFirstColumn="0" w:lastRowLastColumn="0"/>
+                  </w:pPr>
+                  <w:r>
+                    <w:t>Control de versiones y bitácora</w:t>
+                  </w:r>
+                </w:p>
+              </w:tc>
+              <w:tc>
+                <w:tcPr>
+                  <w:tcW w:w="636" w:type="dxa"/>
+                  <w:hideMark/>
+                </w:tcPr>
+                <w:p>
+                  <w:pPr>
+                    <w:pStyle w:val="p1"/>
+                    <w:cnfStyle w:val="000000000000" w:firstRow="0" w:lastRow="0" w:firstColumn="0" w:lastColumn="0" w:oddVBand="0" w:evenVBand="0" w:oddHBand="0" w:evenHBand="0" w:firstRowFirstColumn="0" w:firstRowLastColumn="0" w:lastRowFirstColumn="0" w:lastRowLastColumn="0"/>
+                  </w:pPr>
+                </w:p>
+              </w:tc>
+              <w:tc>
+                <w:tcPr>
+                  <w:tcW w:w="636" w:type="dxa"/>
+                  <w:hideMark/>
+                </w:tcPr>
+                <w:p>
+                  <w:pPr>
+                    <w:cnfStyle w:val="000000000000" w:firstRow="0" w:lastRow="0" w:firstColumn="0" w:lastColumn="0" w:oddVBand="0" w:evenVBand="0" w:oddHBand="0" w:evenHBand="0" w:firstRowFirstColumn="0" w:firstRowLastColumn="0" w:lastRowFirstColumn="0" w:lastRowLastColumn="0"/>
                     <w:rPr>
-                      <w:rFonts w:ascii="Arial" w:hAnsi="Arial" w:cs="Courier New"/>
-                      <w:kern w:val="2"/>
+                      <w:sz w:val="20"/>
+                      <w:szCs w:val="20"/>
                     </w:rPr>
                   </w:pPr>
                 </w:p>
               </w:tc>
               <w:tc>
                 <w:tcPr>
-                  <w:tcW w:w="366" w:type="dxa"/>
-                </w:tcPr>
-                <w:p>
-                  <w:pPr>
-                    <w:widowControl w:val="0"/>
-                    <w:jc w:val="both"/>
+                  <w:tcW w:w="636" w:type="dxa"/>
+                  <w:hideMark/>
+                </w:tcPr>
+                <w:p>
+                  <w:pPr>
+                    <w:cnfStyle w:val="000000000000" w:firstRow="0" w:lastRow="0" w:firstColumn="0" w:lastColumn="0" w:oddVBand="0" w:evenVBand="0" w:oddHBand="0" w:evenHBand="0" w:firstRowFirstColumn="0" w:firstRowLastColumn="0" w:lastRowFirstColumn="0" w:lastRowLastColumn="0"/>
                     <w:rPr>
-                      <w:rFonts w:ascii="Arial" w:hAnsi="Arial" w:cs="Courier New"/>
-                      <w:kern w:val="2"/>
+                      <w:sz w:val="20"/>
+                      <w:szCs w:val="20"/>
                     </w:rPr>
                   </w:pPr>
-                </w:p>
-              </w:tc>
-              <w:tc>
-                <w:tcPr>
-                  <w:tcW w:w="366" w:type="dxa"/>
-                </w:tcPr>
-                <w:p>
-                  <w:pPr>
-                    <w:widowControl w:val="0"/>
-                    <w:jc w:val="both"/>
+                  <w:r>
                     <w:rPr>
-                      <w:rFonts w:ascii="Arial" w:hAnsi="Arial" w:cs="Courier New"/>
-                      <w:kern w:val="2"/>
+                      <w:rFonts w:ascii="Apple Color Emoji" w:hAnsi="Apple Color Emoji" w:cs="Apple Color Emoji"/>
                     </w:rPr>
-                  </w:pPr>
-                </w:p>
-              </w:tc>
-              <w:tc>
-                <w:tcPr>
-                  <w:tcW w:w="366" w:type="dxa"/>
-                </w:tcPr>
-                <w:p>
-                  <w:pPr>
-                    <w:widowControl w:val="0"/>
-                    <w:jc w:val="both"/>
+                    <w:t>✔</w:t>
+                  </w:r>
+                </w:p>
+              </w:tc>
+              <w:tc>
+                <w:tcPr>
+                  <w:tcW w:w="636" w:type="dxa"/>
+                  <w:hideMark/>
+                </w:tcPr>
+                <w:p>
+                  <w:pPr>
+                    <w:cnfStyle w:val="000000000000" w:firstRow="0" w:lastRow="0" w:firstColumn="0" w:lastColumn="0" w:oddVBand="0" w:evenVBand="0" w:oddHBand="0" w:evenHBand="0" w:firstRowFirstColumn="0" w:firstRowLastColumn="0" w:lastRowFirstColumn="0" w:lastRowLastColumn="0"/>
                     <w:rPr>
-                      <w:rFonts w:ascii="Arial" w:hAnsi="Arial" w:cs="Courier New"/>
-                      <w:kern w:val="2"/>
-                    </w:rPr>
-                  </w:pPr>
-                </w:p>
-              </w:tc>
-              <w:tc>
-                <w:tcPr>
-                  <w:tcW w:w="366" w:type="dxa"/>
-                </w:tcPr>
-                <w:p>
-                  <w:pPr>
-                    <w:widowControl w:val="0"/>
-                    <w:jc w:val="both"/>
-                    <w:rPr>
-                      <w:rFonts w:ascii="Arial" w:hAnsi="Arial" w:cs="Courier New"/>
-                      <w:kern w:val="2"/>
-                    </w:rPr>
-                  </w:pPr>
-                </w:p>
-              </w:tc>
-              <w:tc>
-                <w:tcPr>
-                  <w:tcW w:w="366" w:type="dxa"/>
-                </w:tcPr>
-                <w:p>
-                  <w:pPr>
-                    <w:widowControl w:val="0"/>
-                    <w:jc w:val="both"/>
-                    <w:rPr>
-                      <w:rFonts w:ascii="Arial" w:hAnsi="Arial" w:cs="Courier New"/>
-                      <w:kern w:val="2"/>
-                    </w:rPr>
-                  </w:pPr>
-                </w:p>
-              </w:tc>
-              <w:tc>
-                <w:tcPr>
-                  <w:tcW w:w="366" w:type="dxa"/>
-                </w:tcPr>
-                <w:p>
-                  <w:pPr>
-                    <w:widowControl w:val="0"/>
-                    <w:jc w:val="both"/>
-                    <w:rPr>
-                      <w:rFonts w:ascii="Arial" w:hAnsi="Arial" w:cs="Courier New"/>
-                      <w:kern w:val="2"/>
-                    </w:rPr>
-                  </w:pPr>
-                </w:p>
-              </w:tc>
-              <w:tc>
-                <w:tcPr>
-                  <w:tcW w:w="366" w:type="dxa"/>
-                </w:tcPr>
-                <w:p>
-                  <w:pPr>
-                    <w:widowControl w:val="0"/>
-                    <w:jc w:val="both"/>
-                    <w:rPr>
-                      <w:rFonts w:ascii="Arial" w:hAnsi="Arial" w:cs="Courier New"/>
-                      <w:kern w:val="2"/>
-                    </w:rPr>
-                  </w:pPr>
-                </w:p>
-              </w:tc>
-              <w:tc>
-                <w:tcPr>
-                  <w:tcW w:w="366" w:type="dxa"/>
-                </w:tcPr>
-                <w:p>
-                  <w:pPr>
-                    <w:widowControl w:val="0"/>
-                    <w:jc w:val="both"/>
-                    <w:rPr>
-                      <w:rFonts w:ascii="Arial" w:hAnsi="Arial" w:cs="Courier New"/>
-                      <w:kern w:val="2"/>
-                    </w:rPr>
-                  </w:pPr>
-                </w:p>
-              </w:tc>
-              <w:tc>
-                <w:tcPr>
-                  <w:tcW w:w="407" w:type="dxa"/>
-                </w:tcPr>
-                <w:p>
-                  <w:pPr>
-                    <w:widowControl w:val="0"/>
-                    <w:jc w:val="both"/>
-                    <w:rPr>
-                      <w:rFonts w:ascii="Arial" w:hAnsi="Arial" w:cs="Courier New"/>
-                      <w:kern w:val="2"/>
-                    </w:rPr>
-                  </w:pPr>
-                </w:p>
-              </w:tc>
-              <w:tc>
-                <w:tcPr>
-                  <w:tcW w:w="685" w:type="dxa"/>
-                </w:tcPr>
-                <w:p>
-                  <w:pPr>
-                    <w:widowControl w:val="0"/>
-                    <w:jc w:val="both"/>
-                    <w:rPr>
-                      <w:rFonts w:ascii="Arial" w:hAnsi="Arial" w:cs="Courier New"/>
-                      <w:kern w:val="2"/>
-                    </w:rPr>
-                  </w:pPr>
-                </w:p>
-              </w:tc>
-              <w:tc>
-                <w:tcPr>
-                  <w:tcW w:w="732" w:type="dxa"/>
-                </w:tcPr>
-                <w:p>
-                  <w:pPr>
-                    <w:widowControl w:val="0"/>
-                    <w:jc w:val="both"/>
-                    <w:rPr>
-                      <w:rFonts w:ascii="Arial" w:hAnsi="Arial" w:cs="Courier New"/>
-                      <w:kern w:val="2"/>
+                      <w:sz w:val="20"/>
+                      <w:szCs w:val="20"/>
                     </w:rPr>
                   </w:pPr>
                 </w:p>
@@ -2870,739 +4367,579 @@
             </w:tr>
             <w:tr>
               <w:trPr>
-                <w:gridAfter w:val="1"/>
-                <w:wAfter w:w="10" w:type="dxa"/>
+                <w:cnfStyle w:val="000000100000" w:firstRow="0" w:lastRow="0" w:firstColumn="0" w:lastColumn="0" w:oddVBand="0" w:evenVBand="0" w:oddHBand="1" w:evenHBand="0" w:firstRowFirstColumn="0" w:firstRowLastColumn="0" w:lastRowFirstColumn="0" w:lastRowLastColumn="0"/>
               </w:trPr>
               <w:tc>
                 <w:tcPr>
-                  <w:tcW w:w="1463" w:type="dxa"/>
-                </w:tcPr>
-                <w:p>
-                  <w:pPr>
-                    <w:widowControl w:val="0"/>
-                    <w:jc w:val="both"/>
+                  <w:cnfStyle w:val="001000000000" w:firstRow="0" w:lastRow="0" w:firstColumn="1" w:lastColumn="0" w:oddVBand="0" w:evenVBand="0" w:oddHBand="0" w:evenHBand="0" w:firstRowFirstColumn="0" w:firstRowLastColumn="0" w:lastRowFirstColumn="0" w:lastRowLastColumn="0"/>
+                  <w:tcW w:w="884" w:type="dxa"/>
+                  <w:hideMark/>
+                </w:tcPr>
+                <w:p>
+                  <w:pPr>
+                    <w:pStyle w:val="p1"/>
+                  </w:pPr>
+                  <w:r>
+                    <w:t>3</w:t>
+                  </w:r>
+                </w:p>
+              </w:tc>
+              <w:tc>
+                <w:tcPr>
+                  <w:tcW w:w="5200" w:type="dxa"/>
+                  <w:hideMark/>
+                </w:tcPr>
+                <w:p>
+                  <w:pPr>
+                    <w:pStyle w:val="p1"/>
+                    <w:cnfStyle w:val="000000100000" w:firstRow="0" w:lastRow="0" w:firstColumn="0" w:lastColumn="0" w:oddVBand="0" w:evenVBand="0" w:oddHBand="1" w:evenHBand="0" w:firstRowFirstColumn="0" w:firstRowLastColumn="0" w:lastRowFirstColumn="0" w:lastRowLastColumn="0"/>
+                  </w:pPr>
+                  <w:r>
+                    <w:t>Resolución de conflictos y auto-guardado</w:t>
+                  </w:r>
+                </w:p>
+              </w:tc>
+              <w:tc>
+                <w:tcPr>
+                  <w:tcW w:w="636" w:type="dxa"/>
+                  <w:hideMark/>
+                </w:tcPr>
+                <w:p>
+                  <w:pPr>
+                    <w:pStyle w:val="p1"/>
+                    <w:cnfStyle w:val="000000100000" w:firstRow="0" w:lastRow="0" w:firstColumn="0" w:lastColumn="0" w:oddVBand="0" w:evenVBand="0" w:oddHBand="1" w:evenHBand="0" w:firstRowFirstColumn="0" w:firstRowLastColumn="0" w:lastRowFirstColumn="0" w:lastRowLastColumn="0"/>
+                  </w:pPr>
+                </w:p>
+              </w:tc>
+              <w:tc>
+                <w:tcPr>
+                  <w:tcW w:w="636" w:type="dxa"/>
+                  <w:hideMark/>
+                </w:tcPr>
+                <w:p>
+                  <w:pPr>
+                    <w:cnfStyle w:val="000000100000" w:firstRow="0" w:lastRow="0" w:firstColumn="0" w:lastColumn="0" w:oddVBand="0" w:evenVBand="0" w:oddHBand="1" w:evenHBand="0" w:firstRowFirstColumn="0" w:firstRowLastColumn="0" w:lastRowFirstColumn="0" w:lastRowLastColumn="0"/>
                     <w:rPr>
-                      <w:rFonts w:ascii="Arial" w:hAnsi="Arial" w:cs="Courier New"/>
-                      <w:kern w:val="2"/>
+                      <w:sz w:val="20"/>
+                      <w:szCs w:val="20"/>
                     </w:rPr>
                   </w:pPr>
                 </w:p>
               </w:tc>
               <w:tc>
                 <w:tcPr>
-                  <w:tcW w:w="1463" w:type="dxa"/>
-                </w:tcPr>
-                <w:p>
-                  <w:pPr>
-                    <w:widowControl w:val="0"/>
-                    <w:jc w:val="both"/>
+                  <w:tcW w:w="636" w:type="dxa"/>
+                  <w:hideMark/>
+                </w:tcPr>
+                <w:p>
+                  <w:pPr>
+                    <w:cnfStyle w:val="000000100000" w:firstRow="0" w:lastRow="0" w:firstColumn="0" w:lastColumn="0" w:oddVBand="0" w:evenVBand="0" w:oddHBand="1" w:evenHBand="0" w:firstRowFirstColumn="0" w:firstRowLastColumn="0" w:lastRowFirstColumn="0" w:lastRowLastColumn="0"/>
                     <w:rPr>
-                      <w:rFonts w:ascii="Arial" w:hAnsi="Arial" w:cs="Courier New"/>
-                      <w:kern w:val="2"/>
+                      <w:sz w:val="20"/>
+                      <w:szCs w:val="20"/>
                     </w:rPr>
                   </w:pPr>
-                </w:p>
-              </w:tc>
-              <w:tc>
-                <w:tcPr>
-                  <w:tcW w:w="365" w:type="dxa"/>
-                </w:tcPr>
-                <w:p>
-                  <w:pPr>
-                    <w:widowControl w:val="0"/>
-                    <w:jc w:val="both"/>
+                  <w:r>
                     <w:rPr>
-                      <w:rFonts w:ascii="Arial" w:hAnsi="Arial" w:cs="Courier New"/>
-                      <w:kern w:val="2"/>
+                      <w:rFonts w:ascii="Apple Color Emoji" w:hAnsi="Apple Color Emoji" w:cs="Apple Color Emoji"/>
                     </w:rPr>
-                  </w:pPr>
-                </w:p>
-              </w:tc>
-              <w:tc>
-                <w:tcPr>
-                  <w:tcW w:w="366" w:type="dxa"/>
-                </w:tcPr>
-                <w:p>
-                  <w:pPr>
-                    <w:widowControl w:val="0"/>
-                    <w:jc w:val="both"/>
+                    <w:t>✔</w:t>
+                  </w:r>
+                </w:p>
+              </w:tc>
+              <w:tc>
+                <w:tcPr>
+                  <w:tcW w:w="636" w:type="dxa"/>
+                  <w:hideMark/>
+                </w:tcPr>
+                <w:p>
+                  <w:pPr>
+                    <w:cnfStyle w:val="000000100000" w:firstRow="0" w:lastRow="0" w:firstColumn="0" w:lastColumn="0" w:oddVBand="0" w:evenVBand="0" w:oddHBand="1" w:evenHBand="0" w:firstRowFirstColumn="0" w:firstRowLastColumn="0" w:lastRowFirstColumn="0" w:lastRowLastColumn="0"/>
                     <w:rPr>
-                      <w:rFonts w:ascii="Arial" w:hAnsi="Arial" w:cs="Courier New"/>
-                      <w:kern w:val="2"/>
+                      <w:sz w:val="20"/>
+                      <w:szCs w:val="20"/>
                     </w:rPr>
                   </w:pPr>
                 </w:p>
               </w:tc>
-              <w:tc>
-                <w:tcPr>
-                  <w:tcW w:w="366" w:type="dxa"/>
-                </w:tcPr>
-                <w:p>
-                  <w:pPr>
-                    <w:widowControl w:val="0"/>
-                    <w:jc w:val="both"/>
+            </w:tr>
+            <w:tr>
+              <w:tc>
+                <w:tcPr>
+                  <w:cnfStyle w:val="001000000000" w:firstRow="0" w:lastRow="0" w:firstColumn="1" w:lastColumn="0" w:oddVBand="0" w:evenVBand="0" w:oddHBand="0" w:evenHBand="0" w:firstRowFirstColumn="0" w:firstRowLastColumn="0" w:lastRowFirstColumn="0" w:lastRowLastColumn="0"/>
+                  <w:tcW w:w="884" w:type="dxa"/>
+                  <w:hideMark/>
+                </w:tcPr>
+                <w:p>
+                  <w:pPr>
+                    <w:pStyle w:val="p1"/>
+                  </w:pPr>
+                  <w:r>
+                    <w:t>3</w:t>
+                  </w:r>
+                </w:p>
+              </w:tc>
+              <w:tc>
+                <w:tcPr>
+                  <w:tcW w:w="5200" w:type="dxa"/>
+                  <w:hideMark/>
+                </w:tcPr>
+                <w:p>
+                  <w:pPr>
+                    <w:pStyle w:val="p1"/>
+                    <w:cnfStyle w:val="000000000000" w:firstRow="0" w:lastRow="0" w:firstColumn="0" w:lastColumn="0" w:oddVBand="0" w:evenVBand="0" w:oddHBand="0" w:evenHBand="0" w:firstRowFirstColumn="0" w:firstRowLastColumn="0" w:lastRowFirstColumn="0" w:lastRowLastColumn="0"/>
+                  </w:pPr>
+                  <w:r>
+                    <w:t>Edición colaborativa en tiempo real</w:t>
+                  </w:r>
+                </w:p>
+              </w:tc>
+              <w:tc>
+                <w:tcPr>
+                  <w:tcW w:w="636" w:type="dxa"/>
+                  <w:hideMark/>
+                </w:tcPr>
+                <w:p>
+                  <w:pPr>
+                    <w:pStyle w:val="p1"/>
+                    <w:cnfStyle w:val="000000000000" w:firstRow="0" w:lastRow="0" w:firstColumn="0" w:lastColumn="0" w:oddVBand="0" w:evenVBand="0" w:oddHBand="0" w:evenHBand="0" w:firstRowFirstColumn="0" w:firstRowLastColumn="0" w:lastRowFirstColumn="0" w:lastRowLastColumn="0"/>
+                  </w:pPr>
+                </w:p>
+              </w:tc>
+              <w:tc>
+                <w:tcPr>
+                  <w:tcW w:w="636" w:type="dxa"/>
+                  <w:hideMark/>
+                </w:tcPr>
+                <w:p>
+                  <w:pPr>
+                    <w:pStyle w:val="p1"/>
+                    <w:cnfStyle w:val="000000000000" w:firstRow="0" w:lastRow="0" w:firstColumn="0" w:lastColumn="0" w:oddVBand="0" w:evenVBand="0" w:oddHBand="0" w:evenHBand="0" w:firstRowFirstColumn="0" w:firstRowLastColumn="0" w:lastRowFirstColumn="0" w:lastRowLastColumn="0"/>
+                  </w:pPr>
+                </w:p>
+              </w:tc>
+              <w:tc>
+                <w:tcPr>
+                  <w:tcW w:w="636" w:type="dxa"/>
+                  <w:hideMark/>
+                </w:tcPr>
+                <w:p>
+                  <w:pPr>
+                    <w:cnfStyle w:val="000000000000" w:firstRow="0" w:lastRow="0" w:firstColumn="0" w:lastColumn="0" w:oddVBand="0" w:evenVBand="0" w:oddHBand="0" w:evenHBand="0" w:firstRowFirstColumn="0" w:firstRowLastColumn="0" w:lastRowFirstColumn="0" w:lastRowLastColumn="0"/>
                     <w:rPr>
-                      <w:rFonts w:ascii="Arial" w:hAnsi="Arial" w:cs="Courier New"/>
-                      <w:kern w:val="2"/>
+                      <w:sz w:val="20"/>
+                      <w:szCs w:val="20"/>
                     </w:rPr>
                   </w:pPr>
-                </w:p>
-              </w:tc>
-              <w:tc>
-                <w:tcPr>
-                  <w:tcW w:w="366" w:type="dxa"/>
-                </w:tcPr>
-                <w:p>
-                  <w:pPr>
-                    <w:widowControl w:val="0"/>
-                    <w:jc w:val="both"/>
+                  <w:r>
                     <w:rPr>
-                      <w:rFonts w:ascii="Arial" w:hAnsi="Arial" w:cs="Courier New"/>
-                      <w:kern w:val="2"/>
+                      <w:rFonts w:ascii="Apple Color Emoji" w:hAnsi="Apple Color Emoji" w:cs="Apple Color Emoji"/>
                     </w:rPr>
-                  </w:pPr>
-                </w:p>
-              </w:tc>
-              <w:tc>
-                <w:tcPr>
-                  <w:tcW w:w="366" w:type="dxa"/>
-                </w:tcPr>
-                <w:p>
-                  <w:pPr>
-                    <w:widowControl w:val="0"/>
-                    <w:jc w:val="both"/>
+                    <w:t>✔</w:t>
+                  </w:r>
+                </w:p>
+              </w:tc>
+              <w:tc>
+                <w:tcPr>
+                  <w:tcW w:w="636" w:type="dxa"/>
+                  <w:hideMark/>
+                </w:tcPr>
+                <w:p>
+                  <w:pPr>
+                    <w:cnfStyle w:val="000000000000" w:firstRow="0" w:lastRow="0" w:firstColumn="0" w:lastColumn="0" w:oddVBand="0" w:evenVBand="0" w:oddHBand="0" w:evenHBand="0" w:firstRowFirstColumn="0" w:firstRowLastColumn="0" w:lastRowFirstColumn="0" w:lastRowLastColumn="0"/>
                     <w:rPr>
-                      <w:rFonts w:ascii="Arial" w:hAnsi="Arial" w:cs="Courier New"/>
-                      <w:kern w:val="2"/>
+                      <w:sz w:val="20"/>
+                      <w:szCs w:val="20"/>
                     </w:rPr>
                   </w:pPr>
-                </w:p>
-              </w:tc>
-              <w:tc>
-                <w:tcPr>
-                  <w:tcW w:w="366" w:type="dxa"/>
-                </w:tcPr>
-                <w:p>
-                  <w:pPr>
-                    <w:widowControl w:val="0"/>
-                    <w:jc w:val="both"/>
+                  <w:r>
                     <w:rPr>
-                      <w:rFonts w:ascii="Arial" w:hAnsi="Arial" w:cs="Courier New"/>
-                      <w:kern w:val="2"/>
+                      <w:rFonts w:ascii="Apple Color Emoji" w:hAnsi="Apple Color Emoji" w:cs="Apple Color Emoji"/>
                     </w:rPr>
-                  </w:pPr>
-                </w:p>
-              </w:tc>
-              <w:tc>
-                <w:tcPr>
-                  <w:tcW w:w="366" w:type="dxa"/>
-                </w:tcPr>
-                <w:p>
-                  <w:pPr>
-                    <w:widowControl w:val="0"/>
-                    <w:jc w:val="both"/>
-                    <w:rPr>
-                      <w:rFonts w:ascii="Arial" w:hAnsi="Arial" w:cs="Courier New"/>
-                      <w:kern w:val="2"/>
-                    </w:rPr>
-                  </w:pPr>
-                </w:p>
-              </w:tc>
-              <w:tc>
-                <w:tcPr>
-                  <w:tcW w:w="366" w:type="dxa"/>
-                </w:tcPr>
-                <w:p>
-                  <w:pPr>
-                    <w:widowControl w:val="0"/>
-                    <w:jc w:val="both"/>
-                    <w:rPr>
-                      <w:rFonts w:ascii="Arial" w:hAnsi="Arial" w:cs="Courier New"/>
-                      <w:kern w:val="2"/>
-                    </w:rPr>
-                  </w:pPr>
-                </w:p>
-              </w:tc>
-              <w:tc>
-                <w:tcPr>
-                  <w:tcW w:w="366" w:type="dxa"/>
-                </w:tcPr>
-                <w:p>
-                  <w:pPr>
-                    <w:widowControl w:val="0"/>
-                    <w:jc w:val="both"/>
-                    <w:rPr>
-                      <w:rFonts w:ascii="Arial" w:hAnsi="Arial" w:cs="Courier New"/>
-                      <w:kern w:val="2"/>
-                    </w:rPr>
-                  </w:pPr>
-                </w:p>
-              </w:tc>
-              <w:tc>
-                <w:tcPr>
-                  <w:tcW w:w="366" w:type="dxa"/>
-                </w:tcPr>
-                <w:p>
-                  <w:pPr>
-                    <w:widowControl w:val="0"/>
-                    <w:jc w:val="both"/>
-                    <w:rPr>
-                      <w:rFonts w:ascii="Arial" w:hAnsi="Arial" w:cs="Courier New"/>
-                      <w:kern w:val="2"/>
-                    </w:rPr>
-                  </w:pPr>
-                </w:p>
-              </w:tc>
-              <w:tc>
-                <w:tcPr>
-                  <w:tcW w:w="366" w:type="dxa"/>
-                </w:tcPr>
-                <w:p>
-                  <w:pPr>
-                    <w:widowControl w:val="0"/>
-                    <w:jc w:val="both"/>
-                    <w:rPr>
-                      <w:rFonts w:ascii="Arial" w:hAnsi="Arial" w:cs="Courier New"/>
-                      <w:kern w:val="2"/>
-                    </w:rPr>
-                  </w:pPr>
-                </w:p>
-              </w:tc>
-              <w:tc>
-                <w:tcPr>
-                  <w:tcW w:w="407" w:type="dxa"/>
-                </w:tcPr>
-                <w:p>
-                  <w:pPr>
-                    <w:widowControl w:val="0"/>
-                    <w:jc w:val="both"/>
-                    <w:rPr>
-                      <w:rFonts w:ascii="Arial" w:hAnsi="Arial" w:cs="Courier New"/>
-                      <w:kern w:val="2"/>
-                    </w:rPr>
-                  </w:pPr>
-                </w:p>
-              </w:tc>
-              <w:tc>
-                <w:tcPr>
-                  <w:tcW w:w="685" w:type="dxa"/>
-                </w:tcPr>
-                <w:p>
-                  <w:pPr>
-                    <w:widowControl w:val="0"/>
-                    <w:jc w:val="both"/>
-                    <w:rPr>
-                      <w:rFonts w:ascii="Arial" w:hAnsi="Arial" w:cs="Courier New"/>
-                      <w:kern w:val="2"/>
-                    </w:rPr>
-                  </w:pPr>
-                </w:p>
-              </w:tc>
-              <w:tc>
-                <w:tcPr>
-                  <w:tcW w:w="732" w:type="dxa"/>
-                </w:tcPr>
-                <w:p>
-                  <w:pPr>
-                    <w:widowControl w:val="0"/>
-                    <w:jc w:val="both"/>
-                    <w:rPr>
-                      <w:rFonts w:ascii="Arial" w:hAnsi="Arial" w:cs="Courier New"/>
-                      <w:kern w:val="2"/>
-                    </w:rPr>
-                  </w:pPr>
+                    <w:t>✔</w:t>
+                  </w:r>
                 </w:p>
               </w:tc>
             </w:tr>
             <w:tr>
               <w:trPr>
-                <w:gridAfter w:val="1"/>
-                <w:wAfter w:w="10" w:type="dxa"/>
+                <w:cnfStyle w:val="000000100000" w:firstRow="0" w:lastRow="0" w:firstColumn="0" w:lastColumn="0" w:oddVBand="0" w:evenVBand="0" w:oddHBand="1" w:evenHBand="0" w:firstRowFirstColumn="0" w:firstRowLastColumn="0" w:lastRowFirstColumn="0" w:lastRowLastColumn="0"/>
               </w:trPr>
               <w:tc>
                 <w:tcPr>
-                  <w:tcW w:w="1463" w:type="dxa"/>
-                </w:tcPr>
-                <w:p>
-                  <w:pPr>
-                    <w:widowControl w:val="0"/>
-                    <w:jc w:val="both"/>
+                  <w:cnfStyle w:val="001000000000" w:firstRow="0" w:lastRow="0" w:firstColumn="1" w:lastColumn="0" w:oddVBand="0" w:evenVBand="0" w:oddHBand="0" w:evenHBand="0" w:firstRowFirstColumn="0" w:firstRowLastColumn="0" w:lastRowFirstColumn="0" w:lastRowLastColumn="0"/>
+                  <w:tcW w:w="884" w:type="dxa"/>
+                  <w:hideMark/>
+                </w:tcPr>
+                <w:p>
+                  <w:pPr>
+                    <w:pStyle w:val="p1"/>
+                  </w:pPr>
+                  <w:r>
+                    <w:t>4</w:t>
+                  </w:r>
+                </w:p>
+              </w:tc>
+              <w:tc>
+                <w:tcPr>
+                  <w:tcW w:w="5200" w:type="dxa"/>
+                  <w:hideMark/>
+                </w:tcPr>
+                <w:p>
+                  <w:pPr>
+                    <w:pStyle w:val="p1"/>
+                    <w:cnfStyle w:val="000000100000" w:firstRow="0" w:lastRow="0" w:firstColumn="0" w:lastColumn="0" w:oddVBand="0" w:evenVBand="0" w:oddHBand="1" w:evenHBand="0" w:firstRowFirstColumn="0" w:firstRowLastColumn="0" w:lastRowFirstColumn="0" w:lastRowLastColumn="0"/>
+                  </w:pPr>
+                  <w:r>
+                    <w:t>Desarrollo módulo de convenios (tipo Excel)</w:t>
+                  </w:r>
+                </w:p>
+              </w:tc>
+              <w:tc>
+                <w:tcPr>
+                  <w:tcW w:w="636" w:type="dxa"/>
+                  <w:hideMark/>
+                </w:tcPr>
+                <w:p>
+                  <w:pPr>
+                    <w:pStyle w:val="p1"/>
+                    <w:cnfStyle w:val="000000100000" w:firstRow="0" w:lastRow="0" w:firstColumn="0" w:lastColumn="0" w:oddVBand="0" w:evenVBand="0" w:oddHBand="1" w:evenHBand="0" w:firstRowFirstColumn="0" w:firstRowLastColumn="0" w:lastRowFirstColumn="0" w:lastRowLastColumn="0"/>
+                  </w:pPr>
+                </w:p>
+              </w:tc>
+              <w:tc>
+                <w:tcPr>
+                  <w:tcW w:w="636" w:type="dxa"/>
+                  <w:hideMark/>
+                </w:tcPr>
+                <w:p>
+                  <w:pPr>
+                    <w:cnfStyle w:val="000000100000" w:firstRow="0" w:lastRow="0" w:firstColumn="0" w:lastColumn="0" w:oddVBand="0" w:evenVBand="0" w:oddHBand="1" w:evenHBand="0" w:firstRowFirstColumn="0" w:firstRowLastColumn="0" w:lastRowFirstColumn="0" w:lastRowLastColumn="0"/>
                     <w:rPr>
-                      <w:rFonts w:ascii="Arial" w:hAnsi="Arial" w:cs="Courier New"/>
-                      <w:kern w:val="2"/>
+                      <w:sz w:val="20"/>
+                      <w:szCs w:val="20"/>
                     </w:rPr>
                   </w:pPr>
                 </w:p>
               </w:tc>
               <w:tc>
                 <w:tcPr>
-                  <w:tcW w:w="1463" w:type="dxa"/>
-                </w:tcPr>
-                <w:p>
-                  <w:pPr>
-                    <w:widowControl w:val="0"/>
-                    <w:jc w:val="both"/>
+                  <w:tcW w:w="636" w:type="dxa"/>
+                  <w:hideMark/>
+                </w:tcPr>
+                <w:p>
+                  <w:pPr>
+                    <w:cnfStyle w:val="000000100000" w:firstRow="0" w:lastRow="0" w:firstColumn="0" w:lastColumn="0" w:oddVBand="0" w:evenVBand="0" w:oddHBand="1" w:evenHBand="0" w:firstRowFirstColumn="0" w:firstRowLastColumn="0" w:lastRowFirstColumn="0" w:lastRowLastColumn="0"/>
                     <w:rPr>
-                      <w:rFonts w:ascii="Arial" w:hAnsi="Arial" w:cs="Courier New"/>
-                      <w:kern w:val="2"/>
+                      <w:sz w:val="20"/>
+                      <w:szCs w:val="20"/>
                     </w:rPr>
                   </w:pPr>
                 </w:p>
               </w:tc>
               <w:tc>
                 <w:tcPr>
-                  <w:tcW w:w="365" w:type="dxa"/>
-                </w:tcPr>
-                <w:p>
-                  <w:pPr>
-                    <w:widowControl w:val="0"/>
-                    <w:jc w:val="both"/>
+                  <w:tcW w:w="636" w:type="dxa"/>
+                  <w:hideMark/>
+                </w:tcPr>
+                <w:p>
+                  <w:pPr>
+                    <w:cnfStyle w:val="000000100000" w:firstRow="0" w:lastRow="0" w:firstColumn="0" w:lastColumn="0" w:oddVBand="0" w:evenVBand="0" w:oddHBand="1" w:evenHBand="0" w:firstRowFirstColumn="0" w:firstRowLastColumn="0" w:lastRowFirstColumn="0" w:lastRowLastColumn="0"/>
                     <w:rPr>
-                      <w:rFonts w:ascii="Arial" w:hAnsi="Arial" w:cs="Courier New"/>
-                      <w:kern w:val="2"/>
+                      <w:sz w:val="20"/>
+                      <w:szCs w:val="20"/>
                     </w:rPr>
                   </w:pPr>
-                </w:p>
-              </w:tc>
-              <w:tc>
-                <w:tcPr>
-                  <w:tcW w:w="366" w:type="dxa"/>
-                </w:tcPr>
-                <w:p>
-                  <w:pPr>
-                    <w:widowControl w:val="0"/>
-                    <w:jc w:val="both"/>
+                  <w:r>
                     <w:rPr>
-                      <w:rFonts w:ascii="Arial" w:hAnsi="Arial" w:cs="Courier New"/>
-                      <w:kern w:val="2"/>
+                      <w:rFonts w:ascii="Apple Color Emoji" w:hAnsi="Apple Color Emoji" w:cs="Apple Color Emoji"/>
                     </w:rPr>
-                  </w:pPr>
-                </w:p>
-              </w:tc>
-              <w:tc>
-                <w:tcPr>
-                  <w:tcW w:w="366" w:type="dxa"/>
-                </w:tcPr>
-                <w:p>
-                  <w:pPr>
-                    <w:widowControl w:val="0"/>
-                    <w:jc w:val="both"/>
+                    <w:t>✔</w:t>
+                  </w:r>
+                </w:p>
+              </w:tc>
+            </w:tr>
+            <w:tr>
+              <w:tc>
+                <w:tcPr>
+                  <w:cnfStyle w:val="001000000000" w:firstRow="0" w:lastRow="0" w:firstColumn="1" w:lastColumn="0" w:oddVBand="0" w:evenVBand="0" w:oddHBand="0" w:evenHBand="0" w:firstRowFirstColumn="0" w:firstRowLastColumn="0" w:lastRowFirstColumn="0" w:lastRowLastColumn="0"/>
+                  <w:tcW w:w="884" w:type="dxa"/>
+                  <w:hideMark/>
+                </w:tcPr>
+                <w:p>
+                  <w:pPr>
+                    <w:pStyle w:val="p1"/>
+                  </w:pPr>
+                  <w:r>
+                    <w:t>4</w:t>
+                  </w:r>
+                </w:p>
+              </w:tc>
+              <w:tc>
+                <w:tcPr>
+                  <w:tcW w:w="5200" w:type="dxa"/>
+                  <w:hideMark/>
+                </w:tcPr>
+                <w:p>
+                  <w:pPr>
+                    <w:pStyle w:val="p1"/>
+                    <w:cnfStyle w:val="000000000000" w:firstRow="0" w:lastRow="0" w:firstColumn="0" w:lastColumn="0" w:oddVBand="0" w:evenVBand="0" w:oddHBand="0" w:evenHBand="0" w:firstRowFirstColumn="0" w:firstRowLastColumn="0" w:lastRowFirstColumn="0" w:lastRowLastColumn="0"/>
+                  </w:pPr>
+                  <w:r>
+                    <w:t>Importación/exportación XLSX y alertas</w:t>
+                  </w:r>
+                </w:p>
+              </w:tc>
+              <w:tc>
+                <w:tcPr>
+                  <w:tcW w:w="636" w:type="dxa"/>
+                  <w:hideMark/>
+                </w:tcPr>
+                <w:p>
+                  <w:pPr>
+                    <w:pStyle w:val="p1"/>
+                    <w:cnfStyle w:val="000000000000" w:firstRow="0" w:lastRow="0" w:firstColumn="0" w:lastColumn="0" w:oddVBand="0" w:evenVBand="0" w:oddHBand="0" w:evenHBand="0" w:firstRowFirstColumn="0" w:firstRowLastColumn="0" w:lastRowFirstColumn="0" w:lastRowLastColumn="0"/>
+                  </w:pPr>
+                </w:p>
+              </w:tc>
+              <w:tc>
+                <w:tcPr>
+                  <w:tcW w:w="636" w:type="dxa"/>
+                  <w:hideMark/>
+                </w:tcPr>
+                <w:p>
+                  <w:pPr>
+                    <w:cnfStyle w:val="000000000000" w:firstRow="0" w:lastRow="0" w:firstColumn="0" w:lastColumn="0" w:oddVBand="0" w:evenVBand="0" w:oddHBand="0" w:evenHBand="0" w:firstRowFirstColumn="0" w:firstRowLastColumn="0" w:lastRowFirstColumn="0" w:lastRowLastColumn="0"/>
                     <w:rPr>
-                      <w:rFonts w:ascii="Arial" w:hAnsi="Arial" w:cs="Courier New"/>
-                      <w:kern w:val="2"/>
+                      <w:sz w:val="20"/>
+                      <w:szCs w:val="20"/>
                     </w:rPr>
                   </w:pPr>
                 </w:p>
               </w:tc>
               <w:tc>
                 <w:tcPr>
-                  <w:tcW w:w="366" w:type="dxa"/>
-                </w:tcPr>
-                <w:p>
-                  <w:pPr>
-                    <w:widowControl w:val="0"/>
-                    <w:jc w:val="both"/>
+                  <w:tcW w:w="636" w:type="dxa"/>
+                  <w:hideMark/>
+                </w:tcPr>
+                <w:p>
+                  <w:pPr>
+                    <w:cnfStyle w:val="000000000000" w:firstRow="0" w:lastRow="0" w:firstColumn="0" w:lastColumn="0" w:oddVBand="0" w:evenVBand="0" w:oddHBand="0" w:evenHBand="0" w:firstRowFirstColumn="0" w:firstRowLastColumn="0" w:lastRowFirstColumn="0" w:lastRowLastColumn="0"/>
                     <w:rPr>
-                      <w:rFonts w:ascii="Arial" w:hAnsi="Arial" w:cs="Courier New"/>
-                      <w:kern w:val="2"/>
+                      <w:sz w:val="20"/>
+                      <w:szCs w:val="20"/>
                     </w:rPr>
                   </w:pPr>
                 </w:p>
               </w:tc>
               <w:tc>
                 <w:tcPr>
-                  <w:tcW w:w="366" w:type="dxa"/>
-                </w:tcPr>
-                <w:p>
-                  <w:pPr>
-                    <w:widowControl w:val="0"/>
-                    <w:jc w:val="both"/>
+                  <w:tcW w:w="636" w:type="dxa"/>
+                  <w:hideMark/>
+                </w:tcPr>
+                <w:p>
+                  <w:pPr>
+                    <w:cnfStyle w:val="000000000000" w:firstRow="0" w:lastRow="0" w:firstColumn="0" w:lastColumn="0" w:oddVBand="0" w:evenVBand="0" w:oddHBand="0" w:evenHBand="0" w:firstRowFirstColumn="0" w:firstRowLastColumn="0" w:lastRowFirstColumn="0" w:lastRowLastColumn="0"/>
                     <w:rPr>
-                      <w:rFonts w:ascii="Arial" w:hAnsi="Arial" w:cs="Courier New"/>
-                      <w:kern w:val="2"/>
+                      <w:sz w:val="20"/>
+                      <w:szCs w:val="20"/>
                     </w:rPr>
                   </w:pPr>
-                </w:p>
-              </w:tc>
-              <w:tc>
-                <w:tcPr>
-                  <w:tcW w:w="366" w:type="dxa"/>
-                </w:tcPr>
-                <w:p>
-                  <w:pPr>
-                    <w:widowControl w:val="0"/>
-                    <w:jc w:val="both"/>
+                  <w:r>
                     <w:rPr>
-                      <w:rFonts w:ascii="Arial" w:hAnsi="Arial" w:cs="Courier New"/>
-                      <w:kern w:val="2"/>
+                      <w:rFonts w:ascii="Apple Color Emoji" w:hAnsi="Apple Color Emoji" w:cs="Apple Color Emoji"/>
                     </w:rPr>
-                  </w:pPr>
-                </w:p>
-              </w:tc>
-              <w:tc>
-                <w:tcPr>
-                  <w:tcW w:w="366" w:type="dxa"/>
-                </w:tcPr>
-                <w:p>
-                  <w:pPr>
-                    <w:widowControl w:val="0"/>
-                    <w:jc w:val="both"/>
-                    <w:rPr>
-                      <w:rFonts w:ascii="Arial" w:hAnsi="Arial" w:cs="Courier New"/>
-                      <w:kern w:val="2"/>
-                    </w:rPr>
-                  </w:pPr>
-                </w:p>
-              </w:tc>
-              <w:tc>
-                <w:tcPr>
-                  <w:tcW w:w="366" w:type="dxa"/>
-                </w:tcPr>
-                <w:p>
-                  <w:pPr>
-                    <w:widowControl w:val="0"/>
-                    <w:jc w:val="both"/>
-                    <w:rPr>
-                      <w:rFonts w:ascii="Arial" w:hAnsi="Arial" w:cs="Courier New"/>
-                      <w:kern w:val="2"/>
-                    </w:rPr>
-                  </w:pPr>
-                </w:p>
-              </w:tc>
-              <w:tc>
-                <w:tcPr>
-                  <w:tcW w:w="366" w:type="dxa"/>
-                </w:tcPr>
-                <w:p>
-                  <w:pPr>
-                    <w:widowControl w:val="0"/>
-                    <w:jc w:val="both"/>
-                    <w:rPr>
-                      <w:rFonts w:ascii="Arial" w:hAnsi="Arial" w:cs="Courier New"/>
-                      <w:kern w:val="2"/>
-                    </w:rPr>
-                  </w:pPr>
-                </w:p>
-              </w:tc>
-              <w:tc>
-                <w:tcPr>
-                  <w:tcW w:w="366" w:type="dxa"/>
-                </w:tcPr>
-                <w:p>
-                  <w:pPr>
-                    <w:widowControl w:val="0"/>
-                    <w:jc w:val="both"/>
-                    <w:rPr>
-                      <w:rFonts w:ascii="Arial" w:hAnsi="Arial" w:cs="Courier New"/>
-                      <w:kern w:val="2"/>
-                    </w:rPr>
-                  </w:pPr>
-                </w:p>
-              </w:tc>
-              <w:tc>
-                <w:tcPr>
-                  <w:tcW w:w="366" w:type="dxa"/>
-                </w:tcPr>
-                <w:p>
-                  <w:pPr>
-                    <w:widowControl w:val="0"/>
-                    <w:jc w:val="both"/>
-                    <w:rPr>
-                      <w:rFonts w:ascii="Arial" w:hAnsi="Arial" w:cs="Courier New"/>
-                      <w:kern w:val="2"/>
-                    </w:rPr>
-                  </w:pPr>
-                </w:p>
-              </w:tc>
-              <w:tc>
-                <w:tcPr>
-                  <w:tcW w:w="407" w:type="dxa"/>
-                </w:tcPr>
-                <w:p>
-                  <w:pPr>
-                    <w:widowControl w:val="0"/>
-                    <w:jc w:val="both"/>
-                    <w:rPr>
-                      <w:rFonts w:ascii="Arial" w:hAnsi="Arial" w:cs="Courier New"/>
-                      <w:kern w:val="2"/>
-                    </w:rPr>
-                  </w:pPr>
-                </w:p>
-              </w:tc>
-              <w:tc>
-                <w:tcPr>
-                  <w:tcW w:w="685" w:type="dxa"/>
-                </w:tcPr>
-                <w:p>
-                  <w:pPr>
-                    <w:widowControl w:val="0"/>
-                    <w:jc w:val="both"/>
-                    <w:rPr>
-                      <w:rFonts w:ascii="Arial" w:hAnsi="Arial" w:cs="Courier New"/>
-                      <w:kern w:val="2"/>
-                    </w:rPr>
-                  </w:pPr>
-                </w:p>
-              </w:tc>
-              <w:tc>
-                <w:tcPr>
-                  <w:tcW w:w="732" w:type="dxa"/>
-                </w:tcPr>
-                <w:p>
-                  <w:pPr>
-                    <w:widowControl w:val="0"/>
-                    <w:jc w:val="both"/>
-                    <w:rPr>
-                      <w:rFonts w:ascii="Arial" w:hAnsi="Arial" w:cs="Courier New"/>
-                      <w:kern w:val="2"/>
-                    </w:rPr>
-                  </w:pPr>
+                    <w:t>✔</w:t>
+                  </w:r>
                 </w:p>
               </w:tc>
             </w:tr>
             <w:tr>
               <w:trPr>
-                <w:gridAfter w:val="1"/>
-                <w:wAfter w:w="10" w:type="dxa"/>
+                <w:cnfStyle w:val="000000100000" w:firstRow="0" w:lastRow="0" w:firstColumn="0" w:lastColumn="0" w:oddVBand="0" w:evenVBand="0" w:oddHBand="1" w:evenHBand="0" w:firstRowFirstColumn="0" w:firstRowLastColumn="0" w:lastRowFirstColumn="0" w:lastRowLastColumn="0"/>
               </w:trPr>
               <w:tc>
                 <w:tcPr>
-                  <w:tcW w:w="1463" w:type="dxa"/>
-                </w:tcPr>
-                <w:p>
-                  <w:pPr>
-                    <w:widowControl w:val="0"/>
-                    <w:jc w:val="both"/>
+                  <w:cnfStyle w:val="001000000000" w:firstRow="0" w:lastRow="0" w:firstColumn="1" w:lastColumn="0" w:oddVBand="0" w:evenVBand="0" w:oddHBand="0" w:evenHBand="0" w:firstRowFirstColumn="0" w:firstRowLastColumn="0" w:lastRowFirstColumn="0" w:lastRowLastColumn="0"/>
+                  <w:tcW w:w="884" w:type="dxa"/>
+                  <w:hideMark/>
+                </w:tcPr>
+                <w:p>
+                  <w:pPr>
+                    <w:pStyle w:val="p1"/>
+                  </w:pPr>
+                  <w:r>
+                    <w:t>5</w:t>
+                  </w:r>
+                </w:p>
+              </w:tc>
+              <w:tc>
+                <w:tcPr>
+                  <w:tcW w:w="5200" w:type="dxa"/>
+                  <w:hideMark/>
+                </w:tcPr>
+                <w:p>
+                  <w:pPr>
+                    <w:pStyle w:val="p1"/>
+                    <w:cnfStyle w:val="000000100000" w:firstRow="0" w:lastRow="0" w:firstColumn="0" w:lastColumn="0" w:oddVBand="0" w:evenVBand="0" w:oddHBand="1" w:evenHBand="0" w:firstRowFirstColumn="0" w:firstRowLastColumn="0" w:lastRowFirstColumn="0" w:lastRowLastColumn="0"/>
+                  </w:pPr>
+                  <w:r>
+                    <w:t>Seguridad (cifrado, integridad, respaldos)</w:t>
+                  </w:r>
+                </w:p>
+              </w:tc>
+              <w:tc>
+                <w:tcPr>
+                  <w:tcW w:w="636" w:type="dxa"/>
+                  <w:hideMark/>
+                </w:tcPr>
+                <w:p>
+                  <w:pPr>
+                    <w:pStyle w:val="p1"/>
+                    <w:cnfStyle w:val="000000100000" w:firstRow="0" w:lastRow="0" w:firstColumn="0" w:lastColumn="0" w:oddVBand="0" w:evenVBand="0" w:oddHBand="1" w:evenHBand="0" w:firstRowFirstColumn="0" w:firstRowLastColumn="0" w:lastRowFirstColumn="0" w:lastRowLastColumn="0"/>
+                  </w:pPr>
+                </w:p>
+              </w:tc>
+              <w:tc>
+                <w:tcPr>
+                  <w:tcW w:w="636" w:type="dxa"/>
+                  <w:hideMark/>
+                </w:tcPr>
+                <w:p>
+                  <w:pPr>
+                    <w:cnfStyle w:val="000000100000" w:firstRow="0" w:lastRow="0" w:firstColumn="0" w:lastColumn="0" w:oddVBand="0" w:evenVBand="0" w:oddHBand="1" w:evenHBand="0" w:firstRowFirstColumn="0" w:firstRowLastColumn="0" w:lastRowFirstColumn="0" w:lastRowLastColumn="0"/>
                     <w:rPr>
-                      <w:rFonts w:ascii="Arial" w:hAnsi="Arial" w:cs="Courier New"/>
-                      <w:kern w:val="2"/>
+                      <w:sz w:val="20"/>
+                      <w:szCs w:val="20"/>
                     </w:rPr>
                   </w:pPr>
                 </w:p>
               </w:tc>
               <w:tc>
                 <w:tcPr>
-                  <w:tcW w:w="1463" w:type="dxa"/>
-                </w:tcPr>
-                <w:p>
-                  <w:pPr>
-                    <w:widowControl w:val="0"/>
-                    <w:jc w:val="both"/>
+                  <w:tcW w:w="636" w:type="dxa"/>
+                  <w:hideMark/>
+                </w:tcPr>
+                <w:p>
+                  <w:pPr>
+                    <w:cnfStyle w:val="000000100000" w:firstRow="0" w:lastRow="0" w:firstColumn="0" w:lastColumn="0" w:oddVBand="0" w:evenVBand="0" w:oddHBand="1" w:evenHBand="0" w:firstRowFirstColumn="0" w:firstRowLastColumn="0" w:lastRowFirstColumn="0" w:lastRowLastColumn="0"/>
                     <w:rPr>
-                      <w:rFonts w:ascii="Arial" w:hAnsi="Arial" w:cs="Courier New"/>
-                      <w:kern w:val="2"/>
+                      <w:sz w:val="20"/>
+                      <w:szCs w:val="20"/>
                     </w:rPr>
                   </w:pPr>
                 </w:p>
               </w:tc>
               <w:tc>
                 <w:tcPr>
-                  <w:tcW w:w="365" w:type="dxa"/>
-                </w:tcPr>
-                <w:p>
-                  <w:pPr>
-                    <w:widowControl w:val="0"/>
-                    <w:jc w:val="both"/>
+                  <w:tcW w:w="636" w:type="dxa"/>
+                  <w:hideMark/>
+                </w:tcPr>
+                <w:p>
+                  <w:pPr>
+                    <w:cnfStyle w:val="000000100000" w:firstRow="0" w:lastRow="0" w:firstColumn="0" w:lastColumn="0" w:oddVBand="0" w:evenVBand="0" w:oddHBand="1" w:evenHBand="0" w:firstRowFirstColumn="0" w:firstRowLastColumn="0" w:lastRowFirstColumn="0" w:lastRowLastColumn="0"/>
                     <w:rPr>
-                      <w:rFonts w:ascii="Arial" w:hAnsi="Arial" w:cs="Courier New"/>
-                      <w:kern w:val="2"/>
+                      <w:sz w:val="20"/>
+                      <w:szCs w:val="20"/>
                     </w:rPr>
                   </w:pPr>
-                </w:p>
-              </w:tc>
-              <w:tc>
-                <w:tcPr>
-                  <w:tcW w:w="366" w:type="dxa"/>
-                </w:tcPr>
-                <w:p>
-                  <w:pPr>
-                    <w:widowControl w:val="0"/>
-                    <w:jc w:val="both"/>
+                  <w:r>
                     <w:rPr>
-                      <w:rFonts w:ascii="Arial" w:hAnsi="Arial" w:cs="Courier New"/>
-                      <w:kern w:val="2"/>
+                      <w:rFonts w:ascii="Apple Color Emoji" w:hAnsi="Apple Color Emoji" w:cs="Apple Color Emoji"/>
                     </w:rPr>
-                  </w:pPr>
-                </w:p>
-              </w:tc>
-              <w:tc>
-                <w:tcPr>
-                  <w:tcW w:w="366" w:type="dxa"/>
-                </w:tcPr>
-                <w:p>
-                  <w:pPr>
-                    <w:widowControl w:val="0"/>
-                    <w:jc w:val="both"/>
+                    <w:t>✔</w:t>
+                  </w:r>
+                </w:p>
+              </w:tc>
+            </w:tr>
+            <w:tr>
+              <w:tc>
+                <w:tcPr>
+                  <w:cnfStyle w:val="001000000000" w:firstRow="0" w:lastRow="0" w:firstColumn="1" w:lastColumn="0" w:oddVBand="0" w:evenVBand="0" w:oddHBand="0" w:evenHBand="0" w:firstRowFirstColumn="0" w:firstRowLastColumn="0" w:lastRowFirstColumn="0" w:lastRowLastColumn="0"/>
+                  <w:tcW w:w="884" w:type="dxa"/>
+                </w:tcPr>
+                <w:p>
+                  <w:pPr>
+                    <w:pStyle w:val="p1"/>
+                  </w:pPr>
+                  <w:r>
+                    <w:t>5</w:t>
+                  </w:r>
+                </w:p>
+              </w:tc>
+              <w:tc>
+                <w:tcPr>
+                  <w:tcW w:w="5200" w:type="dxa"/>
+                </w:tcPr>
+                <w:p>
+                  <w:pPr>
+                    <w:pStyle w:val="p1"/>
+                    <w:cnfStyle w:val="000000000000" w:firstRow="0" w:lastRow="0" w:firstColumn="0" w:lastColumn="0" w:oddVBand="0" w:evenVBand="0" w:oddHBand="0" w:evenHBand="0" w:firstRowFirstColumn="0" w:firstRowLastColumn="0" w:lastRowFirstColumn="0" w:lastRowLastColumn="0"/>
+                  </w:pPr>
+                  <w:r>
+                    <w:t>Pruebas integrales y documentación técnica</w:t>
+                  </w:r>
+                </w:p>
+              </w:tc>
+              <w:tc>
+                <w:tcPr>
+                  <w:tcW w:w="636" w:type="dxa"/>
+                </w:tcPr>
+                <w:p>
+                  <w:pPr>
+                    <w:pStyle w:val="p1"/>
+                    <w:cnfStyle w:val="000000000000" w:firstRow="0" w:lastRow="0" w:firstColumn="0" w:lastColumn="0" w:oddVBand="0" w:evenVBand="0" w:oddHBand="0" w:evenHBand="0" w:firstRowFirstColumn="0" w:firstRowLastColumn="0" w:lastRowFirstColumn="0" w:lastRowLastColumn="0"/>
                     <w:rPr>
-                      <w:rFonts w:ascii="Arial" w:hAnsi="Arial" w:cs="Courier New"/>
-                      <w:kern w:val="2"/>
+                      <w:rFonts w:ascii="Apple Color Emoji" w:hAnsi="Apple Color Emoji" w:cs="Apple Color Emoji"/>
                     </w:rPr>
                   </w:pPr>
                 </w:p>
               </w:tc>
               <w:tc>
                 <w:tcPr>
-                  <w:tcW w:w="366" w:type="dxa"/>
-                </w:tcPr>
-                <w:p>
-                  <w:pPr>
-                    <w:widowControl w:val="0"/>
-                    <w:jc w:val="both"/>
+                  <w:tcW w:w="636" w:type="dxa"/>
+                </w:tcPr>
+                <w:p>
+                  <w:pPr>
+                    <w:cnfStyle w:val="000000000000" w:firstRow="0" w:lastRow="0" w:firstColumn="0" w:lastColumn="0" w:oddVBand="0" w:evenVBand="0" w:oddHBand="0" w:evenHBand="0" w:firstRowFirstColumn="0" w:firstRowLastColumn="0" w:lastRowFirstColumn="0" w:lastRowLastColumn="0"/>
                     <w:rPr>
-                      <w:rFonts w:ascii="Arial" w:hAnsi="Arial" w:cs="Courier New"/>
-                      <w:kern w:val="2"/>
+                      <w:sz w:val="20"/>
+                      <w:szCs w:val="20"/>
                     </w:rPr>
                   </w:pPr>
                 </w:p>
               </w:tc>
               <w:tc>
                 <w:tcPr>
-                  <w:tcW w:w="366" w:type="dxa"/>
-                </w:tcPr>
-                <w:p>
-                  <w:pPr>
-                    <w:widowControl w:val="0"/>
-                    <w:jc w:val="both"/>
+                  <w:tcW w:w="636" w:type="dxa"/>
+                </w:tcPr>
+                <w:p>
+                  <w:pPr>
+                    <w:cnfStyle w:val="000000000000" w:firstRow="0" w:lastRow="0" w:firstColumn="0" w:lastColumn="0" w:oddVBand="0" w:evenVBand="0" w:oddHBand="0" w:evenHBand="0" w:firstRowFirstColumn="0" w:firstRowLastColumn="0" w:lastRowFirstColumn="0" w:lastRowLastColumn="0"/>
                     <w:rPr>
-                      <w:rFonts w:ascii="Arial" w:hAnsi="Arial" w:cs="Courier New"/>
-                      <w:kern w:val="2"/>
+                      <w:sz w:val="20"/>
+                      <w:szCs w:val="20"/>
                     </w:rPr>
                   </w:pPr>
                 </w:p>
               </w:tc>
               <w:tc>
                 <w:tcPr>
-                  <w:tcW w:w="366" w:type="dxa"/>
-                </w:tcPr>
-                <w:p>
-                  <w:pPr>
-                    <w:widowControl w:val="0"/>
-                    <w:jc w:val="both"/>
+                  <w:tcW w:w="636" w:type="dxa"/>
+                </w:tcPr>
+                <w:p>
+                  <w:pPr>
+                    <w:cnfStyle w:val="000000000000" w:firstRow="0" w:lastRow="0" w:firstColumn="0" w:lastColumn="0" w:oddVBand="0" w:evenVBand="0" w:oddHBand="0" w:evenHBand="0" w:firstRowFirstColumn="0" w:firstRowLastColumn="0" w:lastRowFirstColumn="0" w:lastRowLastColumn="0"/>
                     <w:rPr>
-                      <w:rFonts w:ascii="Arial" w:hAnsi="Arial" w:cs="Courier New"/>
-                      <w:kern w:val="2"/>
+                      <w:rFonts w:ascii="Cambria" w:hAnsi="Cambria" w:cs="Apple Color Emoji"/>
                     </w:rPr>
                   </w:pPr>
-                </w:p>
-              </w:tc>
-              <w:tc>
-                <w:tcPr>
-                  <w:tcW w:w="366" w:type="dxa"/>
-                </w:tcPr>
-                <w:p>
-                  <w:pPr>
-                    <w:widowControl w:val="0"/>
-                    <w:jc w:val="both"/>
+                  <w:r>
                     <w:rPr>
-                      <w:rFonts w:ascii="Arial" w:hAnsi="Arial" w:cs="Courier New"/>
-                      <w:kern w:val="2"/>
+                      <w:rFonts w:ascii="Apple Color Emoji" w:hAnsi="Apple Color Emoji" w:cs="Apple Color Emoji"/>
                     </w:rPr>
-                  </w:pPr>
-                </w:p>
-              </w:tc>
-              <w:tc>
-                <w:tcPr>
-                  <w:tcW w:w="366" w:type="dxa"/>
-                </w:tcPr>
-                <w:p>
-                  <w:pPr>
-                    <w:widowControl w:val="0"/>
-                    <w:jc w:val="both"/>
-                    <w:rPr>
-                      <w:rFonts w:ascii="Arial" w:hAnsi="Arial" w:cs="Courier New"/>
-                      <w:kern w:val="2"/>
-                    </w:rPr>
-                  </w:pPr>
-                </w:p>
-              </w:tc>
-              <w:tc>
-                <w:tcPr>
-                  <w:tcW w:w="366" w:type="dxa"/>
-                </w:tcPr>
-                <w:p>
-                  <w:pPr>
-                    <w:widowControl w:val="0"/>
-                    <w:jc w:val="both"/>
-                    <w:rPr>
-                      <w:rFonts w:ascii="Arial" w:hAnsi="Arial" w:cs="Courier New"/>
-                      <w:kern w:val="2"/>
-                    </w:rPr>
-                  </w:pPr>
-                </w:p>
-              </w:tc>
-              <w:tc>
-                <w:tcPr>
-                  <w:tcW w:w="366" w:type="dxa"/>
-                </w:tcPr>
-                <w:p>
-                  <w:pPr>
-                    <w:widowControl w:val="0"/>
-                    <w:jc w:val="both"/>
-                    <w:rPr>
-                      <w:rFonts w:ascii="Arial" w:hAnsi="Arial" w:cs="Courier New"/>
-                      <w:kern w:val="2"/>
-                    </w:rPr>
-                  </w:pPr>
-                </w:p>
-              </w:tc>
-              <w:tc>
-                <w:tcPr>
-                  <w:tcW w:w="366" w:type="dxa"/>
-                </w:tcPr>
-                <w:p>
-                  <w:pPr>
-                    <w:widowControl w:val="0"/>
-                    <w:jc w:val="both"/>
-                    <w:rPr>
-                      <w:rFonts w:ascii="Arial" w:hAnsi="Arial" w:cs="Courier New"/>
-                      <w:kern w:val="2"/>
-                    </w:rPr>
-                  </w:pPr>
-                </w:p>
-              </w:tc>
-              <w:tc>
-                <w:tcPr>
-                  <w:tcW w:w="407" w:type="dxa"/>
-                </w:tcPr>
-                <w:p>
-                  <w:pPr>
-                    <w:widowControl w:val="0"/>
-                    <w:jc w:val="both"/>
-                    <w:rPr>
-                      <w:rFonts w:ascii="Arial" w:hAnsi="Arial" w:cs="Courier New"/>
-                      <w:kern w:val="2"/>
-                    </w:rPr>
-                  </w:pPr>
-                </w:p>
-              </w:tc>
-              <w:tc>
-                <w:tcPr>
-                  <w:tcW w:w="685" w:type="dxa"/>
-                </w:tcPr>
-                <w:p>
-                  <w:pPr>
-                    <w:widowControl w:val="0"/>
-                    <w:jc w:val="both"/>
-                    <w:rPr>
-                      <w:rFonts w:ascii="Arial" w:hAnsi="Arial" w:cs="Courier New"/>
-                      <w:kern w:val="2"/>
-                    </w:rPr>
-                  </w:pPr>
-                </w:p>
-              </w:tc>
-              <w:tc>
-                <w:tcPr>
-                  <w:tcW w:w="732" w:type="dxa"/>
-                </w:tcPr>
-                <w:p>
-                  <w:pPr>
-                    <w:widowControl w:val="0"/>
-                    <w:jc w:val="both"/>
-                    <w:rPr>
-                      <w:rFonts w:ascii="Arial" w:hAnsi="Arial" w:cs="Courier New"/>
-                      <w:kern w:val="2"/>
-                    </w:rPr>
-                  </w:pPr>
+                    <w:t>✔</w:t>
+                  </w:r>
                 </w:p>
               </w:tc>
             </w:tr>
@@ -3610,51 +4947,6 @@
           <w:p>
             <w:pPr>
               <w:widowControl w:val="0"/>
-              <w:spacing w:after="0"/>
-              <w:jc w:val="both"/>
-              <w:rPr>
-                <w:rFonts w:ascii="Arial" w:hAnsi="Arial" w:cs="Courier New"/>
-                <w:kern w:val="2"/>
-              </w:rPr>
-            </w:pPr>
-          </w:p>
-          <w:p>
-            <w:pPr>
-              <w:widowControl w:val="0"/>
-              <w:spacing w:after="0"/>
-              <w:jc w:val="both"/>
-              <w:rPr>
-                <w:rFonts w:ascii="Arial" w:hAnsi="Arial" w:cs="Courier New"/>
-                <w:kern w:val="2"/>
-              </w:rPr>
-            </w:pPr>
-          </w:p>
-          <w:p>
-            <w:pPr>
-              <w:widowControl w:val="0"/>
-              <w:spacing w:after="0"/>
-              <w:jc w:val="both"/>
-              <w:rPr>
-                <w:rFonts w:ascii="Arial" w:hAnsi="Arial" w:cs="Courier New"/>
-                <w:kern w:val="2"/>
-              </w:rPr>
-            </w:pPr>
-          </w:p>
-          <w:p>
-            <w:pPr>
-              <w:widowControl w:val="0"/>
-              <w:spacing w:after="0"/>
-              <w:jc w:val="both"/>
-              <w:rPr>
-                <w:rFonts w:ascii="Arial" w:hAnsi="Arial" w:cs="Courier New"/>
-                <w:kern w:val="2"/>
-              </w:rPr>
-            </w:pPr>
-          </w:p>
-          <w:p>
-            <w:pPr>
-              <w:widowControl w:val="0"/>
-              <w:spacing w:after="0"/>
               <w:jc w:val="both"/>
               <w:rPr>
                 <w:rFonts w:ascii="Arial" w:hAnsi="Arial" w:cs="Courier New"/>
@@ -3694,6 +4986,7 @@
           <w:rFonts w:ascii="Arial" w:hAnsi="Arial" w:cs="Arial"/>
           <w:kern w:val="2"/>
         </w:rPr>
+        <w:lastRenderedPageBreak/>
         <w:t>Asignaturas y temas aplicables al proyecto (mínimo 3 asignaturas y 5 temas)</w:t>
       </w:r>
     </w:p>
@@ -3738,9 +5031,47 @@
               <w:jc w:val="both"/>
               <w:rPr>
                 <w:rFonts w:ascii="Arial" w:hAnsi="Arial" w:cs="Courier New"/>
-                <w:kern w:val="2"/>
-              </w:rPr>
-            </w:pPr>
+                <w:b/>
+                <w:bCs/>
+                <w:kern w:val="2"/>
+              </w:rPr>
+            </w:pPr>
+            <w:r>
+              <w:rPr>
+                <w:rFonts w:ascii="Arial" w:hAnsi="Arial" w:cs="Courier New"/>
+                <w:b/>
+                <w:bCs/>
+                <w:kern w:val="2"/>
+              </w:rPr>
+              <w:t xml:space="preserve">1. DESARROLLO </w:t>
+            </w:r>
+            <w:r>
+              <w:rPr>
+                <w:rFonts w:ascii="Arial" w:hAnsi="Arial" w:cs="Courier New"/>
+                <w:b/>
+                <w:bCs/>
+                <w:kern w:val="2"/>
+              </w:rPr>
+              <w:t>WEB (</w:t>
+            </w:r>
+            <w:r>
+              <w:rPr>
+                <w:rFonts w:ascii="Arial" w:hAnsi="Arial" w:cs="Courier New"/>
+                <w:b/>
+                <w:bCs/>
+                <w:kern w:val="2"/>
+              </w:rPr>
+              <w:t>BACKEND</w:t>
+            </w:r>
+            <w:r>
+              <w:rPr>
+                <w:rFonts w:ascii="Arial" w:hAnsi="Arial" w:cs="Courier New"/>
+                <w:b/>
+                <w:bCs/>
+                <w:kern w:val="2"/>
+              </w:rPr>
+              <w:t>)</w:t>
+            </w:r>
           </w:p>
           <w:p>
             <w:pPr>
@@ -3752,6 +5083,22 @@
                 <w:kern w:val="2"/>
               </w:rPr>
             </w:pPr>
+            <w:r>
+              <w:rPr>
+                <w:rFonts w:ascii="Arial" w:hAnsi="Arial" w:cs="Courier New"/>
+                <w:kern w:val="2"/>
+              </w:rPr>
+              <w:tab/>
+              <w:t>1.</w:t>
+            </w:r>
+            <w:r>
+              <w:rPr>
+                <w:rFonts w:ascii="Arial" w:hAnsi="Arial" w:cs="Courier New"/>
+                <w:kern w:val="2"/>
+              </w:rPr>
+              <w:tab/>
+              <w:t>Arquitectura en capas con Node.js y TypeScript.</w:t>
+            </w:r>
           </w:p>
           <w:p>
             <w:pPr>
@@ -3763,6 +5110,22 @@
                 <w:kern w:val="2"/>
               </w:rPr>
             </w:pPr>
+            <w:r>
+              <w:rPr>
+                <w:rFonts w:ascii="Arial" w:hAnsi="Arial" w:cs="Courier New"/>
+                <w:kern w:val="2"/>
+              </w:rPr>
+              <w:tab/>
+              <w:t>2.</w:t>
+            </w:r>
+            <w:r>
+              <w:rPr>
+                <w:rFonts w:ascii="Arial" w:hAnsi="Arial" w:cs="Courier New"/>
+                <w:kern w:val="2"/>
+              </w:rPr>
+              <w:tab/>
+              <w:t>Desarrollo de APIs REST para documentos, convenios y usuarios.</w:t>
+            </w:r>
           </w:p>
           <w:p>
             <w:pPr>
@@ -3774,6 +5137,22 @@
                 <w:kern w:val="2"/>
               </w:rPr>
             </w:pPr>
+            <w:r>
+              <w:rPr>
+                <w:rFonts w:ascii="Arial" w:hAnsi="Arial" w:cs="Courier New"/>
+                <w:kern w:val="2"/>
+              </w:rPr>
+              <w:tab/>
+              <w:t>3.</w:t>
+            </w:r>
+            <w:r>
+              <w:rPr>
+                <w:rFonts w:ascii="Arial" w:hAnsi="Arial" w:cs="Courier New"/>
+                <w:kern w:val="2"/>
+              </w:rPr>
+              <w:tab/>
+              <w:t>Implementación de autenticación y control de acceso (JWT y roles).</w:t>
+            </w:r>
           </w:p>
           <w:p>
             <w:pPr>
@@ -3782,6 +5161,585 @@
               <w:jc w:val="both"/>
               <w:rPr>
                 <w:rFonts w:ascii="Arial" w:hAnsi="Arial" w:cs="Courier New"/>
+                <w:kern w:val="2"/>
+              </w:rPr>
+            </w:pPr>
+            <w:r>
+              <w:rPr>
+                <w:rFonts w:ascii="Arial" w:hAnsi="Arial" w:cs="Courier New"/>
+                <w:kern w:val="2"/>
+              </w:rPr>
+              <w:tab/>
+              <w:t>4.</w:t>
+            </w:r>
+            <w:r>
+              <w:rPr>
+                <w:rFonts w:ascii="Arial" w:hAnsi="Arial" w:cs="Courier New"/>
+                <w:kern w:val="2"/>
+              </w:rPr>
+              <w:tab/>
+              <w:t>Integración de WebSockets para edición colaborativa.</w:t>
+            </w:r>
+          </w:p>
+          <w:p>
+            <w:pPr>
+              <w:widowControl w:val="0"/>
+              <w:spacing w:after="0"/>
+              <w:jc w:val="both"/>
+              <w:rPr>
+                <w:rFonts w:ascii="Arial" w:hAnsi="Arial" w:cs="Courier New"/>
+                <w:kern w:val="2"/>
+              </w:rPr>
+            </w:pPr>
+            <w:r>
+              <w:rPr>
+                <w:rFonts w:ascii="Arial" w:hAnsi="Arial" w:cs="Courier New"/>
+                <w:kern w:val="2"/>
+              </w:rPr>
+              <w:tab/>
+              <w:t>5.</w:t>
+            </w:r>
+            <w:r>
+              <w:rPr>
+                <w:rFonts w:ascii="Arial" w:hAnsi="Arial" w:cs="Courier New"/>
+                <w:kern w:val="2"/>
+              </w:rPr>
+              <w:tab/>
+              <w:t>Sincronización nube–local con resolución de conflictos.</w:t>
+            </w:r>
+          </w:p>
+          <w:p>
+            <w:pPr>
+              <w:widowControl w:val="0"/>
+              <w:spacing w:after="0"/>
+              <w:jc w:val="both"/>
+              <w:rPr>
+                <w:rFonts w:ascii="Arial" w:hAnsi="Arial" w:cs="Courier New"/>
+                <w:b/>
+                <w:bCs/>
+                <w:kern w:val="2"/>
+              </w:rPr>
+            </w:pPr>
+          </w:p>
+          <w:p>
+            <w:pPr>
+              <w:widowControl w:val="0"/>
+              <w:spacing w:after="0"/>
+              <w:jc w:val="both"/>
+              <w:rPr>
+                <w:rFonts w:ascii="Arial" w:hAnsi="Arial" w:cs="Courier New"/>
+                <w:b/>
+                <w:bCs/>
+                <w:kern w:val="2"/>
+              </w:rPr>
+            </w:pPr>
+            <w:r>
+              <w:rPr>
+                <w:rFonts w:ascii="Arial" w:hAnsi="Arial" w:cs="Courier New"/>
+                <w:b/>
+                <w:bCs/>
+                <w:kern w:val="2"/>
+              </w:rPr>
+              <w:t>2. BASES DE DATOS</w:t>
+            </w:r>
+          </w:p>
+          <w:p>
+            <w:pPr>
+              <w:widowControl w:val="0"/>
+              <w:spacing w:after="0"/>
+              <w:jc w:val="both"/>
+              <w:rPr>
+                <w:rFonts w:ascii="Arial" w:hAnsi="Arial" w:cs="Courier New"/>
+                <w:kern w:val="2"/>
+              </w:rPr>
+            </w:pPr>
+            <w:r>
+              <w:rPr>
+                <w:rFonts w:ascii="Arial" w:hAnsi="Arial" w:cs="Courier New"/>
+                <w:kern w:val="2"/>
+              </w:rPr>
+              <w:tab/>
+              <w:t>1.</w:t>
+            </w:r>
+            <w:r>
+              <w:rPr>
+                <w:rFonts w:ascii="Arial" w:hAnsi="Arial" w:cs="Courier New"/>
+                <w:kern w:val="2"/>
+              </w:rPr>
+              <w:tab/>
+              <w:t>Diseño y normalización del modelo relacional.</w:t>
+            </w:r>
+          </w:p>
+          <w:p>
+            <w:pPr>
+              <w:widowControl w:val="0"/>
+              <w:spacing w:after="0"/>
+              <w:jc w:val="both"/>
+              <w:rPr>
+                <w:rFonts w:ascii="Arial" w:hAnsi="Arial" w:cs="Courier New"/>
+                <w:kern w:val="2"/>
+              </w:rPr>
+            </w:pPr>
+            <w:r>
+              <w:rPr>
+                <w:rFonts w:ascii="Arial" w:hAnsi="Arial" w:cs="Courier New"/>
+                <w:kern w:val="2"/>
+              </w:rPr>
+              <w:tab/>
+              <w:t>2.</w:t>
+            </w:r>
+            <w:r>
+              <w:rPr>
+                <w:rFonts w:ascii="Arial" w:hAnsi="Arial" w:cs="Courier New"/>
+                <w:kern w:val="2"/>
+              </w:rPr>
+              <w:tab/>
+              <w:t>Implementación de control de versiones y bitácora.</w:t>
+            </w:r>
+          </w:p>
+          <w:p>
+            <w:pPr>
+              <w:widowControl w:val="0"/>
+              <w:spacing w:after="0"/>
+              <w:jc w:val="both"/>
+              <w:rPr>
+                <w:rFonts w:ascii="Arial" w:hAnsi="Arial" w:cs="Courier New"/>
+                <w:kern w:val="2"/>
+              </w:rPr>
+            </w:pPr>
+            <w:r>
+              <w:rPr>
+                <w:rFonts w:ascii="Arial" w:hAnsi="Arial" w:cs="Courier New"/>
+                <w:kern w:val="2"/>
+              </w:rPr>
+              <w:tab/>
+              <w:t>3.</w:t>
+            </w:r>
+            <w:r>
+              <w:rPr>
+                <w:rFonts w:ascii="Arial" w:hAnsi="Arial" w:cs="Courier New"/>
+                <w:kern w:val="2"/>
+              </w:rPr>
+              <w:tab/>
+              <w:t>Gestión de estados y reglas de integridad.</w:t>
+            </w:r>
+          </w:p>
+          <w:p>
+            <w:pPr>
+              <w:widowControl w:val="0"/>
+              <w:spacing w:after="0"/>
+              <w:jc w:val="both"/>
+              <w:rPr>
+                <w:rFonts w:ascii="Arial" w:hAnsi="Arial" w:cs="Courier New"/>
+                <w:kern w:val="2"/>
+              </w:rPr>
+            </w:pPr>
+            <w:r>
+              <w:rPr>
+                <w:rFonts w:ascii="Arial" w:hAnsi="Arial" w:cs="Courier New"/>
+                <w:kern w:val="2"/>
+              </w:rPr>
+              <w:tab/>
+              <w:t>4.</w:t>
+            </w:r>
+            <w:r>
+              <w:rPr>
+                <w:rFonts w:ascii="Arial" w:hAnsi="Arial" w:cs="Courier New"/>
+                <w:kern w:val="2"/>
+              </w:rPr>
+              <w:tab/>
+              <w:t>Uso de transacciones para consistencia de datos.</w:t>
+            </w:r>
+          </w:p>
+          <w:p>
+            <w:pPr>
+              <w:widowControl w:val="0"/>
+              <w:spacing w:after="0"/>
+              <w:jc w:val="both"/>
+              <w:rPr>
+                <w:rFonts w:ascii="Arial" w:hAnsi="Arial" w:cs="Courier New"/>
+                <w:kern w:val="2"/>
+              </w:rPr>
+            </w:pPr>
+            <w:r>
+              <w:rPr>
+                <w:rFonts w:ascii="Arial" w:hAnsi="Arial" w:cs="Courier New"/>
+                <w:kern w:val="2"/>
+              </w:rPr>
+              <w:tab/>
+              <w:t>5.</w:t>
+            </w:r>
+            <w:r>
+              <w:rPr>
+                <w:rFonts w:ascii="Arial" w:hAnsi="Arial" w:cs="Courier New"/>
+                <w:kern w:val="2"/>
+              </w:rPr>
+              <w:tab/>
+              <w:t>Protección y cifrado de información sensible.</w:t>
+            </w:r>
+          </w:p>
+          <w:p>
+            <w:pPr>
+              <w:widowControl w:val="0"/>
+              <w:spacing w:after="0"/>
+              <w:jc w:val="both"/>
+              <w:rPr>
+                <w:rFonts w:ascii="Arial" w:hAnsi="Arial" w:cs="Courier New"/>
+                <w:b/>
+                <w:bCs/>
+                <w:kern w:val="2"/>
+              </w:rPr>
+            </w:pPr>
+          </w:p>
+          <w:p>
+            <w:pPr>
+              <w:widowControl w:val="0"/>
+              <w:spacing w:after="0"/>
+              <w:jc w:val="both"/>
+              <w:rPr>
+                <w:rFonts w:ascii="Arial" w:hAnsi="Arial" w:cs="Courier New"/>
+                <w:b/>
+                <w:bCs/>
+                <w:kern w:val="2"/>
+              </w:rPr>
+            </w:pPr>
+            <w:r>
+              <w:rPr>
+                <w:rFonts w:ascii="Arial" w:hAnsi="Arial" w:cs="Courier New"/>
+                <w:b/>
+                <w:bCs/>
+                <w:kern w:val="2"/>
+              </w:rPr>
+              <w:t>3. PROGRAMACIÓN CLIENTE–SERVIDOR</w:t>
+            </w:r>
+          </w:p>
+          <w:p>
+            <w:pPr>
+              <w:widowControl w:val="0"/>
+              <w:spacing w:after="0"/>
+              <w:jc w:val="both"/>
+              <w:rPr>
+                <w:rFonts w:ascii="Arial" w:hAnsi="Arial" w:cs="Courier New"/>
+                <w:kern w:val="2"/>
+              </w:rPr>
+            </w:pPr>
+            <w:r>
+              <w:rPr>
+                <w:rFonts w:ascii="Arial" w:hAnsi="Arial" w:cs="Courier New"/>
+                <w:kern w:val="2"/>
+              </w:rPr>
+              <w:tab/>
+              <w:t>1.</w:t>
+            </w:r>
+            <w:r>
+              <w:rPr>
+                <w:rFonts w:ascii="Arial" w:hAnsi="Arial" w:cs="Courier New"/>
+                <w:kern w:val="2"/>
+              </w:rPr>
+              <w:tab/>
+              <w:t>Comunicación REST asíncrona con manejo de JSON.</w:t>
+            </w:r>
+          </w:p>
+          <w:p>
+            <w:pPr>
+              <w:widowControl w:val="0"/>
+              <w:spacing w:after="0"/>
+              <w:jc w:val="both"/>
+              <w:rPr>
+                <w:rFonts w:ascii="Arial" w:hAnsi="Arial" w:cs="Courier New"/>
+                <w:kern w:val="2"/>
+              </w:rPr>
+            </w:pPr>
+            <w:r>
+              <w:rPr>
+                <w:rFonts w:ascii="Arial" w:hAnsi="Arial" w:cs="Courier New"/>
+                <w:kern w:val="2"/>
+              </w:rPr>
+              <w:tab/>
+              <w:t>2.</w:t>
+            </w:r>
+            <w:r>
+              <w:rPr>
+                <w:rFonts w:ascii="Arial" w:hAnsi="Arial" w:cs="Courier New"/>
+                <w:kern w:val="2"/>
+              </w:rPr>
+              <w:tab/>
+              <w:t>Implementación de WebSockets en tiempo real.</w:t>
+            </w:r>
+          </w:p>
+          <w:p>
+            <w:pPr>
+              <w:widowControl w:val="0"/>
+              <w:spacing w:after="0"/>
+              <w:jc w:val="both"/>
+              <w:rPr>
+                <w:rFonts w:ascii="Arial" w:hAnsi="Arial" w:cs="Courier New"/>
+                <w:kern w:val="2"/>
+              </w:rPr>
+            </w:pPr>
+            <w:r>
+              <w:rPr>
+                <w:rFonts w:ascii="Arial" w:hAnsi="Arial" w:cs="Courier New"/>
+                <w:kern w:val="2"/>
+              </w:rPr>
+              <w:tab/>
+              <w:t>3.</w:t>
+            </w:r>
+            <w:r>
+              <w:rPr>
+                <w:rFonts w:ascii="Arial" w:hAnsi="Arial" w:cs="Courier New"/>
+                <w:kern w:val="2"/>
+              </w:rPr>
+              <w:tab/>
+              <w:t>Validación y sanitización de datos en endpoints.</w:t>
+            </w:r>
+          </w:p>
+          <w:p>
+            <w:pPr>
+              <w:widowControl w:val="0"/>
+              <w:spacing w:after="0"/>
+              <w:jc w:val="both"/>
+              <w:rPr>
+                <w:rFonts w:ascii="Arial" w:hAnsi="Arial" w:cs="Courier New"/>
+                <w:kern w:val="2"/>
+              </w:rPr>
+            </w:pPr>
+            <w:r>
+              <w:rPr>
+                <w:rFonts w:ascii="Arial" w:hAnsi="Arial" w:cs="Courier New"/>
+                <w:kern w:val="2"/>
+              </w:rPr>
+              <w:tab/>
+              <w:t>4.</w:t>
+            </w:r>
+            <w:r>
+              <w:rPr>
+                <w:rFonts w:ascii="Arial" w:hAnsi="Arial" w:cs="Courier New"/>
+                <w:kern w:val="2"/>
+              </w:rPr>
+              <w:tab/>
+              <w:t>Optimización de consultas y rendimiento.</w:t>
+            </w:r>
+          </w:p>
+          <w:p>
+            <w:pPr>
+              <w:widowControl w:val="0"/>
+              <w:spacing w:after="0"/>
+              <w:jc w:val="both"/>
+              <w:rPr>
+                <w:rFonts w:ascii="Arial" w:hAnsi="Arial" w:cs="Courier New"/>
+                <w:kern w:val="2"/>
+              </w:rPr>
+            </w:pPr>
+            <w:r>
+              <w:rPr>
+                <w:rFonts w:ascii="Arial" w:hAnsi="Arial" w:cs="Courier New"/>
+                <w:kern w:val="2"/>
+              </w:rPr>
+              <w:tab/>
+              <w:t>5.</w:t>
+            </w:r>
+            <w:r>
+              <w:rPr>
+                <w:rFonts w:ascii="Arial" w:hAnsi="Arial" w:cs="Courier New"/>
+                <w:kern w:val="2"/>
+              </w:rPr>
+              <w:tab/>
+              <w:t>Seguridad en la comunicación (HTTPS y headers).</w:t>
+            </w:r>
+          </w:p>
+          <w:p>
+            <w:pPr>
+              <w:widowControl w:val="0"/>
+              <w:spacing w:after="0"/>
+              <w:jc w:val="both"/>
+              <w:rPr>
+                <w:rFonts w:ascii="Arial" w:hAnsi="Arial" w:cs="Courier New"/>
+                <w:b/>
+                <w:bCs/>
+                <w:kern w:val="2"/>
+              </w:rPr>
+            </w:pPr>
+          </w:p>
+          <w:p>
+            <w:pPr>
+              <w:widowControl w:val="0"/>
+              <w:spacing w:after="0"/>
+              <w:jc w:val="both"/>
+              <w:rPr>
+                <w:rFonts w:ascii="Arial" w:hAnsi="Arial" w:cs="Courier New"/>
+                <w:b/>
+                <w:bCs/>
+                <w:kern w:val="2"/>
+              </w:rPr>
+            </w:pPr>
+            <w:r>
+              <w:rPr>
+                <w:rFonts w:ascii="Arial" w:hAnsi="Arial" w:cs="Courier New"/>
+                <w:b/>
+                <w:bCs/>
+                <w:kern w:val="2"/>
+              </w:rPr>
+              <w:t>4. PROGRAMACIÓN CONCURRENTE</w:t>
+            </w:r>
+          </w:p>
+          <w:p>
+            <w:pPr>
+              <w:widowControl w:val="0"/>
+              <w:spacing w:after="0"/>
+              <w:jc w:val="both"/>
+              <w:rPr>
+                <w:rFonts w:ascii="Arial" w:hAnsi="Arial" w:cs="Courier New"/>
+                <w:kern w:val="2"/>
+              </w:rPr>
+            </w:pPr>
+            <w:r>
+              <w:rPr>
+                <w:rFonts w:ascii="Arial" w:hAnsi="Arial" w:cs="Courier New"/>
+                <w:kern w:val="2"/>
+              </w:rPr>
+              <w:tab/>
+              <w:t>1.</w:t>
+            </w:r>
+            <w:r>
+              <w:rPr>
+                <w:rFonts w:ascii="Arial" w:hAnsi="Arial" w:cs="Courier New"/>
+                <w:kern w:val="2"/>
+              </w:rPr>
+              <w:tab/>
+              <w:t>Control de concurrencia en edición simultánea.</w:t>
+            </w:r>
+          </w:p>
+          <w:p>
+            <w:pPr>
+              <w:widowControl w:val="0"/>
+              <w:spacing w:after="0"/>
+              <w:jc w:val="both"/>
+              <w:rPr>
+                <w:rFonts w:ascii="Arial" w:hAnsi="Arial" w:cs="Courier New"/>
+                <w:kern w:val="2"/>
+              </w:rPr>
+            </w:pPr>
+            <w:r>
+              <w:rPr>
+                <w:rFonts w:ascii="Arial" w:hAnsi="Arial" w:cs="Courier New"/>
+                <w:kern w:val="2"/>
+              </w:rPr>
+              <w:tab/>
+              <w:t>2.</w:t>
+            </w:r>
+            <w:r>
+              <w:rPr>
+                <w:rFonts w:ascii="Arial" w:hAnsi="Arial" w:cs="Courier New"/>
+                <w:kern w:val="2"/>
+              </w:rPr>
+              <w:tab/>
+              <w:t>Manejo de conflictos en sincronización.</w:t>
+            </w:r>
+          </w:p>
+          <w:p>
+            <w:pPr>
+              <w:widowControl w:val="0"/>
+              <w:spacing w:after="0"/>
+              <w:jc w:val="both"/>
+              <w:rPr>
+                <w:rFonts w:ascii="Arial" w:hAnsi="Arial" w:cs="Courier New"/>
+                <w:kern w:val="2"/>
+              </w:rPr>
+            </w:pPr>
+            <w:r>
+              <w:rPr>
+                <w:rFonts w:ascii="Arial" w:hAnsi="Arial" w:cs="Courier New"/>
+                <w:kern w:val="2"/>
+              </w:rPr>
+              <w:tab/>
+              <w:t>3.</w:t>
+            </w:r>
+            <w:r>
+              <w:rPr>
+                <w:rFonts w:ascii="Arial" w:hAnsi="Arial" w:cs="Courier New"/>
+                <w:kern w:val="2"/>
+              </w:rPr>
+              <w:tab/>
+              <w:t>Procesamiento asíncrónico de múltiples solicitudes.</w:t>
+            </w:r>
+          </w:p>
+          <w:p>
+            <w:pPr>
+              <w:widowControl w:val="0"/>
+              <w:spacing w:after="0"/>
+              <w:jc w:val="both"/>
+              <w:rPr>
+                <w:rFonts w:ascii="Arial" w:hAnsi="Arial" w:cs="Courier New"/>
+                <w:kern w:val="2"/>
+              </w:rPr>
+            </w:pPr>
+            <w:r>
+              <w:rPr>
+                <w:rFonts w:ascii="Arial" w:hAnsi="Arial" w:cs="Courier New"/>
+                <w:kern w:val="2"/>
+              </w:rPr>
+              <w:tab/>
+              <w:t>4.</w:t>
+            </w:r>
+            <w:r>
+              <w:rPr>
+                <w:rFonts w:ascii="Arial" w:hAnsi="Arial" w:cs="Courier New"/>
+                <w:kern w:val="2"/>
+              </w:rPr>
+              <w:tab/>
+              <w:t>Consistencia transaccional en operaciones críticas.</w:t>
+            </w:r>
+          </w:p>
+          <w:p>
+            <w:pPr>
+              <w:widowControl w:val="0"/>
+              <w:spacing w:after="0"/>
+              <w:jc w:val="both"/>
+              <w:rPr>
+                <w:rFonts w:ascii="Arial" w:hAnsi="Arial" w:cs="Courier New"/>
+                <w:kern w:val="2"/>
+              </w:rPr>
+            </w:pPr>
+            <w:r>
+              <w:rPr>
+                <w:rFonts w:ascii="Arial" w:hAnsi="Arial" w:cs="Courier New"/>
+                <w:kern w:val="2"/>
+              </w:rPr>
+              <w:tab/>
+              <w:t>5.</w:t>
+            </w:r>
+            <w:r>
+              <w:rPr>
+                <w:rFonts w:ascii="Arial" w:hAnsi="Arial" w:cs="Courier New"/>
+                <w:kern w:val="2"/>
+              </w:rPr>
+              <w:tab/>
+              <w:t>Gestión segura de eventos en tiempo real.</w:t>
+            </w:r>
+          </w:p>
+          <w:p>
+            <w:pPr>
+              <w:widowControl w:val="0"/>
+              <w:spacing w:after="0"/>
+              <w:jc w:val="both"/>
+              <w:rPr>
+                <w:rFonts w:ascii="Arial" w:hAnsi="Arial" w:cs="Courier New"/>
+                <w:b/>
+                <w:bCs/>
+                <w:kern w:val="2"/>
+              </w:rPr>
+            </w:pPr>
+          </w:p>
+          <w:p>
+            <w:pPr>
+              <w:widowControl w:val="0"/>
+              <w:spacing w:after="0"/>
+              <w:jc w:val="both"/>
+              <w:rPr>
+                <w:rFonts w:ascii="Arial" w:hAnsi="Arial" w:cs="Courier New"/>
+                <w:b/>
+                <w:bCs/>
                 <w:kern w:val="2"/>
               </w:rPr>
             </w:pPr>
@@ -3804,18 +5762,6 @@
       <w:pPr>
         <w:spacing w:before="240"/>
         <w:contextualSpacing/>
-        <w:rPr>
-          <w:rFonts w:ascii="Arial" w:hAnsi="Arial" w:cs="Courier New"/>
-          <w:b/>
-          <w:kern w:val="2"/>
-        </w:rPr>
-      </w:pPr>
-    </w:p>
-    <w:p>
-      <w:pPr>
-        <w:spacing w:before="240"/>
-        <w:contextualSpacing/>
-        <w:jc w:val="center"/>
         <w:rPr>
           <w:rFonts w:ascii="Arial" w:hAnsi="Arial" w:cs="Courier New"/>
           <w:b/>
@@ -4283,6 +6229,184 @@
     </w:lvl>
   </w:abstractNum>
   <w:abstractNum w:abstractNumId="1" w15:restartNumberingAfterBreak="0">
+    <w:nsid w:val="1D660EAF"/>
+    <w:multiLevelType w:val="hybridMultilevel"/>
+    <w:tmpl w:val="56A2136E"/>
+    <w:lvl w:ilvl="0" w:tplc="080A000F">
+      <w:start w:val="1"/>
+      <w:numFmt w:val="decimal"/>
+      <w:lvlText w:val="%1."/>
+      <w:lvlJc w:val="left"/>
+      <w:pPr>
+        <w:ind w:left="720" w:hanging="360"/>
+      </w:pPr>
+      <w:rPr>
+        <w:rFonts w:hint="default"/>
+      </w:rPr>
+    </w:lvl>
+    <w:lvl w:ilvl="1" w:tplc="080A0019" w:tentative="1">
+      <w:start w:val="1"/>
+      <w:numFmt w:val="lowerLetter"/>
+      <w:lvlText w:val="%2."/>
+      <w:lvlJc w:val="left"/>
+      <w:pPr>
+        <w:ind w:left="1440" w:hanging="360"/>
+      </w:pPr>
+    </w:lvl>
+    <w:lvl w:ilvl="2" w:tplc="080A001B" w:tentative="1">
+      <w:start w:val="1"/>
+      <w:numFmt w:val="lowerRoman"/>
+      <w:lvlText w:val="%3."/>
+      <w:lvlJc w:val="right"/>
+      <w:pPr>
+        <w:ind w:left="2160" w:hanging="180"/>
+      </w:pPr>
+    </w:lvl>
+    <w:lvl w:ilvl="3" w:tplc="080A000F" w:tentative="1">
+      <w:start w:val="1"/>
+      <w:numFmt w:val="decimal"/>
+      <w:lvlText w:val="%4."/>
+      <w:lvlJc w:val="left"/>
+      <w:pPr>
+        <w:ind w:left="2880" w:hanging="360"/>
+      </w:pPr>
+    </w:lvl>
+    <w:lvl w:ilvl="4" w:tplc="080A0019" w:tentative="1">
+      <w:start w:val="1"/>
+      <w:numFmt w:val="lowerLetter"/>
+      <w:lvlText w:val="%5."/>
+      <w:lvlJc w:val="left"/>
+      <w:pPr>
+        <w:ind w:left="3600" w:hanging="360"/>
+      </w:pPr>
+    </w:lvl>
+    <w:lvl w:ilvl="5" w:tplc="080A001B" w:tentative="1">
+      <w:start w:val="1"/>
+      <w:numFmt w:val="lowerRoman"/>
+      <w:lvlText w:val="%6."/>
+      <w:lvlJc w:val="right"/>
+      <w:pPr>
+        <w:ind w:left="4320" w:hanging="180"/>
+      </w:pPr>
+    </w:lvl>
+    <w:lvl w:ilvl="6" w:tplc="080A000F" w:tentative="1">
+      <w:start w:val="1"/>
+      <w:numFmt w:val="decimal"/>
+      <w:lvlText w:val="%7."/>
+      <w:lvlJc w:val="left"/>
+      <w:pPr>
+        <w:ind w:left="5040" w:hanging="360"/>
+      </w:pPr>
+    </w:lvl>
+    <w:lvl w:ilvl="7" w:tplc="080A0019" w:tentative="1">
+      <w:start w:val="1"/>
+      <w:numFmt w:val="lowerLetter"/>
+      <w:lvlText w:val="%8."/>
+      <w:lvlJc w:val="left"/>
+      <w:pPr>
+        <w:ind w:left="5760" w:hanging="360"/>
+      </w:pPr>
+    </w:lvl>
+    <w:lvl w:ilvl="8" w:tplc="080A001B" w:tentative="1">
+      <w:start w:val="1"/>
+      <w:numFmt w:val="lowerRoman"/>
+      <w:lvlText w:val="%9."/>
+      <w:lvlJc w:val="right"/>
+      <w:pPr>
+        <w:ind w:left="6480" w:hanging="180"/>
+      </w:pPr>
+    </w:lvl>
+  </w:abstractNum>
+  <w:abstractNum w:abstractNumId="2" w15:restartNumberingAfterBreak="0">
+    <w:nsid w:val="1D947D2D"/>
+    <w:multiLevelType w:val="hybridMultilevel"/>
+    <w:tmpl w:val="4A38A916"/>
+    <w:lvl w:ilvl="0" w:tplc="080A000F">
+      <w:start w:val="1"/>
+      <w:numFmt w:val="decimal"/>
+      <w:lvlText w:val="%1."/>
+      <w:lvlJc w:val="left"/>
+      <w:pPr>
+        <w:ind w:left="720" w:hanging="360"/>
+      </w:pPr>
+      <w:rPr>
+        <w:rFonts w:hint="default"/>
+      </w:rPr>
+    </w:lvl>
+    <w:lvl w:ilvl="1" w:tplc="080A0019" w:tentative="1">
+      <w:start w:val="1"/>
+      <w:numFmt w:val="lowerLetter"/>
+      <w:lvlText w:val="%2."/>
+      <w:lvlJc w:val="left"/>
+      <w:pPr>
+        <w:ind w:left="1440" w:hanging="360"/>
+      </w:pPr>
+    </w:lvl>
+    <w:lvl w:ilvl="2" w:tplc="080A001B" w:tentative="1">
+      <w:start w:val="1"/>
+      <w:numFmt w:val="lowerRoman"/>
+      <w:lvlText w:val="%3."/>
+      <w:lvlJc w:val="right"/>
+      <w:pPr>
+        <w:ind w:left="2160" w:hanging="180"/>
+      </w:pPr>
+    </w:lvl>
+    <w:lvl w:ilvl="3" w:tplc="080A000F" w:tentative="1">
+      <w:start w:val="1"/>
+      <w:numFmt w:val="decimal"/>
+      <w:lvlText w:val="%4."/>
+      <w:lvlJc w:val="left"/>
+      <w:pPr>
+        <w:ind w:left="2880" w:hanging="360"/>
+      </w:pPr>
+    </w:lvl>
+    <w:lvl w:ilvl="4" w:tplc="080A0019" w:tentative="1">
+      <w:start w:val="1"/>
+      <w:numFmt w:val="lowerLetter"/>
+      <w:lvlText w:val="%5."/>
+      <w:lvlJc w:val="left"/>
+      <w:pPr>
+        <w:ind w:left="3600" w:hanging="360"/>
+      </w:pPr>
+    </w:lvl>
+    <w:lvl w:ilvl="5" w:tplc="080A001B" w:tentative="1">
+      <w:start w:val="1"/>
+      <w:numFmt w:val="lowerRoman"/>
+      <w:lvlText w:val="%6."/>
+      <w:lvlJc w:val="right"/>
+      <w:pPr>
+        <w:ind w:left="4320" w:hanging="180"/>
+      </w:pPr>
+    </w:lvl>
+    <w:lvl w:ilvl="6" w:tplc="080A000F" w:tentative="1">
+      <w:start w:val="1"/>
+      <w:numFmt w:val="decimal"/>
+      <w:lvlText w:val="%7."/>
+      <w:lvlJc w:val="left"/>
+      <w:pPr>
+        <w:ind w:left="5040" w:hanging="360"/>
+      </w:pPr>
+    </w:lvl>
+    <w:lvl w:ilvl="7" w:tplc="080A0019" w:tentative="1">
+      <w:start w:val="1"/>
+      <w:numFmt w:val="lowerLetter"/>
+      <w:lvlText w:val="%8."/>
+      <w:lvlJc w:val="left"/>
+      <w:pPr>
+        <w:ind w:left="5760" w:hanging="360"/>
+      </w:pPr>
+    </w:lvl>
+    <w:lvl w:ilvl="8" w:tplc="080A001B" w:tentative="1">
+      <w:start w:val="1"/>
+      <w:numFmt w:val="lowerRoman"/>
+      <w:lvlText w:val="%9."/>
+      <w:lvlJc w:val="right"/>
+      <w:pPr>
+        <w:ind w:left="6480" w:hanging="180"/>
+      </w:pPr>
+    </w:lvl>
+  </w:abstractNum>
+  <w:abstractNum w:abstractNumId="3" w15:restartNumberingAfterBreak="0">
     <w:nsid w:val="1D9A4A24"/>
     <w:multiLevelType w:val="hybridMultilevel"/>
     <w:tmpl w:val="A3904E18"/>
@@ -4372,7 +6496,440 @@
       </w:pPr>
     </w:lvl>
   </w:abstractNum>
-  <w:abstractNum w:abstractNumId="2" w15:restartNumberingAfterBreak="0">
+  <w:abstractNum w:abstractNumId="4" w15:restartNumberingAfterBreak="0">
+    <w:nsid w:val="1FDC038A"/>
+    <w:multiLevelType w:val="hybridMultilevel"/>
+    <w:tmpl w:val="EFF04B42"/>
+    <w:lvl w:ilvl="0" w:tplc="080A000F">
+      <w:start w:val="1"/>
+      <w:numFmt w:val="decimal"/>
+      <w:lvlText w:val="%1."/>
+      <w:lvlJc w:val="left"/>
+      <w:pPr>
+        <w:ind w:left="720" w:hanging="360"/>
+      </w:pPr>
+    </w:lvl>
+    <w:lvl w:ilvl="1" w:tplc="080A0019" w:tentative="1">
+      <w:start w:val="1"/>
+      <w:numFmt w:val="lowerLetter"/>
+      <w:lvlText w:val="%2."/>
+      <w:lvlJc w:val="left"/>
+      <w:pPr>
+        <w:ind w:left="1440" w:hanging="360"/>
+      </w:pPr>
+    </w:lvl>
+    <w:lvl w:ilvl="2" w:tplc="080A001B" w:tentative="1">
+      <w:start w:val="1"/>
+      <w:numFmt w:val="lowerRoman"/>
+      <w:lvlText w:val="%3."/>
+      <w:lvlJc w:val="right"/>
+      <w:pPr>
+        <w:ind w:left="2160" w:hanging="180"/>
+      </w:pPr>
+    </w:lvl>
+    <w:lvl w:ilvl="3" w:tplc="080A000F" w:tentative="1">
+      <w:start w:val="1"/>
+      <w:numFmt w:val="decimal"/>
+      <w:lvlText w:val="%4."/>
+      <w:lvlJc w:val="left"/>
+      <w:pPr>
+        <w:ind w:left="2880" w:hanging="360"/>
+      </w:pPr>
+    </w:lvl>
+    <w:lvl w:ilvl="4" w:tplc="080A0019" w:tentative="1">
+      <w:start w:val="1"/>
+      <w:numFmt w:val="lowerLetter"/>
+      <w:lvlText w:val="%5."/>
+      <w:lvlJc w:val="left"/>
+      <w:pPr>
+        <w:ind w:left="3600" w:hanging="360"/>
+      </w:pPr>
+    </w:lvl>
+    <w:lvl w:ilvl="5" w:tplc="080A001B" w:tentative="1">
+      <w:start w:val="1"/>
+      <w:numFmt w:val="lowerRoman"/>
+      <w:lvlText w:val="%6."/>
+      <w:lvlJc w:val="right"/>
+      <w:pPr>
+        <w:ind w:left="4320" w:hanging="180"/>
+      </w:pPr>
+    </w:lvl>
+    <w:lvl w:ilvl="6" w:tplc="080A000F" w:tentative="1">
+      <w:start w:val="1"/>
+      <w:numFmt w:val="decimal"/>
+      <w:lvlText w:val="%7."/>
+      <w:lvlJc w:val="left"/>
+      <w:pPr>
+        <w:ind w:left="5040" w:hanging="360"/>
+      </w:pPr>
+    </w:lvl>
+    <w:lvl w:ilvl="7" w:tplc="080A0019" w:tentative="1">
+      <w:start w:val="1"/>
+      <w:numFmt w:val="lowerLetter"/>
+      <w:lvlText w:val="%8."/>
+      <w:lvlJc w:val="left"/>
+      <w:pPr>
+        <w:ind w:left="5760" w:hanging="360"/>
+      </w:pPr>
+    </w:lvl>
+    <w:lvl w:ilvl="8" w:tplc="080A001B" w:tentative="1">
+      <w:start w:val="1"/>
+      <w:numFmt w:val="lowerRoman"/>
+      <w:lvlText w:val="%9."/>
+      <w:lvlJc w:val="right"/>
+      <w:pPr>
+        <w:ind w:left="6480" w:hanging="180"/>
+      </w:pPr>
+    </w:lvl>
+  </w:abstractNum>
+  <w:abstractNum w:abstractNumId="5" w15:restartNumberingAfterBreak="0">
+    <w:nsid w:val="23663C84"/>
+    <w:multiLevelType w:val="hybridMultilevel"/>
+    <w:tmpl w:val="A42CD2F8"/>
+    <w:lvl w:ilvl="0" w:tplc="080A000F">
+      <w:start w:val="1"/>
+      <w:numFmt w:val="decimal"/>
+      <w:lvlText w:val="%1."/>
+      <w:lvlJc w:val="left"/>
+      <w:pPr>
+        <w:ind w:left="720" w:hanging="360"/>
+      </w:pPr>
+    </w:lvl>
+    <w:lvl w:ilvl="1" w:tplc="080A0019" w:tentative="1">
+      <w:start w:val="1"/>
+      <w:numFmt w:val="lowerLetter"/>
+      <w:lvlText w:val="%2."/>
+      <w:lvlJc w:val="left"/>
+      <w:pPr>
+        <w:ind w:left="1440" w:hanging="360"/>
+      </w:pPr>
+    </w:lvl>
+    <w:lvl w:ilvl="2" w:tplc="080A001B" w:tentative="1">
+      <w:start w:val="1"/>
+      <w:numFmt w:val="lowerRoman"/>
+      <w:lvlText w:val="%3."/>
+      <w:lvlJc w:val="right"/>
+      <w:pPr>
+        <w:ind w:left="2160" w:hanging="180"/>
+      </w:pPr>
+    </w:lvl>
+    <w:lvl w:ilvl="3" w:tplc="080A000F" w:tentative="1">
+      <w:start w:val="1"/>
+      <w:numFmt w:val="decimal"/>
+      <w:lvlText w:val="%4."/>
+      <w:lvlJc w:val="left"/>
+      <w:pPr>
+        <w:ind w:left="2880" w:hanging="360"/>
+      </w:pPr>
+    </w:lvl>
+    <w:lvl w:ilvl="4" w:tplc="080A0019" w:tentative="1">
+      <w:start w:val="1"/>
+      <w:numFmt w:val="lowerLetter"/>
+      <w:lvlText w:val="%5."/>
+      <w:lvlJc w:val="left"/>
+      <w:pPr>
+        <w:ind w:left="3600" w:hanging="360"/>
+      </w:pPr>
+    </w:lvl>
+    <w:lvl w:ilvl="5" w:tplc="080A001B" w:tentative="1">
+      <w:start w:val="1"/>
+      <w:numFmt w:val="lowerRoman"/>
+      <w:lvlText w:val="%6."/>
+      <w:lvlJc w:val="right"/>
+      <w:pPr>
+        <w:ind w:left="4320" w:hanging="180"/>
+      </w:pPr>
+    </w:lvl>
+    <w:lvl w:ilvl="6" w:tplc="080A000F" w:tentative="1">
+      <w:start w:val="1"/>
+      <w:numFmt w:val="decimal"/>
+      <w:lvlText w:val="%7."/>
+      <w:lvlJc w:val="left"/>
+      <w:pPr>
+        <w:ind w:left="5040" w:hanging="360"/>
+      </w:pPr>
+    </w:lvl>
+    <w:lvl w:ilvl="7" w:tplc="080A0019" w:tentative="1">
+      <w:start w:val="1"/>
+      <w:numFmt w:val="lowerLetter"/>
+      <w:lvlText w:val="%8."/>
+      <w:lvlJc w:val="left"/>
+      <w:pPr>
+        <w:ind w:left="5760" w:hanging="360"/>
+      </w:pPr>
+    </w:lvl>
+    <w:lvl w:ilvl="8" w:tplc="080A001B" w:tentative="1">
+      <w:start w:val="1"/>
+      <w:numFmt w:val="lowerRoman"/>
+      <w:lvlText w:val="%9."/>
+      <w:lvlJc w:val="right"/>
+      <w:pPr>
+        <w:ind w:left="6480" w:hanging="180"/>
+      </w:pPr>
+    </w:lvl>
+  </w:abstractNum>
+  <w:abstractNum w:abstractNumId="6" w15:restartNumberingAfterBreak="0">
+    <w:nsid w:val="3A894A40"/>
+    <w:multiLevelType w:val="hybridMultilevel"/>
+    <w:tmpl w:val="956CE4A8"/>
+    <w:lvl w:ilvl="0" w:tplc="080A000F">
+      <w:start w:val="1"/>
+      <w:numFmt w:val="decimal"/>
+      <w:lvlText w:val="%1."/>
+      <w:lvlJc w:val="left"/>
+      <w:pPr>
+        <w:ind w:left="720" w:hanging="360"/>
+      </w:pPr>
+    </w:lvl>
+    <w:lvl w:ilvl="1" w:tplc="080A0019" w:tentative="1">
+      <w:start w:val="1"/>
+      <w:numFmt w:val="lowerLetter"/>
+      <w:lvlText w:val="%2."/>
+      <w:lvlJc w:val="left"/>
+      <w:pPr>
+        <w:ind w:left="1440" w:hanging="360"/>
+      </w:pPr>
+    </w:lvl>
+    <w:lvl w:ilvl="2" w:tplc="080A001B" w:tentative="1">
+      <w:start w:val="1"/>
+      <w:numFmt w:val="lowerRoman"/>
+      <w:lvlText w:val="%3."/>
+      <w:lvlJc w:val="right"/>
+      <w:pPr>
+        <w:ind w:left="2160" w:hanging="180"/>
+      </w:pPr>
+    </w:lvl>
+    <w:lvl w:ilvl="3" w:tplc="080A000F" w:tentative="1">
+      <w:start w:val="1"/>
+      <w:numFmt w:val="decimal"/>
+      <w:lvlText w:val="%4."/>
+      <w:lvlJc w:val="left"/>
+      <w:pPr>
+        <w:ind w:left="2880" w:hanging="360"/>
+      </w:pPr>
+    </w:lvl>
+    <w:lvl w:ilvl="4" w:tplc="080A0019" w:tentative="1">
+      <w:start w:val="1"/>
+      <w:numFmt w:val="lowerLetter"/>
+      <w:lvlText w:val="%5."/>
+      <w:lvlJc w:val="left"/>
+      <w:pPr>
+        <w:ind w:left="3600" w:hanging="360"/>
+      </w:pPr>
+    </w:lvl>
+    <w:lvl w:ilvl="5" w:tplc="080A001B" w:tentative="1">
+      <w:start w:val="1"/>
+      <w:numFmt w:val="lowerRoman"/>
+      <w:lvlText w:val="%6."/>
+      <w:lvlJc w:val="right"/>
+      <w:pPr>
+        <w:ind w:left="4320" w:hanging="180"/>
+      </w:pPr>
+    </w:lvl>
+    <w:lvl w:ilvl="6" w:tplc="080A000F" w:tentative="1">
+      <w:start w:val="1"/>
+      <w:numFmt w:val="decimal"/>
+      <w:lvlText w:val="%7."/>
+      <w:lvlJc w:val="left"/>
+      <w:pPr>
+        <w:ind w:left="5040" w:hanging="360"/>
+      </w:pPr>
+    </w:lvl>
+    <w:lvl w:ilvl="7" w:tplc="080A0019" w:tentative="1">
+      <w:start w:val="1"/>
+      <w:numFmt w:val="lowerLetter"/>
+      <w:lvlText w:val="%8."/>
+      <w:lvlJc w:val="left"/>
+      <w:pPr>
+        <w:ind w:left="5760" w:hanging="360"/>
+      </w:pPr>
+    </w:lvl>
+    <w:lvl w:ilvl="8" w:tplc="080A001B" w:tentative="1">
+      <w:start w:val="1"/>
+      <w:numFmt w:val="lowerRoman"/>
+      <w:lvlText w:val="%9."/>
+      <w:lvlJc w:val="right"/>
+      <w:pPr>
+        <w:ind w:left="6480" w:hanging="180"/>
+      </w:pPr>
+    </w:lvl>
+  </w:abstractNum>
+  <w:abstractNum w:abstractNumId="7" w15:restartNumberingAfterBreak="0">
+    <w:nsid w:val="3F98721C"/>
+    <w:multiLevelType w:val="hybridMultilevel"/>
+    <w:tmpl w:val="4B50AC82"/>
+    <w:lvl w:ilvl="0" w:tplc="080A000F">
+      <w:start w:val="1"/>
+      <w:numFmt w:val="decimal"/>
+      <w:lvlText w:val="%1."/>
+      <w:lvlJc w:val="left"/>
+      <w:pPr>
+        <w:ind w:left="720" w:hanging="360"/>
+      </w:pPr>
+      <w:rPr>
+        <w:rFonts w:hint="default"/>
+      </w:rPr>
+    </w:lvl>
+    <w:lvl w:ilvl="1" w:tplc="080A0019" w:tentative="1">
+      <w:start w:val="1"/>
+      <w:numFmt w:val="lowerLetter"/>
+      <w:lvlText w:val="%2."/>
+      <w:lvlJc w:val="left"/>
+      <w:pPr>
+        <w:ind w:left="1440" w:hanging="360"/>
+      </w:pPr>
+    </w:lvl>
+    <w:lvl w:ilvl="2" w:tplc="080A001B" w:tentative="1">
+      <w:start w:val="1"/>
+      <w:numFmt w:val="lowerRoman"/>
+      <w:lvlText w:val="%3."/>
+      <w:lvlJc w:val="right"/>
+      <w:pPr>
+        <w:ind w:left="2160" w:hanging="180"/>
+      </w:pPr>
+    </w:lvl>
+    <w:lvl w:ilvl="3" w:tplc="080A000F" w:tentative="1">
+      <w:start w:val="1"/>
+      <w:numFmt w:val="decimal"/>
+      <w:lvlText w:val="%4."/>
+      <w:lvlJc w:val="left"/>
+      <w:pPr>
+        <w:ind w:left="2880" w:hanging="360"/>
+      </w:pPr>
+    </w:lvl>
+    <w:lvl w:ilvl="4" w:tplc="080A0019" w:tentative="1">
+      <w:start w:val="1"/>
+      <w:numFmt w:val="lowerLetter"/>
+      <w:lvlText w:val="%5."/>
+      <w:lvlJc w:val="left"/>
+      <w:pPr>
+        <w:ind w:left="3600" w:hanging="360"/>
+      </w:pPr>
+    </w:lvl>
+    <w:lvl w:ilvl="5" w:tplc="080A001B" w:tentative="1">
+      <w:start w:val="1"/>
+      <w:numFmt w:val="lowerRoman"/>
+      <w:lvlText w:val="%6."/>
+      <w:lvlJc w:val="right"/>
+      <w:pPr>
+        <w:ind w:left="4320" w:hanging="180"/>
+      </w:pPr>
+    </w:lvl>
+    <w:lvl w:ilvl="6" w:tplc="080A000F" w:tentative="1">
+      <w:start w:val="1"/>
+      <w:numFmt w:val="decimal"/>
+      <w:lvlText w:val="%7."/>
+      <w:lvlJc w:val="left"/>
+      <w:pPr>
+        <w:ind w:left="5040" w:hanging="360"/>
+      </w:pPr>
+    </w:lvl>
+    <w:lvl w:ilvl="7" w:tplc="080A0019" w:tentative="1">
+      <w:start w:val="1"/>
+      <w:numFmt w:val="lowerLetter"/>
+      <w:lvlText w:val="%8."/>
+      <w:lvlJc w:val="left"/>
+      <w:pPr>
+        <w:ind w:left="5760" w:hanging="360"/>
+      </w:pPr>
+    </w:lvl>
+    <w:lvl w:ilvl="8" w:tplc="080A001B" w:tentative="1">
+      <w:start w:val="1"/>
+      <w:numFmt w:val="lowerRoman"/>
+      <w:lvlText w:val="%9."/>
+      <w:lvlJc w:val="right"/>
+      <w:pPr>
+        <w:ind w:left="6480" w:hanging="180"/>
+      </w:pPr>
+    </w:lvl>
+  </w:abstractNum>
+  <w:abstractNum w:abstractNumId="8" w15:restartNumberingAfterBreak="0">
+    <w:nsid w:val="4615529D"/>
+    <w:multiLevelType w:val="hybridMultilevel"/>
+    <w:tmpl w:val="4E72F972"/>
+    <w:lvl w:ilvl="0" w:tplc="080A000F">
+      <w:start w:val="1"/>
+      <w:numFmt w:val="decimal"/>
+      <w:lvlText w:val="%1."/>
+      <w:lvlJc w:val="left"/>
+      <w:pPr>
+        <w:ind w:left="720" w:hanging="360"/>
+      </w:pPr>
+    </w:lvl>
+    <w:lvl w:ilvl="1" w:tplc="080A0019" w:tentative="1">
+      <w:start w:val="1"/>
+      <w:numFmt w:val="lowerLetter"/>
+      <w:lvlText w:val="%2."/>
+      <w:lvlJc w:val="left"/>
+      <w:pPr>
+        <w:ind w:left="1440" w:hanging="360"/>
+      </w:pPr>
+    </w:lvl>
+    <w:lvl w:ilvl="2" w:tplc="080A001B" w:tentative="1">
+      <w:start w:val="1"/>
+      <w:numFmt w:val="lowerRoman"/>
+      <w:lvlText w:val="%3."/>
+      <w:lvlJc w:val="right"/>
+      <w:pPr>
+        <w:ind w:left="2160" w:hanging="180"/>
+      </w:pPr>
+    </w:lvl>
+    <w:lvl w:ilvl="3" w:tplc="080A000F" w:tentative="1">
+      <w:start w:val="1"/>
+      <w:numFmt w:val="decimal"/>
+      <w:lvlText w:val="%4."/>
+      <w:lvlJc w:val="left"/>
+      <w:pPr>
+        <w:ind w:left="2880" w:hanging="360"/>
+      </w:pPr>
+    </w:lvl>
+    <w:lvl w:ilvl="4" w:tplc="080A0019" w:tentative="1">
+      <w:start w:val="1"/>
+      <w:numFmt w:val="lowerLetter"/>
+      <w:lvlText w:val="%5."/>
+      <w:lvlJc w:val="left"/>
+      <w:pPr>
+        <w:ind w:left="3600" w:hanging="360"/>
+      </w:pPr>
+    </w:lvl>
+    <w:lvl w:ilvl="5" w:tplc="080A001B" w:tentative="1">
+      <w:start w:val="1"/>
+      <w:numFmt w:val="lowerRoman"/>
+      <w:lvlText w:val="%6."/>
+      <w:lvlJc w:val="right"/>
+      <w:pPr>
+        <w:ind w:left="4320" w:hanging="180"/>
+      </w:pPr>
+    </w:lvl>
+    <w:lvl w:ilvl="6" w:tplc="080A000F" w:tentative="1">
+      <w:start w:val="1"/>
+      <w:numFmt w:val="decimal"/>
+      <w:lvlText w:val="%7."/>
+      <w:lvlJc w:val="left"/>
+      <w:pPr>
+        <w:ind w:left="5040" w:hanging="360"/>
+      </w:pPr>
+    </w:lvl>
+    <w:lvl w:ilvl="7" w:tplc="080A0019" w:tentative="1">
+      <w:start w:val="1"/>
+      <w:numFmt w:val="lowerLetter"/>
+      <w:lvlText w:val="%8."/>
+      <w:lvlJc w:val="left"/>
+      <w:pPr>
+        <w:ind w:left="5760" w:hanging="360"/>
+      </w:pPr>
+    </w:lvl>
+    <w:lvl w:ilvl="8" w:tplc="080A001B" w:tentative="1">
+      <w:start w:val="1"/>
+      <w:numFmt w:val="lowerRoman"/>
+      <w:lvlText w:val="%9."/>
+      <w:lvlJc w:val="right"/>
+      <w:pPr>
+        <w:ind w:left="6480" w:hanging="180"/>
+      </w:pPr>
+    </w:lvl>
+  </w:abstractNum>
+  <w:abstractNum w:abstractNumId="9" w15:restartNumberingAfterBreak="0">
     <w:nsid w:val="73FF5E3E"/>
     <w:multiLevelType w:val="multilevel"/>
     <w:tmpl w:val="7A603C2A"/>
@@ -4485,7 +7042,7 @@
       </w:rPr>
     </w:lvl>
   </w:abstractNum>
-  <w:abstractNum w:abstractNumId="3" w15:restartNumberingAfterBreak="0">
+  <w:abstractNum w:abstractNumId="10" w15:restartNumberingAfterBreak="0">
     <w:nsid w:val="7A2C4BD5"/>
     <w:multiLevelType w:val="hybridMultilevel"/>
     <w:tmpl w:val="3A10E7BE"/>
@@ -4575,17 +7132,130 @@
       </w:pPr>
     </w:lvl>
   </w:abstractNum>
+  <w:abstractNum w:abstractNumId="11" w15:restartNumberingAfterBreak="0">
+    <w:nsid w:val="7BB110E5"/>
+    <w:multiLevelType w:val="hybridMultilevel"/>
+    <w:tmpl w:val="DC96E0F4"/>
+    <w:lvl w:ilvl="0" w:tplc="080A000F">
+      <w:start w:val="1"/>
+      <w:numFmt w:val="decimal"/>
+      <w:lvlText w:val="%1."/>
+      <w:lvlJc w:val="left"/>
+      <w:pPr>
+        <w:ind w:left="720" w:hanging="360"/>
+      </w:pPr>
+      <w:rPr>
+        <w:rFonts w:hint="default"/>
+      </w:rPr>
+    </w:lvl>
+    <w:lvl w:ilvl="1" w:tplc="080A0019" w:tentative="1">
+      <w:start w:val="1"/>
+      <w:numFmt w:val="lowerLetter"/>
+      <w:lvlText w:val="%2."/>
+      <w:lvlJc w:val="left"/>
+      <w:pPr>
+        <w:ind w:left="1440" w:hanging="360"/>
+      </w:pPr>
+    </w:lvl>
+    <w:lvl w:ilvl="2" w:tplc="080A001B" w:tentative="1">
+      <w:start w:val="1"/>
+      <w:numFmt w:val="lowerRoman"/>
+      <w:lvlText w:val="%3."/>
+      <w:lvlJc w:val="right"/>
+      <w:pPr>
+        <w:ind w:left="2160" w:hanging="180"/>
+      </w:pPr>
+    </w:lvl>
+    <w:lvl w:ilvl="3" w:tplc="080A000F" w:tentative="1">
+      <w:start w:val="1"/>
+      <w:numFmt w:val="decimal"/>
+      <w:lvlText w:val="%4."/>
+      <w:lvlJc w:val="left"/>
+      <w:pPr>
+        <w:ind w:left="2880" w:hanging="360"/>
+      </w:pPr>
+    </w:lvl>
+    <w:lvl w:ilvl="4" w:tplc="080A0019" w:tentative="1">
+      <w:start w:val="1"/>
+      <w:numFmt w:val="lowerLetter"/>
+      <w:lvlText w:val="%5."/>
+      <w:lvlJc w:val="left"/>
+      <w:pPr>
+        <w:ind w:left="3600" w:hanging="360"/>
+      </w:pPr>
+    </w:lvl>
+    <w:lvl w:ilvl="5" w:tplc="080A001B" w:tentative="1">
+      <w:start w:val="1"/>
+      <w:numFmt w:val="lowerRoman"/>
+      <w:lvlText w:val="%6."/>
+      <w:lvlJc w:val="right"/>
+      <w:pPr>
+        <w:ind w:left="4320" w:hanging="180"/>
+      </w:pPr>
+    </w:lvl>
+    <w:lvl w:ilvl="6" w:tplc="080A000F" w:tentative="1">
+      <w:start w:val="1"/>
+      <w:numFmt w:val="decimal"/>
+      <w:lvlText w:val="%7."/>
+      <w:lvlJc w:val="left"/>
+      <w:pPr>
+        <w:ind w:left="5040" w:hanging="360"/>
+      </w:pPr>
+    </w:lvl>
+    <w:lvl w:ilvl="7" w:tplc="080A0019" w:tentative="1">
+      <w:start w:val="1"/>
+      <w:numFmt w:val="lowerLetter"/>
+      <w:lvlText w:val="%8."/>
+      <w:lvlJc w:val="left"/>
+      <w:pPr>
+        <w:ind w:left="5760" w:hanging="360"/>
+      </w:pPr>
+    </w:lvl>
+    <w:lvl w:ilvl="8" w:tplc="080A001B" w:tentative="1">
+      <w:start w:val="1"/>
+      <w:numFmt w:val="lowerRoman"/>
+      <w:lvlText w:val="%9."/>
+      <w:lvlJc w:val="right"/>
+      <w:pPr>
+        <w:ind w:left="6480" w:hanging="180"/>
+      </w:pPr>
+    </w:lvl>
+  </w:abstractNum>
   <w:num w:numId="1" w16cid:durableId="539780663">
-    <w:abstractNumId w:val="1"/>
+    <w:abstractNumId w:val="3"/>
   </w:num>
   <w:num w:numId="2" w16cid:durableId="254559830">
-    <w:abstractNumId w:val="2"/>
+    <w:abstractNumId w:val="9"/>
   </w:num>
   <w:num w:numId="3" w16cid:durableId="1302618726">
-    <w:abstractNumId w:val="3"/>
+    <w:abstractNumId w:val="10"/>
   </w:num>
   <w:num w:numId="4" w16cid:durableId="621228032">
     <w:abstractNumId w:val="0"/>
+  </w:num>
+  <w:num w:numId="5" w16cid:durableId="1976637912">
+    <w:abstractNumId w:val="5"/>
+  </w:num>
+  <w:num w:numId="6" w16cid:durableId="363139694">
+    <w:abstractNumId w:val="1"/>
+  </w:num>
+  <w:num w:numId="7" w16cid:durableId="287587446">
+    <w:abstractNumId w:val="6"/>
+  </w:num>
+  <w:num w:numId="8" w16cid:durableId="902759521">
+    <w:abstractNumId w:val="7"/>
+  </w:num>
+  <w:num w:numId="9" w16cid:durableId="1541820959">
+    <w:abstractNumId w:val="8"/>
+  </w:num>
+  <w:num w:numId="10" w16cid:durableId="723404853">
+    <w:abstractNumId w:val="11"/>
+  </w:num>
+  <w:num w:numId="11" w16cid:durableId="2036924816">
+    <w:abstractNumId w:val="4"/>
+  </w:num>
+  <w:num w:numId="12" w16cid:durableId="1652051630">
+    <w:abstractNumId w:val="2"/>
   </w:num>
 </w:numbering>
 </file>
@@ -5318,6 +7988,382 @@
       <w:szCs w:val="26"/>
     </w:rPr>
   </w:style>
+  <w:style w:type="character" w:styleId="Hipervnculovisitado">
+    <w:name w:val="FollowedHyperlink"/>
+    <w:basedOn w:val="Fuentedeprrafopredeter"/>
+    <w:uiPriority w:val="99"/>
+    <w:semiHidden/>
+    <w:unhideWhenUsed/>
+    <w:rsid w:val="00544BE9"/>
+    <w:rPr>
+      <w:color w:val="800080" w:themeColor="followedHyperlink"/>
+      <w:u w:val="single"/>
+    </w:rPr>
+  </w:style>
+  <w:style w:type="paragraph" w:customStyle="1" w:styleId="p1">
+    <w:name w:val="p1"/>
+    <w:basedOn w:val="Normal"/>
+    <w:rsid w:val="008B7472"/>
+    <w:pPr>
+      <w:spacing w:before="100" w:beforeAutospacing="1" w:after="100" w:afterAutospacing="1" w:line="240" w:lineRule="auto"/>
+    </w:pPr>
+    <w:rPr>
+      <w:rFonts w:ascii="Times New Roman" w:eastAsia="Times New Roman" w:hAnsi="Times New Roman" w:cs="Times New Roman"/>
+      <w:sz w:val="24"/>
+      <w:szCs w:val="24"/>
+      <w:lang w:eastAsia="es-MX"/>
+    </w:rPr>
+  </w:style>
+  <w:style w:type="table" w:styleId="Tablanormal2">
+    <w:name w:val="Plain Table 2"/>
+    <w:basedOn w:val="Tablanormal"/>
+    <w:uiPriority w:val="42"/>
+    <w:rsid w:val="008B7472"/>
+    <w:pPr>
+      <w:spacing w:after="0" w:line="240" w:lineRule="auto"/>
+    </w:pPr>
+    <w:tblPr>
+      <w:tblStyleRowBandSize w:val="1"/>
+      <w:tblStyleColBandSize w:val="1"/>
+      <w:tblBorders>
+        <w:top w:val="single" w:sz="4" w:space="0" w:color="7F7F7F" w:themeColor="text1" w:themeTint="80"/>
+        <w:bottom w:val="single" w:sz="4" w:space="0" w:color="7F7F7F" w:themeColor="text1" w:themeTint="80"/>
+      </w:tblBorders>
+    </w:tblPr>
+    <w:tblStylePr w:type="firstRow">
+      <w:rPr>
+        <w:b/>
+        <w:bCs/>
+      </w:rPr>
+      <w:tblPr/>
+      <w:tcPr>
+        <w:tcBorders>
+          <w:bottom w:val="single" w:sz="4" w:space="0" w:color="7F7F7F" w:themeColor="text1" w:themeTint="80"/>
+        </w:tcBorders>
+      </w:tcPr>
+    </w:tblStylePr>
+    <w:tblStylePr w:type="lastRow">
+      <w:rPr>
+        <w:b/>
+        <w:bCs/>
+      </w:rPr>
+      <w:tblPr/>
+      <w:tcPr>
+        <w:tcBorders>
+          <w:top w:val="single" w:sz="4" w:space="0" w:color="7F7F7F" w:themeColor="text1" w:themeTint="80"/>
+        </w:tcBorders>
+      </w:tcPr>
+    </w:tblStylePr>
+    <w:tblStylePr w:type="firstCol">
+      <w:rPr>
+        <w:b/>
+        <w:bCs/>
+      </w:rPr>
+    </w:tblStylePr>
+    <w:tblStylePr w:type="lastCol">
+      <w:rPr>
+        <w:b/>
+        <w:bCs/>
+      </w:rPr>
+    </w:tblStylePr>
+    <w:tblStylePr w:type="band1Vert">
+      <w:tblPr/>
+      <w:tcPr>
+        <w:tcBorders>
+          <w:left w:val="single" w:sz="4" w:space="0" w:color="7F7F7F" w:themeColor="text1" w:themeTint="80"/>
+          <w:right w:val="single" w:sz="4" w:space="0" w:color="7F7F7F" w:themeColor="text1" w:themeTint="80"/>
+        </w:tcBorders>
+      </w:tcPr>
+    </w:tblStylePr>
+    <w:tblStylePr w:type="band2Vert">
+      <w:tblPr/>
+      <w:tcPr>
+        <w:tcBorders>
+          <w:left w:val="single" w:sz="4" w:space="0" w:color="7F7F7F" w:themeColor="text1" w:themeTint="80"/>
+          <w:right w:val="single" w:sz="4" w:space="0" w:color="7F7F7F" w:themeColor="text1" w:themeTint="80"/>
+        </w:tcBorders>
+      </w:tcPr>
+    </w:tblStylePr>
+    <w:tblStylePr w:type="band1Horz">
+      <w:tblPr/>
+      <w:tcPr>
+        <w:tcBorders>
+          <w:top w:val="single" w:sz="4" w:space="0" w:color="7F7F7F" w:themeColor="text1" w:themeTint="80"/>
+          <w:bottom w:val="single" w:sz="4" w:space="0" w:color="7F7F7F" w:themeColor="text1" w:themeTint="80"/>
+        </w:tcBorders>
+      </w:tcPr>
+    </w:tblStylePr>
+  </w:style>
+  <w:style w:type="table" w:styleId="Tablanormal3">
+    <w:name w:val="Plain Table 3"/>
+    <w:basedOn w:val="Tablanormal"/>
+    <w:uiPriority w:val="43"/>
+    <w:rsid w:val="008B7472"/>
+    <w:pPr>
+      <w:spacing w:after="0" w:line="240" w:lineRule="auto"/>
+    </w:pPr>
+    <w:tblPr>
+      <w:tblStyleRowBandSize w:val="1"/>
+      <w:tblStyleColBandSize w:val="1"/>
+    </w:tblPr>
+    <w:tblStylePr w:type="firstRow">
+      <w:rPr>
+        <w:b/>
+        <w:bCs/>
+        <w:caps/>
+      </w:rPr>
+      <w:tblPr/>
+      <w:tcPr>
+        <w:tcBorders>
+          <w:bottom w:val="single" w:sz="4" w:space="0" w:color="7F7F7F" w:themeColor="text1" w:themeTint="80"/>
+        </w:tcBorders>
+      </w:tcPr>
+    </w:tblStylePr>
+    <w:tblStylePr w:type="lastRow">
+      <w:rPr>
+        <w:b/>
+        <w:bCs/>
+        <w:caps/>
+      </w:rPr>
+      <w:tblPr/>
+      <w:tcPr>
+        <w:tcBorders>
+          <w:top w:val="nil"/>
+        </w:tcBorders>
+      </w:tcPr>
+    </w:tblStylePr>
+    <w:tblStylePr w:type="firstCol">
+      <w:rPr>
+        <w:b/>
+        <w:bCs/>
+        <w:caps/>
+      </w:rPr>
+      <w:tblPr/>
+      <w:tcPr>
+        <w:tcBorders>
+          <w:right w:val="single" w:sz="4" w:space="0" w:color="7F7F7F" w:themeColor="text1" w:themeTint="80"/>
+        </w:tcBorders>
+      </w:tcPr>
+    </w:tblStylePr>
+    <w:tblStylePr w:type="lastCol">
+      <w:rPr>
+        <w:b/>
+        <w:bCs/>
+        <w:caps/>
+      </w:rPr>
+      <w:tblPr/>
+      <w:tcPr>
+        <w:tcBorders>
+          <w:left w:val="nil"/>
+        </w:tcBorders>
+      </w:tcPr>
+    </w:tblStylePr>
+    <w:tblStylePr w:type="band1Vert">
+      <w:tblPr/>
+      <w:tcPr>
+        <w:shd w:val="clear" w:color="auto" w:fill="F2F2F2" w:themeFill="background1" w:themeFillShade="F2"/>
+      </w:tcPr>
+    </w:tblStylePr>
+    <w:tblStylePr w:type="band1Horz">
+      <w:tblPr/>
+      <w:tcPr>
+        <w:shd w:val="clear" w:color="auto" w:fill="F2F2F2" w:themeFill="background1" w:themeFillShade="F2"/>
+      </w:tcPr>
+    </w:tblStylePr>
+    <w:tblStylePr w:type="neCell">
+      <w:tblPr/>
+      <w:tcPr>
+        <w:tcBorders>
+          <w:left w:val="nil"/>
+        </w:tcBorders>
+      </w:tcPr>
+    </w:tblStylePr>
+    <w:tblStylePr w:type="nwCell">
+      <w:tblPr/>
+      <w:tcPr>
+        <w:tcBorders>
+          <w:right w:val="nil"/>
+        </w:tcBorders>
+      </w:tcPr>
+    </w:tblStylePr>
+  </w:style>
+  <w:style w:type="table" w:styleId="Tablanormal5">
+    <w:name w:val="Plain Table 5"/>
+    <w:basedOn w:val="Tablanormal"/>
+    <w:uiPriority w:val="45"/>
+    <w:rsid w:val="008B7472"/>
+    <w:pPr>
+      <w:spacing w:after="0" w:line="240" w:lineRule="auto"/>
+    </w:pPr>
+    <w:tblPr>
+      <w:tblStyleRowBandSize w:val="1"/>
+      <w:tblStyleColBandSize w:val="1"/>
+    </w:tblPr>
+    <w:tblStylePr w:type="firstRow">
+      <w:rPr>
+        <w:rFonts w:asciiTheme="majorHAnsi" w:eastAsiaTheme="majorEastAsia" w:hAnsiTheme="majorHAnsi" w:cstheme="majorBidi"/>
+        <w:i/>
+        <w:iCs/>
+        <w:sz w:val="26"/>
+      </w:rPr>
+      <w:tblPr/>
+      <w:tcPr>
+        <w:tcBorders>
+          <w:bottom w:val="single" w:sz="4" w:space="0" w:color="7F7F7F" w:themeColor="text1" w:themeTint="80"/>
+        </w:tcBorders>
+        <w:shd w:val="clear" w:color="auto" w:fill="FFFFFF" w:themeFill="background1"/>
+      </w:tcPr>
+    </w:tblStylePr>
+    <w:tblStylePr w:type="lastRow">
+      <w:rPr>
+        <w:rFonts w:asciiTheme="majorHAnsi" w:eastAsiaTheme="majorEastAsia" w:hAnsiTheme="majorHAnsi" w:cstheme="majorBidi"/>
+        <w:i/>
+        <w:iCs/>
+        <w:sz w:val="26"/>
+      </w:rPr>
+      <w:tblPr/>
+      <w:tcPr>
+        <w:tcBorders>
+          <w:top w:val="single" w:sz="4" w:space="0" w:color="7F7F7F" w:themeColor="text1" w:themeTint="80"/>
+        </w:tcBorders>
+        <w:shd w:val="clear" w:color="auto" w:fill="FFFFFF" w:themeFill="background1"/>
+      </w:tcPr>
+    </w:tblStylePr>
+    <w:tblStylePr w:type="firstCol">
+      <w:pPr>
+        <w:jc w:val="right"/>
+      </w:pPr>
+      <w:rPr>
+        <w:rFonts w:asciiTheme="majorHAnsi" w:eastAsiaTheme="majorEastAsia" w:hAnsiTheme="majorHAnsi" w:cstheme="majorBidi"/>
+        <w:i/>
+        <w:iCs/>
+        <w:sz w:val="26"/>
+      </w:rPr>
+      <w:tblPr/>
+      <w:tcPr>
+        <w:tcBorders>
+          <w:right w:val="single" w:sz="4" w:space="0" w:color="7F7F7F" w:themeColor="text1" w:themeTint="80"/>
+        </w:tcBorders>
+        <w:shd w:val="clear" w:color="auto" w:fill="FFFFFF" w:themeFill="background1"/>
+      </w:tcPr>
+    </w:tblStylePr>
+    <w:tblStylePr w:type="lastCol">
+      <w:rPr>
+        <w:rFonts w:asciiTheme="majorHAnsi" w:eastAsiaTheme="majorEastAsia" w:hAnsiTheme="majorHAnsi" w:cstheme="majorBidi"/>
+        <w:i/>
+        <w:iCs/>
+        <w:sz w:val="26"/>
+      </w:rPr>
+      <w:tblPr/>
+      <w:tcPr>
+        <w:tcBorders>
+          <w:left w:val="single" w:sz="4" w:space="0" w:color="7F7F7F" w:themeColor="text1" w:themeTint="80"/>
+        </w:tcBorders>
+        <w:shd w:val="clear" w:color="auto" w:fill="FFFFFF" w:themeFill="background1"/>
+      </w:tcPr>
+    </w:tblStylePr>
+    <w:tblStylePr w:type="band1Vert">
+      <w:tblPr/>
+      <w:tcPr>
+        <w:shd w:val="clear" w:color="auto" w:fill="F2F2F2" w:themeFill="background1" w:themeFillShade="F2"/>
+      </w:tcPr>
+    </w:tblStylePr>
+    <w:tblStylePr w:type="band1Horz">
+      <w:tblPr/>
+      <w:tcPr>
+        <w:shd w:val="clear" w:color="auto" w:fill="F2F2F2" w:themeFill="background1" w:themeFillShade="F2"/>
+      </w:tcPr>
+    </w:tblStylePr>
+    <w:tblStylePr w:type="neCell">
+      <w:tblPr/>
+      <w:tcPr>
+        <w:tcBorders>
+          <w:left w:val="nil"/>
+        </w:tcBorders>
+      </w:tcPr>
+    </w:tblStylePr>
+    <w:tblStylePr w:type="nwCell">
+      <w:tblPr/>
+      <w:tcPr>
+        <w:tcBorders>
+          <w:right w:val="nil"/>
+        </w:tcBorders>
+      </w:tcPr>
+    </w:tblStylePr>
+    <w:tblStylePr w:type="seCell">
+      <w:tblPr/>
+      <w:tcPr>
+        <w:tcBorders>
+          <w:left w:val="nil"/>
+        </w:tcBorders>
+      </w:tcPr>
+    </w:tblStylePr>
+    <w:tblStylePr w:type="swCell">
+      <w:tblPr/>
+      <w:tcPr>
+        <w:tcBorders>
+          <w:right w:val="nil"/>
+        </w:tcBorders>
+      </w:tcPr>
+    </w:tblStylePr>
+  </w:style>
+  <w:style w:type="table" w:styleId="Tablaconcuadrcula1clara">
+    <w:name w:val="Grid Table 1 Light"/>
+    <w:basedOn w:val="Tablanormal"/>
+    <w:uiPriority w:val="46"/>
+    <w:rsid w:val="008B7472"/>
+    <w:pPr>
+      <w:spacing w:after="0" w:line="240" w:lineRule="auto"/>
+    </w:pPr>
+    <w:tblPr>
+      <w:tblStyleRowBandSize w:val="1"/>
+      <w:tblStyleColBandSize w:val="1"/>
+      <w:tblBorders>
+        <w:top w:val="single" w:sz="4" w:space="0" w:color="999999" w:themeColor="text1" w:themeTint="66"/>
+        <w:left w:val="single" w:sz="4" w:space="0" w:color="999999" w:themeColor="text1" w:themeTint="66"/>
+        <w:bottom w:val="single" w:sz="4" w:space="0" w:color="999999" w:themeColor="text1" w:themeTint="66"/>
+        <w:right w:val="single" w:sz="4" w:space="0" w:color="999999" w:themeColor="text1" w:themeTint="66"/>
+        <w:insideH w:val="single" w:sz="4" w:space="0" w:color="999999" w:themeColor="text1" w:themeTint="66"/>
+        <w:insideV w:val="single" w:sz="4" w:space="0" w:color="999999" w:themeColor="text1" w:themeTint="66"/>
+      </w:tblBorders>
+    </w:tblPr>
+    <w:tblStylePr w:type="firstRow">
+      <w:rPr>
+        <w:b/>
+        <w:bCs/>
+      </w:rPr>
+      <w:tblPr/>
+      <w:tcPr>
+        <w:tcBorders>
+          <w:bottom w:val="single" w:sz="12" w:space="0" w:color="666666" w:themeColor="text1" w:themeTint="99"/>
+        </w:tcBorders>
+      </w:tcPr>
+    </w:tblStylePr>
+    <w:tblStylePr w:type="lastRow">
+      <w:rPr>
+        <w:b/>
+        <w:bCs/>
+      </w:rPr>
+      <w:tblPr/>
+      <w:tcPr>
+        <w:tcBorders>
+          <w:top w:val="double" w:sz="2" w:space="0" w:color="666666" w:themeColor="text1" w:themeTint="99"/>
+        </w:tcBorders>
+      </w:tcPr>
+    </w:tblStylePr>
+    <w:tblStylePr w:type="firstCol">
+      <w:rPr>
+        <w:b/>
+        <w:bCs/>
+      </w:rPr>
+    </w:tblStylePr>
+    <w:tblStylePr w:type="lastCol">
+      <w:rPr>
+        <w:b/>
+        <w:bCs/>
+      </w:rPr>
+    </w:tblStylePr>
+  </w:style>
 </w:styles>
 </file>
 
